--- a/LLDD/word/BE/LLDD-BE-API-Document-Workflow-Actions.docx
+++ b/LLDD/word/BE/LLDD-BE-API-Document-Workflow-Actions.docx
@@ -2195,7 +2195,7 @@
       <w:r>
         <w:drawing>
           <wp:inline xmlns:a="http://schemas.openxmlformats.org/drawingml/2006/main" xmlns:pic="http://schemas.openxmlformats.org/drawingml/2006/picture">
-            <wp:extent cx="5669280" cy="3135602"/>
+            <wp:extent cx="5669280" cy="3011805"/>
             <wp:docPr id="2" name="Picture 2"/>
             <wp:cNvGraphicFramePr>
               <a:graphicFrameLocks noChangeAspect="1"/>
@@ -2216,7 +2216,7 @@
                   <pic:spPr>
                     <a:xfrm>
                       <a:off x="0" y="0"/>
-                      <a:ext cx="5669280" cy="3135602"/>
+                      <a:ext cx="5669280" cy="3011805"/>
                     </a:xfrm>
                     <a:prstGeom prst="rect"/>
                   </pic:spPr>
@@ -2512,7 +2512,22 @@
                 <w:rFonts w:ascii="Arial" w:hAnsi="Arial" w:eastAsia="Arial" w:cs="Tahoma"/>
                 <w:sz w:val="18"/>
               </w:rPr>
-              <w:t>verbatim from actionOptions</w:t>
+              <w:t>actionOptions[].</w:t>
+            </w:r>
+            <w:r>
+              <w:rPr>
+                <w:rFonts w:ascii="Arial" w:hAnsi="Arial" w:eastAsia="Arial" w:cs="Tahoma"/>
+                <w:b/>
+                <w:sz w:val="18"/>
+              </w:rPr>
+              <w:t>value</w:t>
+            </w:r>
+            <w:r>
+              <w:rPr>
+                <w:rFonts w:ascii="Arial" w:hAnsi="Arial" w:eastAsia="Arial" w:cs="Tahoma"/>
+                <w:sz w:val="18"/>
+              </w:rPr>
+              <w:t xml:space="preserve"> (ไม่ใช่ label)</w:t>
             </w:r>
           </w:p>
         </w:tc>
@@ -2562,7 +2577,35 @@
                 <w:rFonts w:ascii="Arial" w:hAnsi="Arial" w:eastAsia="Arial" w:cs="Tahoma"/>
                 <w:sz w:val="18"/>
               </w:rPr>
-              <w:t>ต้องเป็นค่าที่ API detail ส่งมาให้ผู้ใช้ในเอกสารนั้น</w:t>
+              <w:t xml:space="preserve">ต้องเป็นค่า </w:t>
+            </w:r>
+            <w:r>
+              <w:rPr>
+                <w:rFonts w:ascii="Courier New" w:hAnsi="Courier New" w:eastAsia="Courier New" w:cs="Tahoma"/>
+                <w:sz w:val="18"/>
+              </w:rPr>
+              <w:t>value</w:t>
+            </w:r>
+            <w:r>
+              <w:rPr>
+                <w:rFonts w:ascii="Arial" w:hAnsi="Arial" w:eastAsia="Arial" w:cs="Tahoma"/>
+                <w:sz w:val="18"/>
+              </w:rPr>
+              <w:t xml:space="preserve"> จาก </w:t>
+            </w:r>
+            <w:r>
+              <w:rPr>
+                <w:rFonts w:ascii="Courier New" w:hAnsi="Courier New" w:eastAsia="Courier New" w:cs="Tahoma"/>
+                <w:sz w:val="18"/>
+              </w:rPr>
+              <w:t>actionOptions</w:t>
+            </w:r>
+            <w:r>
+              <w:rPr>
+                <w:rFonts w:ascii="Arial" w:hAnsi="Arial" w:eastAsia="Arial" w:cs="Tahoma"/>
+                <w:sz w:val="18"/>
+              </w:rPr>
+              <w:t xml:space="preserve"> ที่ API detail ส่งมา — validate ซ้ำฝั่ง BE ว่าอยู่ใน 7 ค่าของ enum</w:t>
             </w:r>
           </w:p>
         </w:tc>
@@ -4232,7 +4275,22 @@
                 <w:rFonts w:ascii="Arial" w:hAnsi="Arial" w:eastAsia="Arial" w:cs="Tahoma"/>
                 <w:sz w:val="18"/>
               </w:rPr>
-              <w:t>เห็นควรไม่ชดเชย</w:t>
+              <w:t xml:space="preserve">เห็นควรไม่ชดเชย (มติ 2026-09-02 — </w:t>
+            </w:r>
+            <w:r>
+              <w:rPr>
+                <w:rFonts w:ascii="Arial" w:hAnsi="Arial" w:eastAsia="Arial" w:cs="Tahoma"/>
+                <w:b/>
+                <w:sz w:val="18"/>
+              </w:rPr>
+              <w:t>จบ flow ทันที</w:t>
+            </w:r>
+            <w:r>
+              <w:rPr>
+                <w:rFonts w:ascii="Arial" w:hAnsi="Arial" w:eastAsia="Arial" w:cs="Tahoma"/>
+                <w:sz w:val="18"/>
+              </w:rPr>
+              <w:t xml:space="preserve"> เหมือน 01/02 · เดิมตีกลับ 06)</w:t>
             </w:r>
           </w:p>
         </w:tc>
@@ -4257,7 +4315,7 @@
                 <w:rFonts w:ascii="Arial" w:hAnsi="Arial" w:eastAsia="Arial" w:cs="Tahoma"/>
                 <w:sz w:val="18"/>
               </w:rPr>
-              <w:t>06</w:t>
+              <w:t>99</w:t>
             </w:r>
           </w:p>
         </w:tc>
@@ -4282,7 +4340,7 @@
                 <w:rFonts w:ascii="Arial" w:hAnsi="Arial" w:eastAsia="Arial" w:cs="Tahoma"/>
                 <w:sz w:val="18"/>
               </w:rPr>
-              <w:t>06</w:t>
+              <w:t>null</w:t>
             </w:r>
           </w:p>
         </w:tc>
@@ -4307,7 +4365,7 @@
                 <w:rFonts w:ascii="Arial" w:hAnsi="Arial" w:eastAsia="Arial" w:cs="Tahoma"/>
                 <w:sz w:val="18"/>
               </w:rPr>
-              <w:t>close 03; reopen 06</w:t>
+              <w:t>close 03; complete instance</w:t>
             </w:r>
           </w:p>
         </w:tc>
@@ -4446,6 +4504,709 @@
                 <w:sz w:val="18"/>
               </w:rPr>
               <w:t>close current; reopen 06 with new task id</w:t>
+            </w:r>
+          </w:p>
+        </w:tc>
+      </w:tr>
+    </w:tbl>
+    <w:p/>
+    <w:p>
+      <w:pPr>
+        <w:pStyle w:val="Heading2"/>
+        <w:keepNext/>
+        <w:keepLines/>
+        <w:pageBreakBefore w:val="0"/>
+      </w:pPr>
+      <w:r>
+        <w:t>5.1c แจ้ง STA เมื่อเปิดพิจารณาใหม่ (reflow) — มติ 2026-09-01</w:t>
+      </w:r>
+    </w:p>
+    <w:p>
+      <w:pPr>
+        <w:keepNext w:val="0"/>
+      </w:pPr>
+      <w:r>
+        <w:t xml:space="preserve">เมื่อ </w:t>
+      </w:r>
+      <w:r>
+        <w:rPr>
+          <w:b/>
+        </w:rPr>
+        <w:t>ฝ่าย SBP DSA (section 06)</w:t>
+      </w:r>
+      <w:r>
+        <w:t xml:space="preserve"> กด action บนเอกสารที่</w:t>
+      </w:r>
+      <w:r>
+        <w:rPr>
+          <w:b/>
+        </w:rPr>
+        <w:t>จบไปแล้ว</w:t>
+      </w:r>
+      <w:r>
+        <w:t xml:space="preserve"> (statusCode 99) ด้วยผล </w:t>
+      </w:r>
+      <w:r>
+        <w:rPr>
+          <w:b/>
+        </w:rPr>
+        <w:t>เห็นควรไม่ชดเชย</w:t>
+      </w:r>
+      <w:r>
+        <w:t xml:space="preserve"> หรือ </w:t>
+      </w:r>
+      <w:r>
+        <w:rPr>
+          <w:b/>
+        </w:rPr>
+        <w:t>หยุดชดเชยประกันรายได้</w:t>
+      </w:r>
+      <w:r>
+        <w:t xml:space="preserve"> เพื่อเปิดรอบพิจารณาใหม่ endpoint นี้ต้อง </w:t>
+      </w:r>
+      <w:r>
+        <w:rPr>
+          <w:b/>
+        </w:rPr>
+        <w:t>publish message `sgi_reflow`</w:t>
+      </w:r>
+      <w:r>
+        <w:t xml:space="preserve"> ให้ระบบ STA ด้วย — ถ้าไม่แจ้ง STA จะปิดงวดนั้นค้างไว้และยอดชดเชยรอบใหม่จะไม่ถูกคำนวณ · สัญญาข้อความเต็มดู </w:t>
+      </w:r>
+      <w:r>
+        <w:rPr>
+          <w:color w:val="8A3324"/>
+        </w:rPr>
+        <w:t>ประกันรายได้ ตัวอย่าง Message RabbitMQ</w:t>
+      </w:r>
+    </w:p>
+    <w:tbl>
+      <w:tblPr>
+        <w:tblStyle w:val="TableGrid"/>
+        <w:tblW w:type="auto" w:w="0"/>
+        <w:jc w:val="center"/>
+        <w:tblLook w:firstColumn="1" w:firstRow="1" w:lastColumn="0" w:lastRow="0" w:noHBand="0" w:noVBand="1" w:val="04A0"/>
+      </w:tblPr>
+      <w:tblGrid>
+        <w:gridCol w:w="5040"/>
+        <w:gridCol w:w="5040"/>
+      </w:tblGrid>
+      <w:tr>
+        <w:trPr>
+          <w:cantSplit/>
+        </w:trPr>
+        <w:tc>
+          <w:tcPr>
+            <w:tcW w:type="dxa" w:w="5040"/>
+            <w:vAlign w:val="center"/>
+            <w:shd w:fill="E8EEF5"/>
+          </w:tcPr>
+          <w:p>
+            <w:pPr>
+              <w:keepLines/>
+              <w:spacing w:after="0"/>
+            </w:pPr>
+            <w:r/>
+            <w:r>
+              <w:rPr>
+                <w:rFonts w:ascii="Arial" w:hAnsi="Arial" w:eastAsia="Arial" w:cs="Tahoma"/>
+                <w:b/>
+                <w:sz w:val="18"/>
+              </w:rPr>
+              <w:t>รายการ</w:t>
+            </w:r>
+          </w:p>
+        </w:tc>
+        <w:tc>
+          <w:tcPr>
+            <w:tcW w:type="dxa" w:w="5040"/>
+            <w:vAlign w:val="center"/>
+            <w:shd w:fill="E8EEF5"/>
+          </w:tcPr>
+          <w:p>
+            <w:pPr>
+              <w:keepLines/>
+              <w:spacing w:after="0"/>
+            </w:pPr>
+            <w:r/>
+            <w:r>
+              <w:rPr>
+                <w:rFonts w:ascii="Arial" w:hAnsi="Arial" w:eastAsia="Arial" w:cs="Tahoma"/>
+                <w:b/>
+                <w:sz w:val="18"/>
+              </w:rPr>
+              <w:t>ข้อกำหนดที่ต้องทำตาม</w:t>
+            </w:r>
+          </w:p>
+        </w:tc>
+      </w:tr>
+      <w:tr>
+        <w:trPr>
+          <w:cantSplit/>
+        </w:trPr>
+        <w:tc>
+          <w:tcPr>
+            <w:tcW w:type="dxa" w:w="5040"/>
+            <w:vAlign w:val="center"/>
+          </w:tcPr>
+          <w:p>
+            <w:pPr>
+              <w:keepLines/>
+              <w:spacing w:after="0"/>
+            </w:pPr>
+            <w:r>
+              <w:rPr>
+                <w:rFonts w:ascii="Arial" w:hAnsi="Arial" w:eastAsia="Arial" w:cs="Tahoma"/>
+                <w:sz w:val="18"/>
+              </w:rPr>
+            </w:r>
+            <w:r>
+              <w:rPr>
+                <w:rFonts w:ascii="Arial" w:hAnsi="Arial" w:eastAsia="Arial" w:cs="Tahoma"/>
+                <w:sz w:val="18"/>
+              </w:rPr>
+              <w:t>ช่องทาง</w:t>
+            </w:r>
+          </w:p>
+        </w:tc>
+        <w:tc>
+          <w:tcPr>
+            <w:tcW w:type="dxa" w:w="5040"/>
+            <w:vAlign w:val="center"/>
+          </w:tcPr>
+          <w:p>
+            <w:pPr>
+              <w:keepLines/>
+              <w:spacing w:after="0"/>
+            </w:pPr>
+            <w:r>
+              <w:rPr>
+                <w:rFonts w:ascii="Arial" w:hAnsi="Arial" w:eastAsia="Arial" w:cs="Tahoma"/>
+                <w:sz w:val="18"/>
+              </w:rPr>
+            </w:r>
+            <w:r>
+              <w:rPr>
+                <w:rFonts w:ascii="Arial" w:hAnsi="Arial" w:eastAsia="Arial" w:cs="Tahoma"/>
+                <w:sz w:val="18"/>
+              </w:rPr>
+              <w:t xml:space="preserve">RabbitMQ exchange </w:t>
+            </w:r>
+            <w:r>
+              <w:rPr>
+                <w:rFonts w:ascii="Courier New" w:hAnsi="Courier New" w:eastAsia="Courier New" w:cs="Tahoma"/>
+                <w:sz w:val="18"/>
+              </w:rPr>
+              <w:t>sgi.interface</w:t>
+            </w:r>
+            <w:r>
+              <w:rPr>
+                <w:rFonts w:ascii="Arial" w:hAnsi="Arial" w:eastAsia="Arial" w:cs="Tahoma"/>
+                <w:sz w:val="18"/>
+              </w:rPr>
+              <w:t xml:space="preserve"> (topic · durable) — ชื่อ exchange อ่านจาก backend config </w:t>
+            </w:r>
+            <w:r>
+              <w:rPr>
+                <w:rFonts w:ascii="Courier New" w:hAnsi="Courier New" w:eastAsia="Courier New" w:cs="Tahoma"/>
+                <w:sz w:val="18"/>
+              </w:rPr>
+              <w:t>SGI_MQ_EXCHANGE</w:t>
+            </w:r>
+          </w:p>
+        </w:tc>
+      </w:tr>
+      <w:tr>
+        <w:trPr>
+          <w:cantSplit/>
+        </w:trPr>
+        <w:tc>
+          <w:tcPr>
+            <w:tcW w:type="dxa" w:w="5040"/>
+            <w:vAlign w:val="center"/>
+          </w:tcPr>
+          <w:p>
+            <w:pPr>
+              <w:keepLines/>
+              <w:spacing w:after="0"/>
+            </w:pPr>
+            <w:r>
+              <w:rPr>
+                <w:rFonts w:ascii="Arial" w:hAnsi="Arial" w:eastAsia="Arial" w:cs="Tahoma"/>
+                <w:sz w:val="18"/>
+              </w:rPr>
+            </w:r>
+            <w:r>
+              <w:rPr>
+                <w:rFonts w:ascii="Arial" w:hAnsi="Arial" w:eastAsia="Arial" w:cs="Tahoma"/>
+                <w:sz w:val="18"/>
+              </w:rPr>
+              <w:t>ชื่อชุดข้อมูล</w:t>
+            </w:r>
+          </w:p>
+        </w:tc>
+        <w:tc>
+          <w:tcPr>
+            <w:tcW w:type="dxa" w:w="5040"/>
+            <w:vAlign w:val="center"/>
+          </w:tcPr>
+          <w:p>
+            <w:pPr>
+              <w:keepLines/>
+              <w:spacing w:after="0"/>
+            </w:pPr>
+            <w:r>
+              <w:rPr>
+                <w:rFonts w:ascii="Arial" w:hAnsi="Arial" w:eastAsia="Arial" w:cs="Tahoma"/>
+                <w:sz w:val="18"/>
+              </w:rPr>
+            </w:r>
+            <w:r>
+              <w:rPr>
+                <w:rFonts w:ascii="Courier New" w:hAnsi="Courier New" w:eastAsia="Courier New" w:cs="Tahoma"/>
+                <w:sz w:val="18"/>
+              </w:rPr>
+              <w:t>dataName = "sgi_reflow"</w:t>
+            </w:r>
+            <w:r>
+              <w:rPr>
+                <w:rFonts w:ascii="Arial" w:hAnsi="Arial" w:eastAsia="Arial" w:cs="Tahoma"/>
+                <w:sz w:val="18"/>
+              </w:rPr>
+              <w:t xml:space="preserve"> · </w:t>
+            </w:r>
+            <w:r>
+              <w:rPr>
+                <w:rFonts w:ascii="Courier New" w:hAnsi="Courier New" w:eastAsia="Courier New" w:cs="Tahoma"/>
+                <w:sz w:val="18"/>
+              </w:rPr>
+              <w:t>sender = "SGI"</w:t>
+            </w:r>
+            <w:r>
+              <w:rPr>
+                <w:rFonts w:ascii="Arial" w:hAnsi="Arial" w:eastAsia="Arial" w:cs="Tahoma"/>
+                <w:sz w:val="18"/>
+              </w:rPr>
+              <w:t xml:space="preserve"> · โครงสร้างฟิลด์ชุดเดียวกับ </w:t>
+            </w:r>
+            <w:r>
+              <w:rPr>
+                <w:rFonts w:ascii="Courier New" w:hAnsi="Courier New" w:eastAsia="Courier New" w:cs="Tahoma"/>
+                <w:sz w:val="18"/>
+              </w:rPr>
+              <w:t>sgi_impact_store</w:t>
+            </w:r>
+          </w:p>
+        </w:tc>
+      </w:tr>
+      <w:tr>
+        <w:trPr>
+          <w:cantSplit/>
+        </w:trPr>
+        <w:tc>
+          <w:tcPr>
+            <w:tcW w:type="dxa" w:w="5040"/>
+            <w:vAlign w:val="center"/>
+          </w:tcPr>
+          <w:p>
+            <w:pPr>
+              <w:keepLines/>
+              <w:spacing w:after="0"/>
+            </w:pPr>
+            <w:r>
+              <w:rPr>
+                <w:rFonts w:ascii="Arial" w:hAnsi="Arial" w:eastAsia="Arial" w:cs="Tahoma"/>
+                <w:sz w:val="18"/>
+              </w:rPr>
+            </w:r>
+            <w:r>
+              <w:rPr>
+                <w:rFonts w:ascii="Arial" w:hAnsi="Arial" w:eastAsia="Arial" w:cs="Tahoma"/>
+                <w:sz w:val="18"/>
+              </w:rPr>
+              <w:t>ค่าที่บังคับ</w:t>
+            </w:r>
+          </w:p>
+        </w:tc>
+        <w:tc>
+          <w:tcPr>
+            <w:tcW w:type="dxa" w:w="5040"/>
+            <w:vAlign w:val="center"/>
+          </w:tcPr>
+          <w:p>
+            <w:pPr>
+              <w:keepLines/>
+              <w:spacing w:after="0"/>
+            </w:pPr>
+            <w:r>
+              <w:rPr>
+                <w:rFonts w:ascii="Arial" w:hAnsi="Arial" w:eastAsia="Arial" w:cs="Tahoma"/>
+                <w:sz w:val="18"/>
+              </w:rPr>
+            </w:r>
+            <w:r>
+              <w:rPr>
+                <w:rFonts w:ascii="Courier New" w:hAnsi="Courier New" w:eastAsia="Courier New" w:cs="Tahoma"/>
+                <w:sz w:val="18"/>
+              </w:rPr>
+              <w:t>compensate_status = "R"</w:t>
+            </w:r>
+            <w:r>
+              <w:rPr>
+                <w:rFonts w:ascii="Arial" w:hAnsi="Arial" w:eastAsia="Arial" w:cs="Tahoma"/>
+                <w:sz w:val="18"/>
+              </w:rPr>
+              <w:t xml:space="preserve"> ทุกรายการ · </w:t>
+            </w:r>
+            <w:r>
+              <w:rPr>
+                <w:rFonts w:ascii="Courier New" w:hAnsi="Courier New" w:eastAsia="Courier New" w:cs="Tahoma"/>
+                <w:sz w:val="18"/>
+              </w:rPr>
+              <w:t>stmt_year_month</w:t>
+            </w:r>
+            <w:r>
+              <w:rPr>
+                <w:rFonts w:ascii="Arial" w:hAnsi="Arial" w:eastAsia="Arial" w:cs="Tahoma"/>
+                <w:sz w:val="18"/>
+              </w:rPr>
+              <w:t xml:space="preserve"> ว่างเสมอ (ยังไม่ทราบงวด statement ใหม่)</w:t>
+            </w:r>
+          </w:p>
+        </w:tc>
+      </w:tr>
+      <w:tr>
+        <w:trPr>
+          <w:cantSplit/>
+        </w:trPr>
+        <w:tc>
+          <w:tcPr>
+            <w:tcW w:type="dxa" w:w="5040"/>
+            <w:vAlign w:val="center"/>
+          </w:tcPr>
+          <w:p>
+            <w:pPr>
+              <w:keepLines/>
+              <w:spacing w:after="0"/>
+            </w:pPr>
+            <w:r>
+              <w:rPr>
+                <w:rFonts w:ascii="Arial" w:hAnsi="Arial" w:eastAsia="Arial" w:cs="Tahoma"/>
+                <w:sz w:val="18"/>
+              </w:rPr>
+            </w:r>
+            <w:r>
+              <w:rPr>
+                <w:rFonts w:ascii="Arial" w:hAnsi="Arial" w:eastAsia="Arial" w:cs="Tahoma"/>
+                <w:sz w:val="18"/>
+              </w:rPr>
+              <w:t>จำนวนรายการ</w:t>
+            </w:r>
+          </w:p>
+        </w:tc>
+        <w:tc>
+          <w:tcPr>
+            <w:tcW w:type="dxa" w:w="5040"/>
+            <w:vAlign w:val="center"/>
+          </w:tcPr>
+          <w:p>
+            <w:pPr>
+              <w:keepLines/>
+              <w:spacing w:after="0"/>
+            </w:pPr>
+            <w:r>
+              <w:rPr>
+                <w:rFonts w:ascii="Arial" w:hAnsi="Arial" w:eastAsia="Arial" w:cs="Tahoma"/>
+                <w:sz w:val="18"/>
+              </w:rPr>
+            </w:r>
+            <w:r>
+              <w:rPr>
+                <w:rFonts w:ascii="Arial" w:hAnsi="Arial" w:eastAsia="Arial" w:cs="Tahoma"/>
+                <w:b/>
+                <w:sz w:val="18"/>
+              </w:rPr>
+              <w:t>1 รายการต่อ 1 งวด</w:t>
+            </w:r>
+            <w:r>
+              <w:rPr>
+                <w:rFonts w:ascii="Arial" w:hAnsi="Arial" w:eastAsia="Arial" w:cs="Tahoma"/>
+                <w:sz w:val="18"/>
+              </w:rPr>
+              <w:t xml:space="preserve"> (</w:t>
+            </w:r>
+            <w:r>
+              <w:rPr>
+                <w:rFonts w:ascii="Courier New" w:hAnsi="Courier New" w:eastAsia="Courier New" w:cs="Tahoma"/>
+                <w:sz w:val="18"/>
+              </w:rPr>
+              <w:t>compensate_year_month</w:t>
+            </w:r>
+            <w:r>
+              <w:rPr>
+                <w:rFonts w:ascii="Arial" w:hAnsi="Arial" w:eastAsia="Arial" w:cs="Tahoma"/>
+                <w:sz w:val="18"/>
+              </w:rPr>
+              <w:t>) ที่ต้อง reflow — ส่งครบทุกงวดที่เอกสารเดิมครอบคลุม</w:t>
+            </w:r>
+          </w:p>
+        </w:tc>
+      </w:tr>
+      <w:tr>
+        <w:trPr>
+          <w:cantSplit/>
+        </w:trPr>
+        <w:tc>
+          <w:tcPr>
+            <w:tcW w:type="dxa" w:w="5040"/>
+            <w:vAlign w:val="center"/>
+          </w:tcPr>
+          <w:p>
+            <w:pPr>
+              <w:keepLines/>
+              <w:spacing w:after="0"/>
+            </w:pPr>
+            <w:r>
+              <w:rPr>
+                <w:rFonts w:ascii="Arial" w:hAnsi="Arial" w:eastAsia="Arial" w:cs="Tahoma"/>
+                <w:sz w:val="18"/>
+              </w:rPr>
+            </w:r>
+            <w:r>
+              <w:rPr>
+                <w:rFonts w:ascii="Arial" w:hAnsi="Arial" w:eastAsia="Arial" w:cs="Tahoma"/>
+                <w:sz w:val="18"/>
+              </w:rPr>
+              <w:t>Transaction boundary</w:t>
+            </w:r>
+          </w:p>
+        </w:tc>
+        <w:tc>
+          <w:tcPr>
+            <w:tcW w:type="dxa" w:w="5040"/>
+            <w:vAlign w:val="center"/>
+          </w:tcPr>
+          <w:p>
+            <w:pPr>
+              <w:keepLines/>
+              <w:spacing w:after="0"/>
+            </w:pPr>
+            <w:r>
+              <w:rPr>
+                <w:rFonts w:ascii="Arial" w:hAnsi="Arial" w:eastAsia="Arial" w:cs="Tahoma"/>
+                <w:sz w:val="18"/>
+              </w:rPr>
+            </w:r>
+            <w:r>
+              <w:rPr>
+                <w:rFonts w:ascii="Arial" w:hAnsi="Arial" w:eastAsia="Arial" w:cs="Tahoma"/>
+                <w:sz w:val="18"/>
+              </w:rPr>
+              <w:t xml:space="preserve">insert แถว outbox </w:t>
+            </w:r>
+            <w:r>
+              <w:rPr>
+                <w:rFonts w:ascii="Courier New" w:hAnsi="Courier New" w:eastAsia="Courier New" w:cs="Tahoma"/>
+                <w:sz w:val="18"/>
+              </w:rPr>
+              <w:t>sgi_interface_transactions</w:t>
+            </w:r>
+            <w:r>
+              <w:rPr>
+                <w:rFonts w:ascii="Arial" w:hAnsi="Arial" w:eastAsia="Arial" w:cs="Tahoma"/>
+                <w:sz w:val="18"/>
+              </w:rPr>
+              <w:t xml:space="preserve"> (</w:t>
+            </w:r>
+            <w:r>
+              <w:rPr>
+                <w:rFonts w:ascii="Arial" w:hAnsi="Arial" w:eastAsia="Arial" w:cs="Tahoma"/>
+                <w:b/>
+                <w:sz w:val="18"/>
+              </w:rPr>
+              <w:t>`data_name = 'SGI_REFLOW'`</w:t>
+            </w:r>
+            <w:r>
+              <w:rPr>
+                <w:rFonts w:ascii="Arial" w:hAnsi="Arial" w:eastAsia="Arial" w:cs="Tahoma"/>
+                <w:sz w:val="18"/>
+              </w:rPr>
+              <w:t xml:space="preserve"> · </w:t>
+            </w:r>
+            <w:r>
+              <w:rPr>
+                <w:rFonts w:ascii="Courier New" w:hAnsi="Courier New" w:eastAsia="Courier New" w:cs="Tahoma"/>
+                <w:sz w:val="18"/>
+              </w:rPr>
+              <w:t>direction = 'OUT'</w:t>
+            </w:r>
+            <w:r>
+              <w:rPr>
+                <w:rFonts w:ascii="Arial" w:hAnsi="Arial" w:eastAsia="Arial" w:cs="Tahoma"/>
+                <w:sz w:val="18"/>
+              </w:rPr>
+              <w:t xml:space="preserve"> · </w:t>
+            </w:r>
+            <w:r>
+              <w:rPr>
+                <w:rFonts w:ascii="Courier New" w:hAnsi="Courier New" w:eastAsia="Courier New" w:cs="Tahoma"/>
+                <w:sz w:val="18"/>
+              </w:rPr>
+              <w:t>status = 'READY'</w:t>
+            </w:r>
+            <w:r>
+              <w:rPr>
+                <w:rFonts w:ascii="Arial" w:hAnsi="Arial" w:eastAsia="Arial" w:cs="Tahoma"/>
+                <w:sz w:val="18"/>
+              </w:rPr>
+              <w:t xml:space="preserve">) </w:t>
+            </w:r>
+            <w:r>
+              <w:rPr>
+                <w:rFonts w:ascii="Arial" w:hAnsi="Arial" w:eastAsia="Arial" w:cs="Tahoma"/>
+                <w:b/>
+                <w:sz w:val="18"/>
+              </w:rPr>
+              <w:t>ใน transaction เดียวกับการเปิดรอบพิจารณาใหม่</w:t>
+            </w:r>
+            <w:r>
+              <w:rPr>
+                <w:rFonts w:ascii="Arial" w:hAnsi="Arial" w:eastAsia="Arial" w:cs="Tahoma"/>
+                <w:sz w:val="18"/>
+              </w:rPr>
+              <w:t xml:space="preserve"> แล้ว publish นอก transaction · ได้ publisher confirm จึง update เป็น </w:t>
+            </w:r>
+            <w:r>
+              <w:rPr>
+                <w:rFonts w:ascii="Courier New" w:hAnsi="Courier New" w:eastAsia="Courier New" w:cs="Tahoma"/>
+                <w:sz w:val="18"/>
+              </w:rPr>
+              <w:t>SENT</w:t>
+            </w:r>
+            <w:r>
+              <w:rPr>
+                <w:rFonts w:ascii="Arial" w:hAnsi="Arial" w:eastAsia="Arial" w:cs="Tahoma"/>
+                <w:sz w:val="18"/>
+              </w:rPr>
+              <w:t xml:space="preserve"> &lt;br&gt;⚠️ </w:t>
+            </w:r>
+            <w:r>
+              <w:rPr>
+                <w:rFonts w:ascii="Courier New" w:hAnsi="Courier New" w:eastAsia="Courier New" w:cs="Tahoma"/>
+                <w:sz w:val="18"/>
+              </w:rPr>
+              <w:t>SGI_REFLOW</w:t>
+            </w:r>
+            <w:r>
+              <w:rPr>
+                <w:rFonts w:ascii="Arial" w:hAnsi="Arial" w:eastAsia="Arial" w:cs="Tahoma"/>
+                <w:sz w:val="18"/>
+              </w:rPr>
+              <w:t xml:space="preserve"> เพิ่งถูกเพิ่มเข้า </w:t>
+            </w:r>
+            <w:r>
+              <w:rPr>
+                <w:rFonts w:ascii="Courier New" w:hAnsi="Courier New" w:eastAsia="Courier New" w:cs="Tahoma"/>
+                <w:sz w:val="18"/>
+              </w:rPr>
+              <w:t>CHECK</w:t>
+            </w:r>
+            <w:r>
+              <w:rPr>
+                <w:rFonts w:ascii="Arial" w:hAnsi="Arial" w:eastAsia="Arial" w:cs="Tahoma"/>
+                <w:sz w:val="18"/>
+              </w:rPr>
+              <w:t xml:space="preserve"> ของ </w:t>
+            </w:r>
+            <w:r>
+              <w:rPr>
+                <w:rFonts w:ascii="Courier New" w:hAnsi="Courier New" w:eastAsia="Courier New" w:cs="Tahoma"/>
+                <w:sz w:val="18"/>
+              </w:rPr>
+              <w:t>data_name</w:t>
+            </w:r>
+            <w:r>
+              <w:rPr>
+                <w:rFonts w:ascii="Arial" w:hAnsi="Arial" w:eastAsia="Arial" w:cs="Tahoma"/>
+                <w:sz w:val="18"/>
+              </w:rPr>
+              <w:t xml:space="preserve"> เมื่อ 2026-09-02 — ก่อนหน้านั้น INSERT นี้จะถูก constraint ปฏิเสธ</w:t>
+            </w:r>
+          </w:p>
+        </w:tc>
+      </w:tr>
+      <w:tr>
+        <w:trPr>
+          <w:cantSplit/>
+        </w:trPr>
+        <w:tc>
+          <w:tcPr>
+            <w:tcW w:type="dxa" w:w="5040"/>
+            <w:vAlign w:val="center"/>
+          </w:tcPr>
+          <w:p>
+            <w:pPr>
+              <w:keepLines/>
+              <w:spacing w:after="0"/>
+            </w:pPr>
+            <w:r>
+              <w:rPr>
+                <w:rFonts w:ascii="Arial" w:hAnsi="Arial" w:eastAsia="Arial" w:cs="Tahoma"/>
+                <w:sz w:val="18"/>
+              </w:rPr>
+            </w:r>
+            <w:r>
+              <w:rPr>
+                <w:rFonts w:ascii="Arial" w:hAnsi="Arial" w:eastAsia="Arial" w:cs="Tahoma"/>
+                <w:sz w:val="18"/>
+              </w:rPr>
+              <w:t>Idempotency</w:t>
+            </w:r>
+          </w:p>
+        </w:tc>
+        <w:tc>
+          <w:tcPr>
+            <w:tcW w:type="dxa" w:w="5040"/>
+            <w:vAlign w:val="center"/>
+          </w:tcPr>
+          <w:p>
+            <w:pPr>
+              <w:keepLines/>
+              <w:spacing w:after="0"/>
+            </w:pPr>
+            <w:r>
+              <w:rPr>
+                <w:rFonts w:ascii="Arial" w:hAnsi="Arial" w:eastAsia="Arial" w:cs="Tahoma"/>
+                <w:sz w:val="18"/>
+              </w:rPr>
+            </w:r>
+            <w:r>
+              <w:rPr>
+                <w:rFonts w:ascii="Courier New" w:hAnsi="Courier New" w:eastAsia="Courier New" w:cs="Tahoma"/>
+                <w:sz w:val="18"/>
+              </w:rPr>
+              <w:t>message_id</w:t>
+            </w:r>
+            <w:r>
+              <w:rPr>
+                <w:rFonts w:ascii="Arial" w:hAnsi="Arial" w:eastAsia="Arial" w:cs="Tahoma"/>
+                <w:sz w:val="18"/>
+              </w:rPr>
+              <w:t xml:space="preserve"> = </w:t>
+            </w:r>
+            <w:r>
+              <w:rPr>
+                <w:rFonts w:ascii="Courier New" w:hAnsi="Courier New" w:eastAsia="Courier New" w:cs="Tahoma"/>
+                <w:sz w:val="18"/>
+              </w:rPr>
+              <w:t>sgi_interface_transactions.id</w:t>
+            </w:r>
+            <w:r>
+              <w:rPr>
+                <w:rFonts w:ascii="Arial" w:hAnsi="Arial" w:eastAsia="Arial" w:cs="Tahoma"/>
+                <w:sz w:val="18"/>
+              </w:rPr>
+              <w:t xml:space="preserve"> · กดเปิดพิจารณาใหม่ซ้ำบนเอกสารเดิมต้องไม่เกิดแถว outbox ที่สอง</w:t>
             </w:r>
           </w:p>
         </w:tc>
@@ -5298,6 +6059,8 @@
           <w:rFonts w:ascii="Courier New" w:hAnsi="Courier New" w:eastAsia="Courier New" w:cs="Tahoma"/>
           <w:sz w:val="16"/>
         </w:rPr>
+        <w:t>-- bind ตามลำดับ: $1=impactedStoreCode · $2=currentDocNo · $3=sectionCode</w:t>
+        <w:br/>
         <w:t>-- resolve เจ้าของงานคนเดิมของขั้น :sectionCode จากเอกสารรอบก่อนของร้านเดียวกัน</w:t>
         <w:br/>
         <w:t>SELECT cl.consider_by</w:t>
@@ -5306,11 +6069,11 @@
         <w:br/>
         <w:t>JOIN sgi_consideration_logs cl ON cl.doc_no = d.doc_no</w:t>
         <w:br/>
-        <w:t>WHERE d.impacted_store_code = :impactedStoreCode</w:t>
-        <w:br/>
-        <w:t xml:space="preserve">  AND d.doc_no &lt;&gt; :currentDocNo</w:t>
-        <w:br/>
-        <w:t xml:space="preserve">  AND cl.section_code = :sectionCode</w:t>
+        <w:t>WHERE d.impacted_store_code = $1 /* impactedStoreCode */</w:t>
+        <w:br/>
+        <w:t xml:space="preserve">  AND d.doc_no &lt;&gt; $2 /* currentDocNo */</w:t>
+        <w:br/>
+        <w:t xml:space="preserve">  AND cl.section_code = $3 /* sectionCode */</w:t>
         <w:br/>
         <w:t>ORDER BY d.round_no DESC, d.loop_no DESC, cl.action_datetime DESC</w:t>
         <w:br/>
@@ -10771,6 +11534,180 @@
                 <w:rFonts w:ascii="Arial" w:hAnsi="Arial" w:eastAsia="Arial" w:cs="Tahoma"/>
                 <w:sz w:val="18"/>
               </w:rPr>
+              <w:t>workflow_route (@srm/glb-workflow · sps_store)</w:t>
+            </w:r>
+          </w:p>
+        </w:tc>
+        <w:tc>
+          <w:tcPr>
+            <w:tcW w:type="dxa" w:w="3360"/>
+            <w:vAlign w:val="center"/>
+          </w:tcPr>
+          <w:p>
+            <w:pPr>
+              <w:keepLines/>
+              <w:spacing w:after="0"/>
+            </w:pPr>
+            <w:r>
+              <w:rPr>
+                <w:rFonts w:ascii="Arial" w:hAnsi="Arial" w:eastAsia="Arial" w:cs="Tahoma"/>
+                <w:sz w:val="18"/>
+              </w:rPr>
+            </w:r>
+            <w:r>
+              <w:rPr>
+                <w:rFonts w:ascii="Arial" w:hAnsi="Arial" w:eastAsia="Arial" w:cs="Tahoma"/>
+                <w:sz w:val="18"/>
+              </w:rPr>
+              <w:t>R</w:t>
+            </w:r>
+          </w:p>
+        </w:tc>
+        <w:tc>
+          <w:tcPr>
+            <w:tcW w:type="dxa" w:w="3360"/>
+            <w:vAlign w:val="center"/>
+          </w:tcPr>
+          <w:p>
+            <w:pPr>
+              <w:keepLines/>
+              <w:spacing w:after="0"/>
+            </w:pPr>
+            <w:r>
+              <w:rPr>
+                <w:rFonts w:ascii="Arial" w:hAnsi="Arial" w:eastAsia="Arial" w:cs="Tahoma"/>
+                <w:sz w:val="18"/>
+              </w:rPr>
+            </w:r>
+            <w:r>
+              <w:rPr>
+                <w:rFonts w:ascii="Arial" w:hAnsi="Arial" w:eastAsia="Arial" w:cs="Tahoma"/>
+                <w:sz w:val="18"/>
+              </w:rPr>
+              <w:t xml:space="preserve">อ่าน </w:t>
+            </w:r>
+            <w:r>
+              <w:rPr>
+                <w:rFonts w:ascii="Courier New" w:hAnsi="Courier New" w:eastAsia="Courier New" w:cs="Tahoma"/>
+                <w:sz w:val="18"/>
+              </w:rPr>
+              <w:t>email_id</w:t>
+            </w:r>
+            <w:r>
+              <w:rPr>
+                <w:rFonts w:ascii="Arial" w:hAnsi="Arial" w:eastAsia="Arial" w:cs="Tahoma"/>
+                <w:sz w:val="18"/>
+              </w:rPr>
+              <w:t xml:space="preserve"> ของ route ที่เพิ่งเดิน เพื่อเลือก template อีเมล (ปิด DP-5) (เพิ่ม 2026-09-02 — SQL แตะอยู่แล้วแต่ไม่ได้ประกาศไว้)</w:t>
+            </w:r>
+          </w:p>
+        </w:tc>
+      </w:tr>
+      <w:tr>
+        <w:trPr>
+          <w:cantSplit/>
+        </w:trPr>
+        <w:tc>
+          <w:tcPr>
+            <w:tcW w:type="dxa" w:w="3360"/>
+            <w:vAlign w:val="center"/>
+          </w:tcPr>
+          <w:p>
+            <w:pPr>
+              <w:keepLines/>
+              <w:spacing w:after="0"/>
+            </w:pPr>
+            <w:r>
+              <w:rPr>
+                <w:rFonts w:ascii="Arial" w:hAnsi="Arial" w:eastAsia="Arial" w:cs="Tahoma"/>
+                <w:sz w:val="18"/>
+              </w:rPr>
+            </w:r>
+            <w:r>
+              <w:rPr>
+                <w:rFonts w:ascii="Arial" w:hAnsi="Arial" w:eastAsia="Arial" w:cs="Tahoma"/>
+                <w:sz w:val="18"/>
+              </w:rPr>
+              <w:t>business_user (ระบบ SBP เดิม)</w:t>
+            </w:r>
+          </w:p>
+        </w:tc>
+        <w:tc>
+          <w:tcPr>
+            <w:tcW w:type="dxa" w:w="3360"/>
+            <w:vAlign w:val="center"/>
+          </w:tcPr>
+          <w:p>
+            <w:pPr>
+              <w:keepLines/>
+              <w:spacing w:after="0"/>
+            </w:pPr>
+            <w:r>
+              <w:rPr>
+                <w:rFonts w:ascii="Arial" w:hAnsi="Arial" w:eastAsia="Arial" w:cs="Tahoma"/>
+                <w:sz w:val="18"/>
+              </w:rPr>
+            </w:r>
+            <w:r>
+              <w:rPr>
+                <w:rFonts w:ascii="Arial" w:hAnsi="Arial" w:eastAsia="Arial" w:cs="Tahoma"/>
+                <w:sz w:val="18"/>
+              </w:rPr>
+              <w:t>R</w:t>
+            </w:r>
+          </w:p>
+        </w:tc>
+        <w:tc>
+          <w:tcPr>
+            <w:tcW w:type="dxa" w:w="3360"/>
+            <w:vAlign w:val="center"/>
+          </w:tcPr>
+          <w:p>
+            <w:pPr>
+              <w:keepLines/>
+              <w:spacing w:after="0"/>
+            </w:pPr>
+            <w:r>
+              <w:rPr>
+                <w:rFonts w:ascii="Arial" w:hAnsi="Arial" w:eastAsia="Arial" w:cs="Tahoma"/>
+                <w:sz w:val="18"/>
+              </w:rPr>
+            </w:r>
+            <w:r>
+              <w:rPr>
+                <w:rFonts w:ascii="Arial" w:hAnsi="Arial" w:eastAsia="Arial" w:cs="Tahoma"/>
+                <w:sz w:val="18"/>
+              </w:rPr>
+              <w:t>resolve อีเมล/ชื่อของผู้ดำเนินการถัดไปที่ engine คืนมา (เพิ่ม 2026-09-02 — SQL แตะอยู่แล้วแต่ไม่ได้ประกาศไว้)</w:t>
+            </w:r>
+          </w:p>
+        </w:tc>
+      </w:tr>
+      <w:tr>
+        <w:trPr>
+          <w:cantSplit/>
+        </w:trPr>
+        <w:tc>
+          <w:tcPr>
+            <w:tcW w:type="dxa" w:w="3360"/>
+            <w:vAlign w:val="center"/>
+          </w:tcPr>
+          <w:p>
+            <w:pPr>
+              <w:keepLines/>
+              <w:spacing w:after="0"/>
+            </w:pPr>
+            <w:r>
+              <w:rPr>
+                <w:rFonts w:ascii="Arial" w:hAnsi="Arial" w:eastAsia="Arial" w:cs="Tahoma"/>
+                <w:sz w:val="18"/>
+              </w:rPr>
+            </w:r>
+            <w:r>
+              <w:rPr>
+                <w:rFonts w:ascii="Arial" w:hAnsi="Arial" w:eastAsia="Arial" w:cs="Tahoma"/>
+                <w:sz w:val="18"/>
+              </w:rPr>
               <w:t>workflow_transaction (@srm/glb-workflow)</w:t>
             </w:r>
           </w:p>
@@ -10903,7 +11840,7 @@
     </w:p>
     <w:p>
       <w:pPr>
-        <w:pStyle w:val="Heading3"/>
+        <w:pStyle w:val="Heading2"/>
         <w:keepNext/>
         <w:keepLines/>
         <w:pageBreakBefore w:val="0"/>
@@ -11167,7 +12104,64 @@
                 <w:rFonts w:ascii="Arial" w:hAnsi="Arial" w:eastAsia="Arial" w:cs="Tahoma"/>
                 <w:sz w:val="18"/>
               </w:rPr>
-              <w:t>เก็บ SQL ต่อ endpoint (คัดจากหัวข้อ 10) แยกออกจาก service ให้ทดสอบ/รีวิวง่าย</w:t>
+              <w:t xml:space="preserve">เก็บ SQL ต่อ endpoint (คัดจากหัวข้อ 10) แยกออกจาก service ให้ทดสอบ/รีวิวง่าย · </w:t>
+            </w:r>
+            <w:r>
+              <w:rPr>
+                <w:rFonts w:ascii="Arial" w:hAnsi="Arial" w:eastAsia="Arial" w:cs="Tahoma"/>
+                <w:b/>
+                <w:sz w:val="18"/>
+              </w:rPr>
+              <w:t>คีย์ = ชื่อ handler</w:t>
+            </w:r>
+            <w:r>
+              <w:rPr>
+                <w:rFonts w:ascii="Arial" w:hAnsi="Arial" w:eastAsia="Arial" w:cs="Tahoma"/>
+                <w:sz w:val="18"/>
+              </w:rPr>
+              <w:t xml:space="preserve"> เช่น </w:t>
+            </w:r>
+            <w:r>
+              <w:rPr>
+                <w:rFonts w:ascii="Courier New" w:hAnsi="Courier New" w:eastAsia="Courier New" w:cs="Tahoma"/>
+                <w:sz w:val="18"/>
+              </w:rPr>
+              <w:t>getSgiMasterFactors</w:t>
+            </w:r>
+            <w:r>
+              <w:rPr>
+                <w:rFonts w:ascii="Arial" w:hAnsi="Arial" w:eastAsia="Arial" w:cs="Tahoma"/>
+                <w:sz w:val="18"/>
+              </w:rPr>
+              <w:t xml:space="preserve"> · บล็อกที่มีหลาย statement ให้แยกเป็นหลายคีย์ โดยเติมท้ายชื่อให้สื่อความ เช่น DELETE master ที่มี 2 statement → </w:t>
+            </w:r>
+            <w:r>
+              <w:rPr>
+                <w:rFonts w:ascii="Courier New" w:hAnsi="Courier New" w:eastAsia="Courier New" w:cs="Tahoma"/>
+                <w:sz w:val="18"/>
+              </w:rPr>
+              <w:t>removeSgiMasterFactorsByCodeInUse</w:t>
+            </w:r>
+            <w:r>
+              <w:rPr>
+                <w:rFonts w:ascii="Arial" w:hAnsi="Arial" w:eastAsia="Arial" w:cs="Tahoma"/>
+                <w:sz w:val="18"/>
+              </w:rPr>
+              <w:t xml:space="preserve"> (SELECT ตรวจการใช้งาน) + </w:t>
+            </w:r>
+            <w:r>
+              <w:rPr>
+                <w:rFonts w:ascii="Courier New" w:hAnsi="Courier New" w:eastAsia="Courier New" w:cs="Tahoma"/>
+                <w:sz w:val="18"/>
+              </w:rPr>
+              <w:t>removeSgiMasterFactorsByCode</w:t>
+            </w:r>
+            <w:r>
+              <w:rPr>
+                <w:rFonts w:ascii="Arial" w:hAnsi="Arial" w:eastAsia="Arial" w:cs="Tahoma"/>
+                <w:sz w:val="18"/>
+              </w:rPr>
+              <w:t xml:space="preserve"> (DELETE)</w:t>
             </w:r>
           </w:p>
         </w:tc>
@@ -11496,7 +12490,7 @@
                 <w:rFonts w:ascii="Arial" w:hAnsi="Arial" w:eastAsia="Arial" w:cs="Tahoma"/>
                 <w:sz w:val="18"/>
               </w:rPr>
-              <w:t>store-backend · src/providers/sgi/sgi.ts</w:t>
+              <w:t>store-backend · src/entitys/business-user.entity.ts</w:t>
             </w:r>
           </w:p>
         </w:tc>
@@ -11521,29 +12515,35 @@
                 <w:rFonts w:ascii="Arial" w:hAnsi="Arial" w:eastAsia="Arial" w:cs="Tahoma"/>
                 <w:sz w:val="18"/>
               </w:rPr>
-              <w:t xml:space="preserve">repository provider แบบ factory ผูก token string กับ </w:t>
+              <w:t xml:space="preserve">entity ของ </w:t>
             </w:r>
             <w:r>
               <w:rPr>
                 <w:rFonts w:ascii="Courier New" w:hAnsi="Courier New" w:eastAsia="Courier New" w:cs="Tahoma"/>
                 <w:sz w:val="18"/>
               </w:rPr>
-              <w:t>DATA_SOURCE</w:t>
-            </w:r>
-            <w:r>
-              <w:rPr>
-                <w:rFonts w:ascii="Arial" w:hAnsi="Arial" w:eastAsia="Arial" w:cs="Tahoma"/>
-                <w:sz w:val="18"/>
-              </w:rPr>
-              <w:t xml:space="preserve"> — </w:t>
-            </w:r>
-            <w:r>
-              <w:rPr>
-                <w:rFonts w:ascii="Arial" w:hAnsi="Arial" w:eastAsia="Arial" w:cs="Tahoma"/>
-                <w:b/>
-                <w:sz w:val="18"/>
-              </w:rPr>
-              <w:t>ไฟล์ร่วมของทุกเอกสาร BE ให้ merge array เพิ่ม ห้ามเขียนทับ</w:t>
+              <w:t>business_user</w:t>
+            </w:r>
+            <w:r>
+              <w:rPr>
+                <w:rFonts w:ascii="Arial" w:hAnsi="Arial" w:eastAsia="Arial" w:cs="Tahoma"/>
+                <w:sz w:val="18"/>
+              </w:rPr>
+              <w:t xml:space="preserve"> (</w:t>
+            </w:r>
+            <w:r>
+              <w:rPr>
+                <w:rFonts w:ascii="Courier New" w:hAnsi="Courier New" w:eastAsia="Courier New" w:cs="Tahoma"/>
+                <w:sz w:val="18"/>
+              </w:rPr>
+              <w:t>@Entity({schema: process.env.DB_SCHEMA})</w:t>
+            </w:r>
+            <w:r>
+              <w:rPr>
+                <w:rFonts w:ascii="Arial" w:hAnsi="Arial" w:eastAsia="Arial" w:cs="Tahoma"/>
+                <w:sz w:val="18"/>
+              </w:rPr>
+              <w:t>, ไม่ประกาศ relation)</w:t>
             </w:r>
           </w:p>
         </w:tc>
@@ -11573,7 +12573,7 @@
                 <w:rFonts w:ascii="Arial" w:hAnsi="Arial" w:eastAsia="Arial" w:cs="Tahoma"/>
                 <w:sz w:val="18"/>
               </w:rPr>
-              <w:t>store-backend · sql/deploy-sgi-document-workflow-actions.sql</w:t>
+              <w:t>store-backend · src/providers/sgi/sgi.ts</w:t>
             </w:r>
           </w:p>
         </w:tc>
@@ -11598,7 +12598,29 @@
                 <w:rFonts w:ascii="Arial" w:hAnsi="Arial" w:eastAsia="Arial" w:cs="Tahoma"/>
                 <w:sz w:val="18"/>
               </w:rPr>
-              <w:t>DDL production แบบ idempotent (ทีมนี้ไม่ใช้ migration เป็นหลัก)</w:t>
+              <w:t xml:space="preserve">repository provider แบบ factory ผูก token string กับ </w:t>
+            </w:r>
+            <w:r>
+              <w:rPr>
+                <w:rFonts w:ascii="Courier New" w:hAnsi="Courier New" w:eastAsia="Courier New" w:cs="Tahoma"/>
+                <w:sz w:val="18"/>
+              </w:rPr>
+              <w:t>DATA_SOURCE</w:t>
+            </w:r>
+            <w:r>
+              <w:rPr>
+                <w:rFonts w:ascii="Arial" w:hAnsi="Arial" w:eastAsia="Arial" w:cs="Tahoma"/>
+                <w:sz w:val="18"/>
+              </w:rPr>
+              <w:t xml:space="preserve"> — </w:t>
+            </w:r>
+            <w:r>
+              <w:rPr>
+                <w:rFonts w:ascii="Arial" w:hAnsi="Arial" w:eastAsia="Arial" w:cs="Tahoma"/>
+                <w:b/>
+                <w:sz w:val="18"/>
+              </w:rPr>
+              <w:t>ไฟล์ร่วมของทุกเอกสาร BE ให้ merge array เพิ่ม ห้ามเขียนทับ</w:t>
             </w:r>
           </w:p>
         </w:tc>
@@ -11628,7 +12650,7 @@
                 <w:rFonts w:ascii="Arial" w:hAnsi="Arial" w:eastAsia="Arial" w:cs="Tahoma"/>
                 <w:sz w:val="18"/>
               </w:rPr>
-              <w:t>BFF · src/common/client-services/sgi-client.service.ts</w:t>
+              <w:t>store-backend · sql/deploy-sgi-document-workflow-actions.sql</w:t>
             </w:r>
           </w:p>
         </w:tc>
@@ -11653,42 +12675,7 @@
                 <w:rFonts w:ascii="Arial" w:hAnsi="Arial" w:eastAsia="Arial" w:cs="Tahoma"/>
                 <w:sz w:val="18"/>
               </w:rPr>
-              <w:t xml:space="preserve">client ต่อจาก </w:t>
-            </w:r>
-            <w:r>
-              <w:rPr>
-                <w:rFonts w:ascii="Courier New" w:hAnsi="Courier New" w:eastAsia="Courier New" w:cs="Tahoma"/>
-                <w:sz w:val="18"/>
-              </w:rPr>
-              <w:t>BaseClientService</w:t>
-            </w:r>
-            <w:r>
-              <w:rPr>
-                <w:rFonts w:ascii="Arial" w:hAnsi="Arial" w:eastAsia="Arial" w:cs="Tahoma"/>
-                <w:sz w:val="18"/>
-              </w:rPr>
-              <w:t xml:space="preserve"> ตั้ง baseUrl + </w:t>
-            </w:r>
-            <w:r>
-              <w:rPr>
-                <w:rFonts w:ascii="Courier New" w:hAnsi="Courier New" w:eastAsia="Courier New" w:cs="Tahoma"/>
-                <w:sz w:val="18"/>
-              </w:rPr>
-              <w:t>x-api-key</w:t>
-            </w:r>
-            <w:r>
-              <w:rPr>
-                <w:rFonts w:ascii="Arial" w:hAnsi="Arial" w:eastAsia="Arial" w:cs="Tahoma"/>
-                <w:sz w:val="18"/>
-              </w:rPr>
-              <w:t xml:space="preserve"> ตอน </w:t>
-            </w:r>
-            <w:r>
-              <w:rPr>
-                <w:rFonts w:ascii="Courier New" w:hAnsi="Courier New" w:eastAsia="Courier New" w:cs="Tahoma"/>
-                <w:sz w:val="18"/>
-              </w:rPr>
-              <w:t>onModuleInit</w:t>
+              <w:t>DDL production แบบ idempotent (ทีมนี้ไม่ใช้ migration เป็นหลัก)</w:t>
             </w:r>
           </w:p>
         </w:tc>
@@ -11718,7 +12705,7 @@
                 <w:rFonts w:ascii="Arial" w:hAnsi="Arial" w:eastAsia="Arial" w:cs="Tahoma"/>
                 <w:sz w:val="18"/>
               </w:rPr>
-              <w:t>BFF · src/modules/sgi-document-workflow-actions/sgi-document-workflow-actions.controller.ts</w:t>
+              <w:t>BFF · src/common/client-services/sgi-client.service.ts</w:t>
             </w:r>
           </w:p>
         </w:tc>
@@ -11743,29 +12730,42 @@
                 <w:rFonts w:ascii="Arial" w:hAnsi="Arial" w:eastAsia="Arial" w:cs="Tahoma"/>
                 <w:sz w:val="18"/>
               </w:rPr>
-              <w:t xml:space="preserve">route ฝั่ง BFF prefix </w:t>
-            </w:r>
-            <w:r>
-              <w:rPr>
-                <w:rFonts w:ascii="Arial" w:hAnsi="Arial" w:eastAsia="Arial" w:cs="Tahoma"/>
-                <w:color w:val="8A3324"/>
-                <w:sz w:val="18"/>
-              </w:rPr>
-              <w:t>/bff/sgi/…</w:t>
-            </w:r>
-            <w:r>
-              <w:rPr>
-                <w:rFonts w:ascii="Arial" w:hAnsi="Arial" w:eastAsia="Arial" w:cs="Tahoma"/>
-                <w:sz w:val="18"/>
-              </w:rPr>
-              <w:t xml:space="preserve"> + </w:t>
+              <w:t xml:space="preserve">client ต่อจาก </w:t>
             </w:r>
             <w:r>
               <w:rPr>
                 <w:rFonts w:ascii="Courier New" w:hAnsi="Courier New" w:eastAsia="Courier New" w:cs="Tahoma"/>
                 <w:sz w:val="18"/>
               </w:rPr>
-              <w:t>@UseGuards(AuthGuard('jwt'))</w:t>
+              <w:t>BaseClientService</w:t>
+            </w:r>
+            <w:r>
+              <w:rPr>
+                <w:rFonts w:ascii="Arial" w:hAnsi="Arial" w:eastAsia="Arial" w:cs="Tahoma"/>
+                <w:sz w:val="18"/>
+              </w:rPr>
+              <w:t xml:space="preserve"> ตั้ง baseUrl + </w:t>
+            </w:r>
+            <w:r>
+              <w:rPr>
+                <w:rFonts w:ascii="Courier New" w:hAnsi="Courier New" w:eastAsia="Courier New" w:cs="Tahoma"/>
+                <w:sz w:val="18"/>
+              </w:rPr>
+              <w:t>x-api-key</w:t>
+            </w:r>
+            <w:r>
+              <w:rPr>
+                <w:rFonts w:ascii="Arial" w:hAnsi="Arial" w:eastAsia="Arial" w:cs="Tahoma"/>
+                <w:sz w:val="18"/>
+              </w:rPr>
+              <w:t xml:space="preserve"> ตอน </w:t>
+            </w:r>
+            <w:r>
+              <w:rPr>
+                <w:rFonts w:ascii="Courier New" w:hAnsi="Courier New" w:eastAsia="Courier New" w:cs="Tahoma"/>
+                <w:sz w:val="18"/>
+              </w:rPr>
+              <w:t>onModuleInit</w:t>
             </w:r>
           </w:p>
         </w:tc>
@@ -11795,6 +12795,83 @@
                 <w:rFonts w:ascii="Arial" w:hAnsi="Arial" w:eastAsia="Arial" w:cs="Tahoma"/>
                 <w:sz w:val="18"/>
               </w:rPr>
+              <w:t>BFF · src/modules/sgi-document-workflow-actions/sgi-document-workflow-actions.controller.ts</w:t>
+            </w:r>
+          </w:p>
+        </w:tc>
+        <w:tc>
+          <w:tcPr>
+            <w:tcW w:type="dxa" w:w="5040"/>
+            <w:vAlign w:val="center"/>
+          </w:tcPr>
+          <w:p>
+            <w:pPr>
+              <w:keepLines/>
+              <w:spacing w:after="0"/>
+            </w:pPr>
+            <w:r>
+              <w:rPr>
+                <w:rFonts w:ascii="Arial" w:hAnsi="Arial" w:eastAsia="Arial" w:cs="Tahoma"/>
+                <w:sz w:val="18"/>
+              </w:rPr>
+            </w:r>
+            <w:r>
+              <w:rPr>
+                <w:rFonts w:ascii="Arial" w:hAnsi="Arial" w:eastAsia="Arial" w:cs="Tahoma"/>
+                <w:sz w:val="18"/>
+              </w:rPr>
+              <w:t xml:space="preserve">route ฝั่ง BFF prefix </w:t>
+            </w:r>
+            <w:r>
+              <w:rPr>
+                <w:rFonts w:ascii="Arial" w:hAnsi="Arial" w:eastAsia="Arial" w:cs="Tahoma"/>
+                <w:color w:val="8A3324"/>
+                <w:sz w:val="18"/>
+              </w:rPr>
+              <w:t>/bff/sgi/…</w:t>
+            </w:r>
+            <w:r>
+              <w:rPr>
+                <w:rFonts w:ascii="Arial" w:hAnsi="Arial" w:eastAsia="Arial" w:cs="Tahoma"/>
+                <w:sz w:val="18"/>
+              </w:rPr>
+              <w:t xml:space="preserve"> + </w:t>
+            </w:r>
+            <w:r>
+              <w:rPr>
+                <w:rFonts w:ascii="Courier New" w:hAnsi="Courier New" w:eastAsia="Courier New" w:cs="Tahoma"/>
+                <w:sz w:val="18"/>
+              </w:rPr>
+              <w:t>@UseGuards(AuthGuard('jwt'))</w:t>
+            </w:r>
+          </w:p>
+        </w:tc>
+      </w:tr>
+      <w:tr>
+        <w:trPr>
+          <w:cantSplit/>
+        </w:trPr>
+        <w:tc>
+          <w:tcPr>
+            <w:tcW w:type="dxa" w:w="5040"/>
+            <w:vAlign w:val="center"/>
+          </w:tcPr>
+          <w:p>
+            <w:pPr>
+              <w:keepLines/>
+              <w:spacing w:after="0"/>
+            </w:pPr>
+            <w:r>
+              <w:rPr>
+                <w:rFonts w:ascii="Arial" w:hAnsi="Arial" w:eastAsia="Arial" w:cs="Tahoma"/>
+                <w:sz w:val="18"/>
+              </w:rPr>
+            </w:r>
+            <w:r>
+              <w:rPr>
+                <w:rFonts w:ascii="Arial" w:hAnsi="Arial" w:eastAsia="Arial" w:cs="Tahoma"/>
+                <w:sz w:val="18"/>
+              </w:rPr>
               <w:t>BFF · src/modules/sgi-document-workflow-actions/sgi-document-workflow-actions.service.ts</w:t>
             </w:r>
           </w:p>
@@ -11871,7 +12948,7 @@
     <w:p/>
     <w:p>
       <w:pPr>
-        <w:pStyle w:val="Heading3"/>
+        <w:pStyle w:val="Heading2"/>
         <w:keepNext/>
         <w:keepLines/>
         <w:pageBreakBefore w:val="0"/>
@@ -11907,7 +12984,7 @@
         <w:br/>
         <w:t>// BFF เรียกด้วย x-api-key และแนบ x-user-id / x-user-group-id / x-user-permissions มาให้</w:t>
         <w:br/>
-        <w:t>@Controller('sgi/sgi/document')</w:t>
+        <w:t>@Controller('document')</w:t>
         <w:br/>
         <w:t>@UseGuards(HttpHeaderGuard)</w:t>
         <w:br/>
@@ -11918,7 +12995,7 @@
         <w:br/>
         <w:t xml:space="preserve">  // POST /api/v1/sgi/document/{docNo}/actions — Document action API ตัวอย่างเมื่อ currentSection=01 จึงเปลี่ยนไป 02</w:t>
         <w:br/>
-        <w:t xml:space="preserve">  @Post('document/:docNo/actions')</w:t>
+        <w:t xml:space="preserve">  @Post(':docNo/actions')</w:t>
         <w:br/>
         <w:t xml:space="preserve">  submitAction(</w:t>
         <w:br/>
@@ -11937,9 +13014,9 @@
         <w:t xml:space="preserve">  }</w:t>
         <w:br/>
         <w:br/>
-        <w:t xml:space="preserve">  // GET /api/v1/sgi/document/{docNo}/timeline — **อ้างอิงเท่านั้น — เจ้าของ endpoint นี้คือ LLDD-BE-API-Attachment-Sa.pdf…</w:t>
-        <w:br/>
-        <w:t xml:space="preserve">  @Get('document/:docNo/timeline')</w:t>
+        <w:t xml:space="preserve">  // GET /api/v1/sgi/document/{docNo}/timeline — **อ้างอิงเท่านั้น — เจ้าของ endpoint นี้คือ LLDD-BE-API-Attachment-Sales-Timeline.pdf…</w:t>
+        <w:br/>
+        <w:t xml:space="preserve">  @Get(':docNo/timeline')</w:t>
         <w:br/>
         <w:t xml:space="preserve">  getTimeline(@Param('docNo') docNo: string, @UserId() userId: string) {</w:t>
         <w:br/>
@@ -11954,7 +13031,7 @@
     </w:p>
     <w:p>
       <w:pPr>
-        <w:pStyle w:val="Heading3"/>
+        <w:pStyle w:val="Heading2"/>
         <w:keepNext/>
         <w:keepLines/>
         <w:pageBreakBefore w:val="0"/>
@@ -11981,7 +13058,7 @@
         <w:br/>
         <w:t xml:space="preserve">  IsArray, IsBoolean, IsIn, IsInt, IsNotEmpty, IsNumber, IsObject, IsOptional,</w:t>
         <w:br/>
-        <w:t xml:space="preserve">  IsString, Matches, Max, MaxLength, Min,</w:t>
+        <w:t xml:space="preserve">  IsString, Matches, Max, MaxLength, Min, ValidateNested,</w:t>
         <w:br/>
         <w:t>} from 'class-validator';</w:t>
         <w:br/>
@@ -11995,7 +13072,7 @@
         <w:br/>
         <w:t>export class SubmitActionBodyDto {</w:t>
         <w:br/>
-        <w:t xml:space="preserve">  /** ต้องเป็นค่าที่ API detail ส่งมาให้ผู้ใช้ในเอกสารนั้น */</w:t>
+        <w:t xml:space="preserve">  /** ต้องเป็นค่า `value` จาก `actionOptions` ที่ API detail ส่งมา — validate ซ้ำฝั่ง BE ว่าอยู… */</w:t>
         <w:br/>
         <w:t xml:space="preserve">  @IsNotEmpty()</w:t>
         <w:br/>
@@ -12017,7 +13094,7 @@
     </w:p>
     <w:p>
       <w:pPr>
-        <w:pStyle w:val="Heading3"/>
+        <w:pStyle w:val="Heading2"/>
         <w:keepNext/>
         <w:keepLines/>
         <w:pageBreakBefore w:val="0"/>
@@ -12064,7 +13141,7 @@
         </w:rPr>
         <w:t>// src/modules/sgi-document-workflow-actions/sgi-document-workflow-actions.service.ts</w:t>
         <w:br/>
-        <w:t>import { Inject, Injectable, Logger, NotFoundException, NotImplementedException } from '@nestjs/common';</w:t>
+        <w:t>import { BadRequestException, ConflictException, Inject, Injectable, Logger, NotFoundException, NotImplementedException } from '@nestjs/common';</w:t>
         <w:br/>
         <w:t>import { DataSource } from 'typeorm';</w:t>
         <w:br/>
@@ -12154,23 +13231,25 @@
         <w:t xml:space="preserve">  }</w:t>
         <w:br/>
         <w:br/>
-        <w:t xml:space="preserve">  // GET /api/v1/sgi/document/{docNo}/timeline — **อ้างอิงเท่านั้น — เจ้าของ endpoint นี้คือ LLDD-BE-API-Attachment-Sa.pdf…</w:t>
+        <w:t xml:space="preserve">  // GET /api/v1/sgi/document/{docNo}/timeline — **อ้างอิงเท่านั้น — เจ้าของ endpoint นี้คือ LLDD-BE-API-Attachment-Sales-Timeline.pdf…</w:t>
         <w:br/>
         <w:t xml:space="preserve">  async getTimeline(docNo: string, userId: string) {</w:t>
         <w:br/>
         <w:t xml:space="preserve">    const page = 1;</w:t>
         <w:br/>
-        <w:t xml:space="preserve">    const size = 100; // endpoint นี้ไม่มี query param — ไม่แบ่งหน้า</w:t>
+        <w:t xml:space="preserve">    // DTO ของเส้นนี้ไม่มี page/size (ดูหัวข้อ DTO) — ไม่แบ่งหน้า</w:t>
+        <w:br/>
+        <w:t xml:space="preserve">    const size = 100;</w:t>
         <w:br/>
         <w:t xml:space="preserve">    // SQL เต็มอยู่ในหัวข้อ Database SQL ของเอกสารนี้ (คีย์ 'GET /api/v1/sgi/document/{docNo}/timeline')</w:t>
         <w:br/>
-        <w:t xml:space="preserve">    // ⚠️ SQL ตัวอย่างบางเส้นเขียนด้วย named parameter (:size/:offset) แต่ dataSource.query()</w:t>
-        <w:br/>
-        <w:t xml:space="preserve">    //    รับเฉพาะ positional $1..$n — ต้องแปลงชื่อเป็นลำดับก่อน หรือใช้ QueryBuilder แทน</w:t>
+        <w:t xml:space="preserve">    // SQL ในเอกสารเป็น positional $1..$n อยู่แล้ว (ตัวสร้างแปลงให้ตั้งแต่ 2026-09-04)</w:t>
+        <w:br/>
+        <w:t xml:space="preserve">    //   บรรทัดแรกของบล็อก SQL คือ `-- bind ตามลำดับ: $1=... · $2=...` ให้เรียงอาร์กิวเมนต์ตามนั้น</w:t>
         <w:br/>
         <w:t xml:space="preserve">    const rows = await this.dataSource.query(SGI_SQL.getTimeline, [</w:t>
         <w:br/>
-        <w:t xml:space="preserve">      // TODO: เรียงพารามิเตอร์ให้ตรงกับ $1..$n ของ SQL จริง</w:t>
+        <w:t xml:space="preserve">      // เรียงให้ตรงกับบรรทัด `-- bind ตามลำดับ:` ของ SQL เส้นนี้</w:t>
         <w:br/>
         <w:t xml:space="preserve">      userId, (page - 1) * size, size,</w:t>
         <w:br/>
@@ -12187,7 +13266,7 @@
     </w:p>
     <w:p>
       <w:pPr>
-        <w:pStyle w:val="Heading3"/>
+        <w:pStyle w:val="Heading2"/>
         <w:keepNext/>
         <w:keepLines/>
         <w:pageBreakBefore w:val="0"/>
@@ -12632,7 +13711,7 @@
     </w:p>
     <w:p>
       <w:pPr>
-        <w:pStyle w:val="Heading3"/>
+        <w:pStyle w:val="Heading2"/>
         <w:keepNext/>
         <w:keepLines/>
         <w:pageBreakBefore w:val="0"/>
@@ -12660,42 +13739,82 @@
         <w:br/>
         <w:t>export class CompensationDocument {</w:t>
         <w:br/>
-        <w:t xml:space="preserve">  @PrimaryColumn({ name: 'doc_no', type: 'varchar', length: 12 })</w:t>
-        <w:br/>
-        <w:t xml:space="preserve">  docNo: string;</w:t>
-        <w:br/>
-        <w:br/>
-        <w:t xml:space="preserve">  @Column({ name: 'impact_process_id', type: 'bigint', nullable: true })</w:t>
-        <w:br/>
-        <w:t xml:space="preserve">  impactProcessId?: number;</w:t>
-        <w:br/>
-        <w:br/>
-        <w:t xml:space="preserve">  @Column({ name: 'impacted_store_code', type: 'char', length: 5 })</w:t>
+        <w:t xml:space="preserve">  @PrimaryColumn({ name: 'id', type: 'bigint' })</w:t>
+        <w:br/>
+        <w:t xml:space="preserve">  id: number;</w:t>
+        <w:br/>
+        <w:br/>
+        <w:t xml:space="preserve">  @Column({ name: 'doc_no', type: 'varchar', length: 10, nullable: true })</w:t>
+        <w:br/>
+        <w:t xml:space="preserve">  docNo?: string;</w:t>
+        <w:br/>
+        <w:br/>
+        <w:t xml:space="preserve">  @Column({ name: 'year', type: 'int', nullable: true })</w:t>
+        <w:br/>
+        <w:t xml:space="preserve">  year?: number;</w:t>
+        <w:br/>
+        <w:br/>
+        <w:t xml:space="preserve">  @Column({ name: 'running_no', type: 'int', nullable: true })</w:t>
+        <w:br/>
+        <w:t xml:space="preserve">  runningNo?: number;</w:t>
+        <w:br/>
+        <w:br/>
+        <w:t xml:space="preserve">  @Column({ name: 'impact_process_id', type: 'bigint' })</w:t>
+        <w:br/>
+        <w:t xml:space="preserve">  impactProcessId: number;</w:t>
+        <w:br/>
+        <w:br/>
+        <w:t xml:space="preserve">  @Column({ name: 'impacted_store_code', type: 'varchar', length: 5 })</w:t>
         <w:br/>
         <w:t xml:space="preserve">  impactedStoreCode: string;</w:t>
         <w:br/>
         <w:br/>
+        <w:t xml:space="preserve">  @Column({ name: 'impact_month', type: 'char', length: 7, nullable: true })</w:t>
+        <w:br/>
+        <w:t xml:space="preserve">  impactMonth?: string;</w:t>
+        <w:br/>
+        <w:br/>
+        <w:t xml:space="preserve">  @Column({ name: 'new_store_code', type: 'varchar', length: 5, nullable: true })</w:t>
+        <w:br/>
+        <w:t xml:space="preserve">  newStoreCode?: string;</w:t>
+        <w:br/>
+        <w:br/>
+        <w:t xml:space="preserve">  @Column({ name: 'round_no', type: 'int', nullable: true })</w:t>
+        <w:br/>
+        <w:t xml:space="preserve">  roundNo?: number;</w:t>
+        <w:br/>
+        <w:br/>
+        <w:t xml:space="preserve">  @Column({ name: 'loop_no', type: 'int', nullable: true })</w:t>
+        <w:br/>
+        <w:t xml:space="preserve">  loopNo?: number;</w:t>
+        <w:br/>
+        <w:br/>
+        <w:t xml:space="preserve">  @Column({ name: 'source', type: 'varchar', length: 20, default: 'FS' })</w:t>
+        <w:br/>
+        <w:t xml:space="preserve">  source: string;</w:t>
+        <w:br/>
+        <w:br/>
         <w:t xml:space="preserve">  @Column({ name: 'status_code', type: 'varchar', length: 2 })</w:t>
         <w:br/>
         <w:t xml:space="preserve">  statusCode: string;</w:t>
         <w:br/>
         <w:br/>
-        <w:t xml:space="preserve">  @Column({ name: 'current_section_code', type: 'varchar', length: 2 })</w:t>
-        <w:br/>
-        <w:t xml:space="preserve">  currentSectionCode: string;</w:t>
-        <w:br/>
-        <w:br/>
-        <w:t xml:space="preserve">  @Column({ name: 'round_no', type: 'int', nullable: true })</w:t>
-        <w:br/>
-        <w:t xml:space="preserve">  roundNo?: number;</w:t>
-        <w:br/>
-        <w:br/>
-        <w:t xml:space="preserve">  @Column({ name: 'loop_no', type: 'int', nullable: true })</w:t>
-        <w:br/>
-        <w:t xml:space="preserve">  loopNo?: number;</w:t>
-        <w:br/>
-        <w:br/>
-        <w:t xml:space="preserve">  @Column({ name: 'statement_id', type: 'varchar', length: 30, nullable: true })</w:t>
+        <w:t xml:space="preserve">  @Column({ name: 'current_section_code', type: 'varchar', length: 2, nullable: true })</w:t>
+        <w:br/>
+        <w:t xml:space="preserve">  currentSectionCode?: string;</w:t>
+        <w:br/>
+        <w:br/>
+        <w:t xml:space="preserve">  @Column({ name: 'total_compensation_amount', type: 'numeric', precision: 14, scale: 2, default: 0 })</w:t>
+        <w:br/>
+        <w:t xml:space="preserve">  totalCompensationAmount: string;</w:t>
+        <w:br/>
+        <w:br/>
+        <w:t xml:space="preserve">  @Column({ name: 'allmap_url', type: 'varchar', length: 500, nullable: true })</w:t>
+        <w:br/>
+        <w:t xml:space="preserve">  allmapUrl?: string;</w:t>
+        <w:br/>
+        <w:br/>
+        <w:t xml:space="preserve">  @Column({ name: 'statement_id', type: 'varchar', length: 50, nullable: true })</w:t>
         <w:br/>
         <w:t xml:space="preserve">  statementId?: string;</w:t>
         <w:br/>
@@ -12715,34 +13834,39 @@
         <w:t xml:space="preserve">  accountMonth?: number;</w:t>
         <w:br/>
         <w:br/>
-        <w:t xml:space="preserve">  @Column({ name: 'compensate_amount', type: 'numeric', precision: 15, scale: 2, nullable: true })</w:t>
-        <w:br/>
-        <w:t xml:space="preserve">  compensateAmount?: string;</w:t>
-        <w:br/>
-        <w:br/>
-        <w:t xml:space="preserve">  @Column({ name: 'allmap_url', type: 'text', nullable: true })</w:t>
-        <w:br/>
-        <w:t xml:space="preserve">  allmapUrl?: string;</w:t>
-        <w:br/>
-        <w:br/>
         <w:t xml:space="preserve">  @Column({ name: 'approver_snapshot', type: 'jsonb', nullable: true })</w:t>
         <w:br/>
         <w:t xml:space="preserve">  approverSnapshot?: Record&lt;string, unknown&gt;;</w:t>
         <w:br/>
         <w:br/>
-        <w:t xml:space="preserve">  @Column({ name: 'created_at', type: 'timestamptz', nullable: true })</w:t>
-        <w:br/>
-        <w:t xml:space="preserve">  createdAt?: Date;</w:t>
-        <w:br/>
-        <w:br/>
-        <w:t xml:space="preserve">  @Column({ name: 'updated_at', type: 'timestamptz', nullable: true })</w:t>
+        <w:t xml:space="preserve">  @Column({ name: 'version_no', type: 'int', default: 1 })</w:t>
+        <w:br/>
+        <w:t xml:space="preserve">  versionNo: number;</w:t>
+        <w:br/>
+        <w:br/>
+        <w:t xml:space="preserve">  @Column({ name: 'created_by', type: 'varchar', length: 30 })</w:t>
+        <w:br/>
+        <w:t xml:space="preserve">  createdBy: string;</w:t>
+        <w:br/>
+        <w:br/>
+        <w:t xml:space="preserve">  @Column({ name: 'created_at', type: 'timestamp' })</w:t>
+        <w:br/>
+        <w:t xml:space="preserve">  createdAt: Date;</w:t>
+        <w:br/>
+        <w:br/>
+        <w:t xml:space="preserve">  @Column({ name: 'updated_by', type: 'varchar', length: 30, nullable: true })</w:t>
+        <w:br/>
+        <w:t xml:space="preserve">  updatedBy?: string;</w:t>
+        <w:br/>
+        <w:br/>
+        <w:t xml:space="preserve">  @Column({ name: 'updated_at', type: 'timestamp', nullable: true })</w:t>
         <w:br/>
         <w:t xml:space="preserve">  updatedAt?: Date;</w:t>
         <w:br/>
         <w:br/>
-        <w:t xml:space="preserve">  // TODO: ตรวจความยาว/precision กับ DDL จริงใน sql/deploy-sgi-*.sql ก่อน merge</w:t>
-        <w:br/>
-        <w:t xml:space="preserve">  //       entity ชุดนี้ไม่ประกาศ relation ตาม convention (join ด้วย raw SQL)</w:t>
+        <w:t xml:space="preserve">  // entity ชุดนี้ generate จาก DDL ใน LLDD-Database.pdf §5.2–5.4 โดยตรง — คอลัมน์/ชนิด/nullable ตรงกันเสมอ</w:t>
+        <w:br/>
+        <w:t xml:space="preserve">  // ไม่ประกาศ relation ตาม convention ของทีม (join ด้วย raw SQL)</w:t>
         <w:br/>
         <w:t>}</w:t>
       </w:r>
@@ -12771,7 +13895,7 @@
         <w:t xml:space="preserve">  id: number;</w:t>
         <w:br/>
         <w:br/>
-        <w:t xml:space="preserve">  @Column({ name: 'doc_no', type: 'varchar', length: 12 })</w:t>
+        <w:t xml:space="preserve">  @Column({ name: 'doc_no', type: 'varchar', length: 10 })</w:t>
         <w:br/>
         <w:t xml:space="preserve">  docNo: string;</w:t>
         <w:br/>
@@ -12781,19 +13905,14 @@
         <w:t xml:space="preserve">  sectionCode: string;</w:t>
         <w:br/>
         <w:br/>
-        <w:t xml:space="preserve">  @Column({ name: 'decision_code', type: 'varchar', length: 10, nullable: true })</w:t>
-        <w:br/>
-        <w:t xml:space="preserve">  decisionCode?: string;</w:t>
-        <w:br/>
-        <w:br/>
-        <w:t xml:space="preserve">  @Column({ name: 'result', type: 'varchar', length: 200 })</w:t>
+        <w:t xml:space="preserve">  @Column({ name: 'result', type: 'varchar', length: 100 })</w:t>
         <w:br/>
         <w:t xml:space="preserve">  result: string;</w:t>
         <w:br/>
         <w:br/>
-        <w:t xml:space="preserve">  @Column({ name: 'result_category', type: 'varchar', length: 10 })</w:t>
-        <w:br/>
-        <w:t xml:space="preserve">  resultCategory: string;</w:t>
+        <w:t xml:space="preserve">  @Column({ name: 'result_category', type: 'varchar', length: 50, nullable: true })</w:t>
+        <w:br/>
+        <w:t xml:space="preserve">  resultCategory?: string;</w:t>
         <w:br/>
         <w:br/>
         <w:t xml:space="preserve">  @Column({ name: 'detail', type: 'text', nullable: true })</w:t>
@@ -12801,21 +13920,46 @@
         <w:t xml:space="preserve">  detail?: string;</w:t>
         <w:br/>
         <w:br/>
-        <w:t xml:space="preserve">  @Column({ name: 'consider_by', type: 'varchar', length: 50 })</w:t>
+        <w:t xml:space="preserve">  @Column({ name: 'consider_by', type: 'varchar', length: 30 })</w:t>
         <w:br/>
         <w:t xml:space="preserve">  considerBy: string;</w:t>
         <w:br/>
         <w:br/>
-        <w:t xml:space="preserve">  @Column({ name: 'action_datetime', type: 'timestamptz' })</w:t>
+        <w:t xml:space="preserve">  @Column({ name: 'action_datetime', type: 'timestamp' })</w:t>
         <w:br/>
         <w:t xml:space="preserve">  actionDatetime: Date;</w:t>
         <w:br/>
         <w:br/>
-        <w:t xml:space="preserve">  // TODO: ตรวจความยาว/precision กับ DDL จริงใน sql/deploy-sgi-*.sql ก่อน merge</w:t>
-        <w:br/>
-        <w:t xml:space="preserve">  //       entity ชุดนี้ไม่ประกาศ relation ตาม convention (join ด้วย raw SQL)</w:t>
+        <w:t xml:space="preserve">  @Column({ name: 'request_id', type: 'varchar', length: 80, nullable: true })</w:t>
+        <w:br/>
+        <w:t xml:space="preserve">  requestId?: string;</w:t>
+        <w:br/>
+        <w:br/>
+        <w:t xml:space="preserve">  // entity ชุดนี้ generate จาก DDL ใน LLDD-Database.pdf §5.2–5.4 โดยตรง — คอลัมน์/ชนิด/nullable ตรงกันเสมอ</w:t>
+        <w:br/>
+        <w:t xml:space="preserve">  // ไม่ประกาศ relation ตาม convention ของทีม (join ด้วย raw SQL)</w:t>
         <w:br/>
         <w:t>}</w:t>
+      </w:r>
+    </w:p>
+    <w:p>
+      <w:r>
+        <w:t>ตารางที่เหลือของเอกสารนี้ (</w:t>
+      </w:r>
+      <w:r>
+        <w:rPr>
+          <w:rFonts w:ascii="Courier New" w:hAnsi="Courier New" w:eastAsia="Courier New" w:cs="Tahoma"/>
+        </w:rPr>
+        <w:t>business_user</w:t>
+      </w:r>
+      <w:r>
+        <w:t xml:space="preserve">) ใช้รูปแบบ entity เดียวกัน — คอลัมน์อ้างจาก </w:t>
+      </w:r>
+      <w:r>
+        <w:rPr>
+          <w:rFonts w:ascii="Courier New" w:hAnsi="Courier New" w:eastAsia="Courier New" w:cs="Tahoma"/>
+        </w:rPr>
+        <w:t>Database design</w:t>
       </w:r>
     </w:p>
     <w:p>
@@ -13155,11 +14299,91 @@
           </w:p>
         </w:tc>
       </w:tr>
+      <w:tr>
+        <w:trPr>
+          <w:cantSplit/>
+        </w:trPr>
+        <w:tc>
+          <w:tcPr>
+            <w:tcW w:type="dxa" w:w="3360"/>
+            <w:vAlign w:val="center"/>
+          </w:tcPr>
+          <w:p>
+            <w:pPr>
+              <w:keepLines/>
+              <w:spacing w:after="0"/>
+            </w:pPr>
+            <w:r>
+              <w:rPr>
+                <w:rFonts w:ascii="Arial" w:hAnsi="Arial" w:eastAsia="Arial" w:cs="Tahoma"/>
+                <w:sz w:val="18"/>
+              </w:rPr>
+            </w:r>
+            <w:r>
+              <w:rPr>
+                <w:rFonts w:ascii="Arial" w:hAnsi="Arial" w:eastAsia="Arial" w:cs="Tahoma"/>
+                <w:sz w:val="18"/>
+              </w:rPr>
+              <w:t>workflow_route</w:t>
+            </w:r>
+          </w:p>
+        </w:tc>
+        <w:tc>
+          <w:tcPr>
+            <w:tcW w:type="dxa" w:w="3360"/>
+            <w:vAlign w:val="center"/>
+          </w:tcPr>
+          <w:p>
+            <w:pPr>
+              <w:keepLines/>
+              <w:spacing w:after="0"/>
+            </w:pPr>
+            <w:r>
+              <w:rPr>
+                <w:rFonts w:ascii="Arial" w:hAnsi="Arial" w:eastAsia="Arial" w:cs="Tahoma"/>
+                <w:sz w:val="18"/>
+              </w:rPr>
+            </w:r>
+            <w:r>
+              <w:rPr>
+                <w:rFonts w:ascii="Arial" w:hAnsi="Arial" w:eastAsia="Arial" w:cs="Tahoma"/>
+                <w:sz w:val="18"/>
+              </w:rPr>
+              <w:t>R</w:t>
+            </w:r>
+          </w:p>
+        </w:tc>
+        <w:tc>
+          <w:tcPr>
+            <w:tcW w:type="dxa" w:w="3360"/>
+            <w:vAlign w:val="center"/>
+          </w:tcPr>
+          <w:p>
+            <w:pPr>
+              <w:keepLines/>
+              <w:spacing w:after="0"/>
+            </w:pPr>
+            <w:r>
+              <w:rPr>
+                <w:rFonts w:ascii="Arial" w:hAnsi="Arial" w:eastAsia="Arial" w:cs="Tahoma"/>
+                <w:sz w:val="18"/>
+              </w:rPr>
+            </w:r>
+            <w:r>
+              <w:rPr>
+                <w:rFonts w:ascii="Arial" w:hAnsi="Arial" w:eastAsia="Arial" w:cs="Tahoma"/>
+                <w:sz w:val="18"/>
+              </w:rPr>
+              <w:t>workflow engine @srm/glb-workflow</w:t>
+            </w:r>
+          </w:p>
+        </w:tc>
+      </w:tr>
     </w:tbl>
     <w:p/>
     <w:p>
       <w:pPr>
-        <w:pStyle w:val="Heading3"/>
+        <w:pStyle w:val="Heading2"/>
         <w:keepNext/>
         <w:keepLines/>
         <w:pageBreakBefore w:val="0"/>
@@ -13196,6 +14420,8 @@
         <w:br/>
         <w:t>import { ConsiderationLog } from '../../entitys/sgi-consideration-logs.entity';</w:t>
         <w:br/>
+        <w:t>import { BusinessUser } from '../../entitys/business-user.entity';</w:t>
+        <w:br/>
         <w:br/>
         <w:t>export const sgiDocumentWorkflowActionsProviders = [</w:t>
         <w:br/>
@@ -13214,6 +14440,16 @@
         <w:t xml:space="preserve">    provide: 'SGI_CONSIDERATION_LOG_REPOSITORY',</w:t>
         <w:br/>
         <w:t xml:space="preserve">    useFactory: (dataSource: DataSource) =&gt; dataSource.getRepository(ConsiderationLog),</w:t>
+        <w:br/>
+        <w:t xml:space="preserve">    inject: ['DATA_SOURCE'],</w:t>
+        <w:br/>
+        <w:t xml:space="preserve">  },</w:t>
+        <w:br/>
+        <w:t xml:space="preserve">  {</w:t>
+        <w:br/>
+        <w:t xml:space="preserve">    provide: 'BUSINESS_USER_REPOSITORY',</w:t>
+        <w:br/>
+        <w:t xml:space="preserve">    useFactory: (dataSource: DataSource) =&gt; dataSource.getRepository(BusinessUser),</w:t>
         <w:br/>
         <w:t xml:space="preserve">    inject: ['DATA_SOURCE'],</w:t>
         <w:br/>
@@ -13274,7 +14510,7 @@
     </w:p>
     <w:p>
       <w:pPr>
-        <w:pStyle w:val="Heading3"/>
+        <w:pStyle w:val="Heading2"/>
         <w:keepNext/>
         <w:keepLines/>
         <w:pageBreakBefore w:val="0"/>
@@ -13378,6 +14614,12 @@
         <w:br/>
         <w:t xml:space="preserve">  // BFF ไม่มี DB — หน้าที่เดียวคือแนบ user context แล้ว forward</w:t>
         <w:br/>
+        <w:t xml:space="preserve">  // ⚠️ ต้อง unwrap envelope ของ store-backend 1 ชั้นก่อนคืน (ยืนยันจากโค้ดจริง 2026-09-04):</w:t>
+        <w:br/>
+        <w:t xml:space="preserve">  //    ResponseInterceptor ระดับ global ของ BFF ห่อผลลัพธ์เป็น { success, data, requestId } อีกที</w:t>
+        <w:br/>
+        <w:t xml:space="preserve">  //    ถ้าคืน { success, data } ดิบมา FE จะได้ data.data.data — SgiClientService จึงต้องคืน .data.data</w:t>
+        <w:br/>
         <w:t xml:space="preserve">  private userHeaders(user: any) {</w:t>
         <w:br/>
         <w:t xml:space="preserve">    return {</w:t>
@@ -13416,9 +14658,9 @@
         <w:t>import { AuthGuard } from '@nestjs/passport';</w:t>
         <w:br/>
         <w:br/>
-        <w:t>// เลือก prefix แบบเดียวทั้งโมดูล: ใช้ '/bff/sgi/...' (ห้ามปนกับแบบไม่มี /bff)</w:t>
-        <w:br/>
-        <w:t>@Controller('bff/sgi/document-workflow-actions')</w:t>
+        <w:t>// path เดียวกับที่ FE เรียก (apiClient baseURL รวม /api/v1 แล้ว) — ห้ามตั้งตามชื่อเอกสาร LLDD</w:t>
+        <w:br/>
+        <w:t>@Controller('sgi/document')</w:t>
         <w:br/>
         <w:t>@UseGuards(AuthGuard('jwt'))</w:t>
         <w:br/>
@@ -13429,7 +14671,7 @@
         <w:br/>
         <w:t xml:space="preserve">  // proxy ของ POST /api/v1/sgi/document/{docNo}/actions</w:t>
         <w:br/>
-        <w:t xml:space="preserve">  @Post('sgi/document/:docNo/actions')</w:t>
+        <w:t xml:space="preserve">  @Post(':docNo/actions')</w:t>
         <w:br/>
         <w:t xml:space="preserve">  submitAction(@Param('docNo') docNo: string, @Body() body: any, @Req() req: any) {</w:t>
         <w:br/>
@@ -13440,7 +14682,7 @@
         <w:br/>
         <w:t xml:space="preserve">  // proxy ของ GET /api/v1/sgi/document/{docNo}/timeline</w:t>
         <w:br/>
-        <w:t xml:space="preserve">  @Get('sgi/document/:docNo/timeline')</w:t>
+        <w:t xml:space="preserve">  @Get(':docNo/timeline')</w:t>
         <w:br/>
         <w:t xml:space="preserve">  getTimeline(@Param('docNo') docNo: string, @Query() query: any, @Req() req: any) {</w:t>
         <w:br/>
@@ -13466,7 +14708,7 @@
     </w:p>
     <w:p>
       <w:pPr>
-        <w:pStyle w:val="Heading3"/>
+        <w:pStyle w:val="Heading2"/>
         <w:keepNext/>
         <w:keepLines/>
         <w:pageBreakBefore w:val="0"/>
@@ -13743,7 +14985,7 @@
                 <w:rFonts w:ascii="Arial" w:hAnsi="Arial" w:eastAsia="Arial" w:cs="Tahoma"/>
                 <w:sz w:val="18"/>
               </w:rPr>
-              <w:t>workflow_transaction</w:t>
+              <w:t>business_user</w:t>
             </w:r>
           </w:p>
         </w:tc>
@@ -13768,7 +15010,7 @@
                 <w:rFonts w:ascii="Arial" w:hAnsi="Arial" w:eastAsia="Arial" w:cs="Tahoma"/>
                 <w:sz w:val="18"/>
               </w:rPr>
-              <w:t>R (เขียนผ่าน lib)</w:t>
+              <w:t>R</w:t>
             </w:r>
           </w:p>
         </w:tc>
@@ -13793,7 +15035,7 @@
                 <w:rFonts w:ascii="Arial" w:hAnsi="Arial" w:eastAsia="Arial" w:cs="Tahoma"/>
                 <w:sz w:val="18"/>
               </w:rPr>
-              <w:t>ใช้ของระบบเดิม: workflow engine @srm/glb-workflow</w:t>
+              <w:t>resolve อีเมล/ชื่อของผู้ดำเนินการถัดไปที่ engine คืนมา (เพิ่ม 2026-09-02 — SQL แตะอยู่แล้วแต่ไม่ได้ประกาศไว้)</w:t>
             </w:r>
           </w:p>
         </w:tc>
@@ -13823,7 +15065,7 @@
                 <w:rFonts w:ascii="Arial" w:hAnsi="Arial" w:eastAsia="Arial" w:cs="Tahoma"/>
                 <w:sz w:val="18"/>
               </w:rPr>
-              <w:t>workflow_history</w:t>
+              <w:t>workflow_transaction</w:t>
             </w:r>
           </w:p>
         </w:tc>
@@ -13903,6 +15145,86 @@
                 <w:rFonts w:ascii="Arial" w:hAnsi="Arial" w:eastAsia="Arial" w:cs="Tahoma"/>
                 <w:sz w:val="18"/>
               </w:rPr>
+              <w:t>workflow_history</w:t>
+            </w:r>
+          </w:p>
+        </w:tc>
+        <w:tc>
+          <w:tcPr>
+            <w:tcW w:type="dxa" w:w="3360"/>
+            <w:vAlign w:val="center"/>
+          </w:tcPr>
+          <w:p>
+            <w:pPr>
+              <w:keepLines/>
+              <w:spacing w:after="0"/>
+            </w:pPr>
+            <w:r>
+              <w:rPr>
+                <w:rFonts w:ascii="Arial" w:hAnsi="Arial" w:eastAsia="Arial" w:cs="Tahoma"/>
+                <w:sz w:val="18"/>
+              </w:rPr>
+            </w:r>
+            <w:r>
+              <w:rPr>
+                <w:rFonts w:ascii="Arial" w:hAnsi="Arial" w:eastAsia="Arial" w:cs="Tahoma"/>
+                <w:sz w:val="18"/>
+              </w:rPr>
+              <w:t>R (เขียนผ่าน lib)</w:t>
+            </w:r>
+          </w:p>
+        </w:tc>
+        <w:tc>
+          <w:tcPr>
+            <w:tcW w:type="dxa" w:w="3360"/>
+            <w:vAlign w:val="center"/>
+          </w:tcPr>
+          <w:p>
+            <w:pPr>
+              <w:keepLines/>
+              <w:spacing w:after="0"/>
+            </w:pPr>
+            <w:r>
+              <w:rPr>
+                <w:rFonts w:ascii="Arial" w:hAnsi="Arial" w:eastAsia="Arial" w:cs="Tahoma"/>
+                <w:sz w:val="18"/>
+              </w:rPr>
+            </w:r>
+            <w:r>
+              <w:rPr>
+                <w:rFonts w:ascii="Arial" w:hAnsi="Arial" w:eastAsia="Arial" w:cs="Tahoma"/>
+                <w:sz w:val="18"/>
+              </w:rPr>
+              <w:t>ใช้ของระบบเดิม: workflow engine @srm/glb-workflow</w:t>
+            </w:r>
+          </w:p>
+        </w:tc>
+      </w:tr>
+      <w:tr>
+        <w:trPr>
+          <w:cantSplit/>
+        </w:trPr>
+        <w:tc>
+          <w:tcPr>
+            <w:tcW w:type="dxa" w:w="3360"/>
+            <w:vAlign w:val="center"/>
+          </w:tcPr>
+          <w:p>
+            <w:pPr>
+              <w:keepLines/>
+              <w:spacing w:after="0"/>
+            </w:pPr>
+            <w:r>
+              <w:rPr>
+                <w:rFonts w:ascii="Arial" w:hAnsi="Arial" w:eastAsia="Arial" w:cs="Tahoma"/>
+                <w:sz w:val="18"/>
+              </w:rPr>
+            </w:r>
+            <w:r>
+              <w:rPr>
+                <w:rFonts w:ascii="Arial" w:hAnsi="Arial" w:eastAsia="Arial" w:cs="Tahoma"/>
+                <w:sz w:val="18"/>
+              </w:rPr>
               <w:t>workflow_approver</w:t>
             </w:r>
           </w:p>
@@ -13929,6 +15251,86 @@
                 <w:sz w:val="18"/>
               </w:rPr>
               <w:t>R (เขียนผ่าน lib)</w:t>
+            </w:r>
+          </w:p>
+        </w:tc>
+        <w:tc>
+          <w:tcPr>
+            <w:tcW w:type="dxa" w:w="3360"/>
+            <w:vAlign w:val="center"/>
+          </w:tcPr>
+          <w:p>
+            <w:pPr>
+              <w:keepLines/>
+              <w:spacing w:after="0"/>
+            </w:pPr>
+            <w:r>
+              <w:rPr>
+                <w:rFonts w:ascii="Arial" w:hAnsi="Arial" w:eastAsia="Arial" w:cs="Tahoma"/>
+                <w:sz w:val="18"/>
+              </w:rPr>
+            </w:r>
+            <w:r>
+              <w:rPr>
+                <w:rFonts w:ascii="Arial" w:hAnsi="Arial" w:eastAsia="Arial" w:cs="Tahoma"/>
+                <w:sz w:val="18"/>
+              </w:rPr>
+              <w:t>ใช้ของระบบเดิม: workflow engine @srm/glb-workflow</w:t>
+            </w:r>
+          </w:p>
+        </w:tc>
+      </w:tr>
+      <w:tr>
+        <w:trPr>
+          <w:cantSplit/>
+        </w:trPr>
+        <w:tc>
+          <w:tcPr>
+            <w:tcW w:type="dxa" w:w="3360"/>
+            <w:vAlign w:val="center"/>
+          </w:tcPr>
+          <w:p>
+            <w:pPr>
+              <w:keepLines/>
+              <w:spacing w:after="0"/>
+            </w:pPr>
+            <w:r>
+              <w:rPr>
+                <w:rFonts w:ascii="Arial" w:hAnsi="Arial" w:eastAsia="Arial" w:cs="Tahoma"/>
+                <w:sz w:val="18"/>
+              </w:rPr>
+            </w:r>
+            <w:r>
+              <w:rPr>
+                <w:rFonts w:ascii="Arial" w:hAnsi="Arial" w:eastAsia="Arial" w:cs="Tahoma"/>
+                <w:sz w:val="18"/>
+              </w:rPr>
+              <w:t>workflow_route</w:t>
+            </w:r>
+          </w:p>
+        </w:tc>
+        <w:tc>
+          <w:tcPr>
+            <w:tcW w:type="dxa" w:w="3360"/>
+            <w:vAlign w:val="center"/>
+          </w:tcPr>
+          <w:p>
+            <w:pPr>
+              <w:keepLines/>
+              <w:spacing w:after="0"/>
+            </w:pPr>
+            <w:r>
+              <w:rPr>
+                <w:rFonts w:ascii="Arial" w:hAnsi="Arial" w:eastAsia="Arial" w:cs="Tahoma"/>
+                <w:sz w:val="18"/>
+              </w:rPr>
+            </w:r>
+            <w:r>
+              <w:rPr>
+                <w:rFonts w:ascii="Arial" w:hAnsi="Arial" w:eastAsia="Arial" w:cs="Tahoma"/>
+                <w:sz w:val="18"/>
+              </w:rPr>
+              <w:t>R</w:t>
             </w:r>
           </w:p>
         </w:tc>
@@ -13962,7 +15364,7 @@
     <w:p/>
     <w:p>
       <w:pPr>
-        <w:pStyle w:val="Heading3"/>
+        <w:pStyle w:val="Heading2"/>
         <w:keepNext/>
         <w:keepLines/>
         <w:pageBreakBefore w:val="0"/>
@@ -13995,9 +15397,7 @@
           <w:rFonts w:ascii="Courier New" w:hAnsi="Courier New" w:eastAsia="Courier New" w:cs="Tahoma"/>
           <w:sz w:val="16"/>
         </w:rPr>
-        <w:t>-- ⚠️ SQL นี้ใช้ named parameter (:name) แต่ `dataSource.query()` ของ store-backend</w:t>
-        <w:br/>
-        <w:t>--    รับเฉพาะ positional $1..$n — ต้องแปลงเป็นลำดับ หรือรันผ่าน QueryBuilder</w:t>
+        <w:t>-- bind ตามลำดับ: $1=docNo · $2=curSection · $3=empId · $4=result · $5=comment · $6=now · $7=nextStatus · $8=nextSection · $9=versionNo · $10=versionId · $11=prevStateId · $12=event · $13=nextStateId · $14=transactionId · $15=emailId · $16=since</w:t>
         <w:br/>
         <w:t>-- ตรวจเป็นเจ้าของงานขั้นปัจจุบัน + ต้องเลือก result แล้ว (ไม่งั้น 422)</w:t>
         <w:br/>
@@ -14016,14 +15416,14 @@
         <w:br/>
         <w:t>INSERT INTO sgi_consideration_logs (doc_no, section_code, consider_by, result, detail, action_datetime)</w:t>
         <w:br/>
-        <w:t>VALUES (:docNo, :curSection, :empId, :result, :comment, :now);</w:t>
+        <w:t>VALUES ($1 /* docNo */, $2 /* curSection */, $3 /* empId */, $4 /* result */, $5 /* comment */, $6 /* now */);</w:t>
         <w:br/>
         <w:br/>
         <w:t>-- คำนวณขั้นถัดไป (วงเงิน เกณฑ์เดียว 100,000 · SDD GI) → เปิดงานใหม่ + อัปเดตสถานะเอกสารแบบ optimistic lock</w:t>
         <w:br/>
-        <w:t>UPDATE sgi_compensation_documents SET status_code = :nextStatus, current_section_code = :nextSection, version_no = version_no + 1, updated_at = :now, updated_by = :empId</w:t>
-        <w:br/>
-        <w:t>WHERE doc_no = :docNo AND version_no = :versionNo;</w:t>
+        <w:t>UPDATE sgi_compensation_documents SET status_code = $7 /* nextStatus */, current_section_code = $8 /* nextSection */, version_no = version_no + 1, updated_at = $6 /* now */, updated_by = $3 /* empId */</w:t>
+        <w:br/>
+        <w:t>WHERE doc_no = $1 /* docNo */ AND version_no = $9 /* versionNo */;</w:t>
         <w:br/>
         <w:t>-- งานขั้นถัดไปเปิดโดย engine (addPreApprover) ไม่ใช่ INSERT ของ SGI</w:t>
         <w:br/>
@@ -14042,13 +15442,13 @@
         <w:br/>
         <w:t>FROM sps_store.workflow_route r</w:t>
         <w:br/>
-        <w:t>WHERE r.version_id = :versionId</w:t>
-        <w:br/>
-        <w:t xml:space="preserve">  AND r.from_state_id = :prevStateId</w:t>
-        <w:br/>
-        <w:t xml:space="preserve">  AND r.event = :event</w:t>
-        <w:br/>
-        <w:t xml:space="preserve">  AND r.to_state_id = :nextStateId;</w:t>
+        <w:t>WHERE r.version_id = $10 /* versionId */</w:t>
+        <w:br/>
+        <w:t xml:space="preserve">  AND r.from_state_id = $11 /* prevStateId */</w:t>
+        <w:br/>
+        <w:t xml:space="preserve">  AND r.event = $12 /* event */</w:t>
+        <w:br/>
+        <w:t xml:space="preserve">  AND r.to_state_id = $13 /* nextStateId */;</w:t>
         <w:br/>
         <w:br/>
         <w:t>-- 2) หาอีเมลผู้อนุมัติลำดับถัดไปที่ engine resolve ให้แล้ว</w:t>
@@ -14059,7 +15459,7 @@
         <w:br/>
         <w:t>JOIN sps_store.business_user u ON u.user_id = a.current_approver</w:t>
         <w:br/>
-        <w:t>WHERE a.transaction_id = :transactionId AND a.state_id = :nextStateId AND u.email IS NOT NULL;</w:t>
+        <w:t>WHERE a.transaction_id = $14 /* transactionId */ AND a.state_id = $13 /* nextStateId */ AND u.email IS NOT NULL;</w:t>
         <w:br/>
         <w:br/>
         <w:t>-- 2b) ผู้รับ CC — ระบบเดิมมีกลไกอยู่แล้ว (fml_email_account.template_id)</w:t>
@@ -14068,7 +15468,7 @@
         <w:br/>
         <w:t>FROM fml_email_account</w:t>
         <w:br/>
-        <w:t>WHERE template_id = :emailId;</w:t>
+        <w:t>WHERE template_id = $15 /* emailId */;</w:t>
         <w:br/>
         <w:br/>
         <w:t>-- 3) เรียก lib "นอก transaction" (อีเมลล้มต้องไม่ rollback การอนุมัติ · lib ไม่ retry ให้)</w:t>
@@ -14084,7 +15484,7 @@
         <w:br/>
         <w:t>FROM email_sent</w:t>
         <w:br/>
-        <w:t>WHERE is_sent = 'N' AND sent_date &gt;= :since</w:t>
+        <w:t>WHERE is_sent = 'N' AND sent_date &gt;= $16 /* since */</w:t>
         <w:br/>
         <w:t>ORDER BY sent_date DESC;</w:t>
       </w:r>
@@ -14119,9 +15519,7 @@
           <w:rFonts w:ascii="Courier New" w:hAnsi="Courier New" w:eastAsia="Courier New" w:cs="Tahoma"/>
           <w:sz w:val="16"/>
         </w:rPr>
-        <w:t>-- ⚠️ SQL นี้ใช้ named parameter (:name) แต่ `dataSource.query()` ของ store-backend</w:t>
-        <w:br/>
-        <w:t>--    รับเฉพาะ positional $1..$n — ต้องแปลงเป็นลำดับ หรือรันผ่าน QueryBuilder</w:t>
+        <w:t>-- bind ตามลำดับ: $1=docNo</w:t>
         <w:br/>
         <w:t>-- ✅ DP-7 ปิดแล้ว 2026-08-24: sgi_consideration_logs เป็น timeline เต็มของ SGI (ตารางของเราเอง)</w:t>
         <w:br/>
@@ -14133,14 +15531,14 @@
         <w:br/>
         <w:t>FROM sgi_consideration_logs</w:t>
         <w:br/>
-        <w:t>WHERE doc_no = :docNo</w:t>
+        <w:t>WHERE doc_no = $1 /* docNo */</w:t>
         <w:br/>
         <w:t>ORDER BY action_datetime;</w:t>
       </w:r>
     </w:p>
     <w:p>
       <w:pPr>
-        <w:pStyle w:val="Heading3"/>
+        <w:pStyle w:val="Heading2"/>
         <w:keepNext/>
         <w:keepLines/>
         <w:pageBreakBefore w:val="0"/>
@@ -15519,7 +16917,22 @@
                 <w:rFonts w:ascii="Arial" w:hAnsi="Arial" w:eastAsia="Arial" w:cs="Tahoma"/>
                 <w:sz w:val="18"/>
               </w:rPr>
-              <w:t>ผ่านเมื่อถูกกฎ / โยน error เมื่อผิด — กฎ: required · รูปแบบ: verbatim from actionOptions</w:t>
+              <w:t>ผ่านเมื่อถูกกฎ / โยน error เมื่อผิด — กฎ: required · รูปแบบ: actionOptions[].</w:t>
+            </w:r>
+            <w:r>
+              <w:rPr>
+                <w:rFonts w:ascii="Arial" w:hAnsi="Arial" w:eastAsia="Arial" w:cs="Tahoma"/>
+                <w:b/>
+                <w:sz w:val="18"/>
+              </w:rPr>
+              <w:t>value</w:t>
+            </w:r>
+            <w:r>
+              <w:rPr>
+                <w:rFonts w:ascii="Arial" w:hAnsi="Arial" w:eastAsia="Arial" w:cs="Tahoma"/>
+                <w:sz w:val="18"/>
+              </w:rPr>
+              <w:t xml:space="preserve"> (ไม่ใช่ label)</w:t>
             </w:r>
           </w:p>
         </w:tc>

--- a/LLDD/word/BE/LLDD-BE-API-Document-Workflow-Actions.docx
+++ b/LLDD/word/BE/LLDD-BE-API-Document-Workflow-Actions.docx
@@ -5074,13 +5074,70 @@
                 <w:rFonts w:ascii="Arial" w:hAnsi="Arial" w:eastAsia="Arial" w:cs="Tahoma"/>
                 <w:sz w:val="18"/>
               </w:rPr>
-              <w:t xml:space="preserve"> แล้ว publish นอก transaction · ได้ publisher confirm จึง update เป็น </w:t>
+              <w:t xml:space="preserve"> แล้ว publish นอก transaction · publish สำเร็จตั้ง </w:t>
             </w:r>
             <w:r>
               <w:rPr>
                 <w:rFonts w:ascii="Courier New" w:hAnsi="Courier New" w:eastAsia="Courier New" w:cs="Tahoma"/>
                 <w:sz w:val="18"/>
               </w:rPr>
+              <w:t>status = 'SENT'</w:t>
+            </w:r>
+            <w:r>
+              <w:rPr>
+                <w:rFonts w:ascii="Arial" w:hAnsi="Arial" w:eastAsia="Arial" w:cs="Tahoma"/>
+                <w:sz w:val="18"/>
+              </w:rPr>
+              <w:t xml:space="preserve"> + </w:t>
+            </w:r>
+            <w:r>
+              <w:rPr>
+                <w:rFonts w:ascii="Courier New" w:hAnsi="Courier New" w:eastAsia="Courier New" w:cs="Tahoma"/>
+                <w:sz w:val="18"/>
+              </w:rPr>
+              <w:t>outbox_status = 'PUBLISHED'</w:t>
+            </w:r>
+            <w:r>
+              <w:rPr>
+                <w:rFonts w:ascii="Arial" w:hAnsi="Arial" w:eastAsia="Arial" w:cs="Tahoma"/>
+                <w:sz w:val="18"/>
+              </w:rPr>
+              <w:t xml:space="preserve"> · </w:t>
+            </w:r>
+            <w:r>
+              <w:rPr>
+                <w:rFonts w:ascii="Arial" w:hAnsi="Arial" w:eastAsia="Arial" w:cs="Tahoma"/>
+                <w:b/>
+                <w:sz w:val="18"/>
+              </w:rPr>
+              <w:t>ได้ publisher confirm จาก broker จึงตั้ง `outbox_status = 'CONFIRMED'` + `status = 'COMPLETED'`</w:t>
+            </w:r>
+            <w:r>
+              <w:rPr>
+                <w:rFonts w:ascii="Arial" w:hAnsi="Arial" w:eastAsia="Arial" w:cs="Tahoma"/>
+                <w:sz w:val="18"/>
+              </w:rPr>
+              <w:t xml:space="preserve"> (ตรงกับโดเมนใน </w:t>
+            </w:r>
+            <w:r>
+              <w:rPr>
+                <w:rFonts w:ascii="Courier New" w:hAnsi="Courier New" w:eastAsia="Courier New" w:cs="Tahoma"/>
+                <w:sz w:val="18"/>
+              </w:rPr>
+              <w:t>LLDD-Database.pdf</w:t>
+            </w:r>
+            <w:r>
+              <w:rPr>
+                <w:rFonts w:ascii="Arial" w:hAnsi="Arial" w:eastAsia="Arial" w:cs="Tahoma"/>
+                <w:sz w:val="18"/>
+              </w:rPr>
+              <w:t xml:space="preserve"> · มติ 2026-09-08 ข้อ 2.13 — ค้างที่ </w:t>
+            </w:r>
+            <w:r>
+              <w:rPr>
+                <w:rFonts w:ascii="Courier New" w:hAnsi="Courier New" w:eastAsia="Courier New" w:cs="Tahoma"/>
+                <w:sz w:val="18"/>
+              </w:rPr>
               <w:t>SENT</w:t>
             </w:r>
             <w:r>
@@ -5088,7 +5145,7 @@
                 <w:rFonts w:ascii="Arial" w:hAnsi="Arial" w:eastAsia="Arial" w:cs="Tahoma"/>
                 <w:sz w:val="18"/>
               </w:rPr>
-              <w:t xml:space="preserve"> &lt;br&gt;⚠️ </w:t>
+              <w:t xml:space="preserve"> แปลว่ายังไม่ confirm และ Job 10 จะเตือน) &lt;br&gt;⚠️ </w:t>
             </w:r>
             <w:r>
               <w:rPr>

--- a/LLDD/word/BE/LLDD-BE-API-Document-Workflow-Actions.docx
+++ b/LLDD/word/BE/LLDD-BE-API-Document-Workflow-Actions.docx
@@ -5766,7 +5766,7 @@
         <w:t>วิธี resolve เจ้าของงานคนเดิม</w:t>
       </w:r>
       <w:r>
-        <w:t xml:space="preserve"> — ไม่มีคอลัมน์ assignee ในตารางของ SGI (ตาราง workflow_tasks ถูกตัดออกจากโครง 20 ตารางแล้ว) ผู้รับผิดชอบเป็นข้อมูลของ engine</w:t>
+        <w:t xml:space="preserve"> — ไม่มีคอลัมน์ assignee ในตารางของ SGI (ตาราง workflow_tasks ถูกตัดออกจากโครง 21 ตารางแล้ว) ผู้รับผิดชอบเป็นข้อมูลของ engine</w:t>
       </w:r>
     </w:p>
     <w:tbl>
@@ -7042,7 +7042,7 @@
                 <w:rFonts w:ascii="Arial" w:hAnsi="Arial" w:eastAsia="Arial" w:cs="Tahoma"/>
                 <w:sz w:val="18"/>
               </w:rPr>
-              <w:t>19,283 แถวโดยไม่มี PK/index (ตรวจฐานจริง 2026-08-07) ทุก action จึงเป็น seq-scan</w:t>
+              <w:t>19,327 แถวโดยไม่มี PK/index (ตรวจฐานจริง 2026-08-07) ทุก action จึงเป็น seq-scan</w:t>
             </w:r>
           </w:p>
         </w:tc>
@@ -9777,7 +9777,107 @@
                 <w:rFonts w:ascii="Arial" w:hAnsi="Arial" w:eastAsia="Arial" w:cs="Tahoma"/>
                 <w:sz w:val="18"/>
               </w:rPr>
-              <w:t>UTF-8; use value domain described by endpoint purpose</w:t>
+              <w:t xml:space="preserve">ช่อง </w:t>
+            </w:r>
+            <w:r>
+              <w:rPr>
+                <w:rFonts w:ascii="Arial" w:hAnsi="Arial" w:eastAsia="Arial" w:cs="Tahoma"/>
+                <w:b/>
+                <w:sz w:val="18"/>
+              </w:rPr>
+              <w:t>ผลการพิจารณา</w:t>
+            </w:r>
+            <w:r>
+              <w:rPr>
+                <w:rFonts w:ascii="Arial" w:hAnsi="Arial" w:eastAsia="Arial" w:cs="Tahoma"/>
+                <w:sz w:val="18"/>
+              </w:rPr>
+              <w:t xml:space="preserve"> (มีเฉพาะหน้า *ที่เกี่ยวข้อง*) — </w:t>
+            </w:r>
+            <w:r>
+              <w:rPr>
+                <w:rFonts w:ascii="Courier New" w:hAnsi="Courier New" w:eastAsia="Courier New" w:cs="Tahoma"/>
+                <w:sz w:val="18"/>
+              </w:rPr>
+              <w:t>APPROVE</w:t>
+            </w:r>
+            <w:r>
+              <w:rPr>
+                <w:rFonts w:ascii="Arial" w:hAnsi="Arial" w:eastAsia="Arial" w:cs="Tahoma"/>
+                <w:sz w:val="18"/>
+              </w:rPr>
+              <w:t xml:space="preserve"> / </w:t>
+            </w:r>
+            <w:r>
+              <w:rPr>
+                <w:rFonts w:ascii="Courier New" w:hAnsi="Courier New" w:eastAsia="Courier New" w:cs="Tahoma"/>
+                <w:sz w:val="18"/>
+              </w:rPr>
+              <w:t>REJECT</w:t>
+            </w:r>
+            <w:r>
+              <w:rPr>
+                <w:rFonts w:ascii="Arial" w:hAnsi="Arial" w:eastAsia="Arial" w:cs="Tahoma"/>
+                <w:sz w:val="18"/>
+              </w:rPr>
+              <w:t xml:space="preserve"> / </w:t>
+            </w:r>
+            <w:r>
+              <w:rPr>
+                <w:rFonts w:ascii="Courier New" w:hAnsi="Courier New" w:eastAsia="Courier New" w:cs="Tahoma"/>
+                <w:sz w:val="18"/>
+              </w:rPr>
+              <w:t>CANCELLED</w:t>
+            </w:r>
+            <w:r>
+              <w:rPr>
+                <w:rFonts w:ascii="Arial" w:hAnsi="Arial" w:eastAsia="Arial" w:cs="Tahoma"/>
+                <w:sz w:val="18"/>
+              </w:rPr>
+              <w:t xml:space="preserve"> / </w:t>
+            </w:r>
+            <w:r>
+              <w:rPr>
+                <w:rFonts w:ascii="Courier New" w:hAnsi="Courier New" w:eastAsia="Courier New" w:cs="Tahoma"/>
+                <w:sz w:val="18"/>
+              </w:rPr>
+              <w:t>NONE</w:t>
+            </w:r>
+            <w:r>
+              <w:rPr>
+                <w:rFonts w:ascii="Arial" w:hAnsi="Arial" w:eastAsia="Arial" w:cs="Tahoma"/>
+                <w:sz w:val="18"/>
+              </w:rPr>
+              <w:t xml:space="preserve"> · ดูจากผลพิจารณา </w:t>
+            </w:r>
+            <w:r>
+              <w:rPr>
+                <w:rFonts w:ascii="Arial" w:hAnsi="Arial" w:eastAsia="Arial" w:cs="Tahoma"/>
+                <w:b/>
+                <w:sz w:val="18"/>
+              </w:rPr>
+              <w:t>ล่าสุด</w:t>
+            </w:r>
+            <w:r>
+              <w:rPr>
+                <w:rFonts w:ascii="Arial" w:hAnsi="Arial" w:eastAsia="Arial" w:cs="Tahoma"/>
+                <w:sz w:val="18"/>
+              </w:rPr>
+              <w:t xml:space="preserve"> ของเอกสารใน </w:t>
+            </w:r>
+            <w:r>
+              <w:rPr>
+                <w:rFonts w:ascii="Courier New" w:hAnsi="Courier New" w:eastAsia="Courier New" w:cs="Tahoma"/>
+                <w:sz w:val="18"/>
+              </w:rPr>
+              <w:t>sgi_consideration_logs</w:t>
+            </w:r>
+            <w:r>
+              <w:rPr>
+                <w:rFonts w:ascii="Arial" w:hAnsi="Arial" w:eastAsia="Arial" w:cs="Tahoma"/>
+                <w:sz w:val="18"/>
+              </w:rPr>
+              <w:t xml:space="preserve"> ไม่ได้อยู่ที่หัวเอกสาร</w:t>
             </w:r>
           </w:p>
         </w:tc>
@@ -13821,6 +13921,11 @@
         <w:t xml:space="preserve">  impactProcessId: number;</w:t>
         <w:br/>
         <w:br/>
+        <w:t xml:space="preserve">  @Column({ name: 'impact_compensation_id', type: 'bigint' })</w:t>
+        <w:br/>
+        <w:t xml:space="preserve">  impactCompensationId: number;</w:t>
+        <w:br/>
+        <w:br/>
         <w:t xml:space="preserve">  @Column({ name: 'impacted_store_code', type: 'varchar', length: 5 })</w:t>
         <w:br/>
         <w:t xml:space="preserve">  impactedStoreCode: string;</w:t>
@@ -13851,7 +13956,7 @@
         <w:t xml:space="preserve">  source: string;</w:t>
         <w:br/>
         <w:br/>
-        <w:t xml:space="preserve">  @Column({ name: 'status_code', type: 'varchar', length: 2 })</w:t>
+        <w:t xml:space="preserve">  @Column({ name: 'status_code', type: 'varchar', length: 2, default: '06' })</w:t>
         <w:br/>
         <w:t xml:space="preserve">  statusCode: string;</w:t>
         <w:br/>

--- a/LLDD/word/BE/LLDD-BE-API-Document-Workflow-Actions.docx
+++ b/LLDD/word/BE/LLDD-BE-API-Document-Workflow-Actions.docx
@@ -13976,7 +13976,7 @@
         <w:t xml:space="preserve">  allmapUrl?: string;</w:t>
         <w:br/>
         <w:br/>
-        <w:t xml:space="preserve">  @Column({ name: 'statement_id', type: 'varchar', length: 50, nullable: true })</w:t>
+        <w:t xml:space="preserve">  @Column({ name: 'statement_id', type: 'varchar', length: 500, nullable: true })</w:t>
         <w:br/>
         <w:t xml:space="preserve">  statementId?: string;</w:t>
         <w:br/>

--- a/LLDD/word/BE/LLDD-BE-API-Document-Workflow-Actions.docx
+++ b/LLDD/word/BE/LLDD-BE-API-Document-Workflow-Actions.docx
@@ -13057,6 +13057,101 @@
                 <w:rFonts w:ascii="Arial" w:hAnsi="Arial" w:eastAsia="Arial" w:cs="Tahoma"/>
                 <w:sz w:val="18"/>
               </w:rPr>
+              <w:t>email_template (SBP เดิม)</w:t>
+            </w:r>
+          </w:p>
+        </w:tc>
+        <w:tc>
+          <w:tcPr>
+            <w:tcW w:type="dxa" w:w="3360"/>
+            <w:vAlign w:val="center"/>
+          </w:tcPr>
+          <w:p>
+            <w:pPr>
+              <w:keepLines/>
+              <w:spacing w:after="0"/>
+            </w:pPr>
+            <w:r>
+              <w:rPr>
+                <w:rFonts w:ascii="Arial" w:hAnsi="Arial" w:eastAsia="Arial" w:cs="Tahoma"/>
+                <w:sz w:val="18"/>
+              </w:rPr>
+            </w:r>
+            <w:r>
+              <w:rPr>
+                <w:rFonts w:ascii="Arial" w:hAnsi="Arial" w:eastAsia="Arial" w:cs="Tahoma"/>
+                <w:sz w:val="18"/>
+              </w:rPr>
+              <w:t>R</w:t>
+            </w:r>
+          </w:p>
+        </w:tc>
+        <w:tc>
+          <w:tcPr>
+            <w:tcW w:type="dxa" w:w="3360"/>
+            <w:vAlign w:val="center"/>
+          </w:tcPr>
+          <w:p>
+            <w:pPr>
+              <w:keepLines/>
+              <w:spacing w:after="0"/>
+            </w:pPr>
+            <w:r>
+              <w:rPr>
+                <w:rFonts w:ascii="Arial" w:hAnsi="Arial" w:eastAsia="Arial" w:cs="Tahoma"/>
+                <w:sz w:val="18"/>
+              </w:rPr>
+            </w:r>
+            <w:r>
+              <w:rPr>
+                <w:rFonts w:ascii="Arial" w:hAnsi="Arial" w:eastAsia="Arial" w:cs="Tahoma"/>
+                <w:sz w:val="18"/>
+              </w:rPr>
+              <w:t xml:space="preserve">ค้น id ของ template </w:t>
+            </w:r>
+            <w:r>
+              <w:rPr>
+                <w:rFonts w:ascii="Arial" w:hAnsi="Arial" w:eastAsia="Arial" w:cs="Tahoma"/>
+                <w:b/>
+                <w:sz w:val="18"/>
+              </w:rPr>
+              <w:t>ตามชื่อ</w:t>
+            </w:r>
+            <w:r>
+              <w:rPr>
+                <w:rFonts w:ascii="Arial" w:hAnsi="Arial" w:eastAsia="Arial" w:cs="Tahoma"/>
+                <w:sz w:val="18"/>
+              </w:rPr>
+              <w:t xml:space="preserve"> เมื่อ transition ระบุ template เอง — 01/02/03 "เห็นควรไม่ชดเชย" ใช้ EM-09 "พิจารณาไม่อนุมัติประกันรายได้" แทน EM-03 ของ route ส่งกลับ · id ต่างกันตามฐานจึงค้นด้วยชื่อ · ไม่เจอ = ใช้ของ route (เพิ่ม 2026-10-09)</w:t>
+            </w:r>
+          </w:p>
+        </w:tc>
+      </w:tr>
+      <w:tr>
+        <w:trPr>
+          <w:cantSplit/>
+        </w:trPr>
+        <w:tc>
+          <w:tcPr>
+            <w:tcW w:type="dxa" w:w="3360"/>
+            <w:vAlign w:val="center"/>
+          </w:tcPr>
+          <w:p>
+            <w:pPr>
+              <w:keepLines/>
+              <w:spacing w:after="0"/>
+            </w:pPr>
+            <w:r>
+              <w:rPr>
+                <w:rFonts w:ascii="Arial" w:hAnsi="Arial" w:eastAsia="Arial" w:cs="Tahoma"/>
+                <w:sz w:val="18"/>
+              </w:rPr>
+            </w:r>
+            <w:r>
+              <w:rPr>
+                <w:rFonts w:ascii="Arial" w:hAnsi="Arial" w:eastAsia="Arial" w:cs="Tahoma"/>
+                <w:sz w:val="18"/>
+              </w:rPr>
               <w:t>workflow_group_map (@srm/glb-workflow · sps_store)</w:t>
             </w:r>
           </w:p>
@@ -16500,6 +16595,86 @@
                 <w:rFonts w:ascii="Arial" w:hAnsi="Arial" w:eastAsia="Arial" w:cs="Tahoma"/>
                 <w:sz w:val="18"/>
               </w:rPr>
+              <w:t>email_template</w:t>
+            </w:r>
+          </w:p>
+        </w:tc>
+        <w:tc>
+          <w:tcPr>
+            <w:tcW w:type="dxa" w:w="3360"/>
+            <w:vAlign w:val="center"/>
+          </w:tcPr>
+          <w:p>
+            <w:pPr>
+              <w:keepLines/>
+              <w:spacing w:after="0"/>
+            </w:pPr>
+            <w:r>
+              <w:rPr>
+                <w:rFonts w:ascii="Arial" w:hAnsi="Arial" w:eastAsia="Arial" w:cs="Tahoma"/>
+                <w:sz w:val="18"/>
+              </w:rPr>
+            </w:r>
+            <w:r>
+              <w:rPr>
+                <w:rFonts w:ascii="Arial" w:hAnsi="Arial" w:eastAsia="Arial" w:cs="Tahoma"/>
+                <w:sz w:val="18"/>
+              </w:rPr>
+              <w:t>R</w:t>
+            </w:r>
+          </w:p>
+        </w:tc>
+        <w:tc>
+          <w:tcPr>
+            <w:tcW w:type="dxa" w:w="3360"/>
+            <w:vAlign w:val="center"/>
+          </w:tcPr>
+          <w:p>
+            <w:pPr>
+              <w:keepLines/>
+              <w:spacing w:after="0"/>
+            </w:pPr>
+            <w:r>
+              <w:rPr>
+                <w:rFonts w:ascii="Arial" w:hAnsi="Arial" w:eastAsia="Arial" w:cs="Tahoma"/>
+                <w:sz w:val="18"/>
+              </w:rPr>
+            </w:r>
+            <w:r>
+              <w:rPr>
+                <w:rFonts w:ascii="Arial" w:hAnsi="Arial" w:eastAsia="Arial" w:cs="Tahoma"/>
+                <w:sz w:val="18"/>
+              </w:rPr>
+              <w:t>email_template + email_sent + @gosoft-sbp/email-lib</w:t>
+            </w:r>
+          </w:p>
+        </w:tc>
+      </w:tr>
+      <w:tr>
+        <w:trPr>
+          <w:cantSplit/>
+        </w:trPr>
+        <w:tc>
+          <w:tcPr>
+            <w:tcW w:type="dxa" w:w="3360"/>
+            <w:vAlign w:val="center"/>
+          </w:tcPr>
+          <w:p>
+            <w:pPr>
+              <w:keepLines/>
+              <w:spacing w:after="0"/>
+            </w:pPr>
+            <w:r>
+              <w:rPr>
+                <w:rFonts w:ascii="Arial" w:hAnsi="Arial" w:eastAsia="Arial" w:cs="Tahoma"/>
+                <w:sz w:val="18"/>
+              </w:rPr>
+            </w:r>
+            <w:r>
+              <w:rPr>
+                <w:rFonts w:ascii="Arial" w:hAnsi="Arial" w:eastAsia="Arial" w:cs="Tahoma"/>
+                <w:sz w:val="18"/>
+              </w:rPr>
               <w:t>workflow_group_map</w:t>
             </w:r>
           </w:p>
@@ -18285,6 +18460,86 @@
                 <w:sz w:val="18"/>
               </w:rPr>
               <w:t>ใช้ของระบบเดิม: workflow engine @srm/glb-workflow</w:t>
+            </w:r>
+          </w:p>
+        </w:tc>
+      </w:tr>
+      <w:tr>
+        <w:trPr>
+          <w:cantSplit/>
+        </w:trPr>
+        <w:tc>
+          <w:tcPr>
+            <w:tcW w:type="dxa" w:w="3360"/>
+            <w:vAlign w:val="center"/>
+          </w:tcPr>
+          <w:p>
+            <w:pPr>
+              <w:keepLines/>
+              <w:spacing w:after="0"/>
+            </w:pPr>
+            <w:r>
+              <w:rPr>
+                <w:rFonts w:ascii="Arial" w:hAnsi="Arial" w:eastAsia="Arial" w:cs="Tahoma"/>
+                <w:sz w:val="18"/>
+              </w:rPr>
+            </w:r>
+            <w:r>
+              <w:rPr>
+                <w:rFonts w:ascii="Arial" w:hAnsi="Arial" w:eastAsia="Arial" w:cs="Tahoma"/>
+                <w:sz w:val="18"/>
+              </w:rPr>
+              <w:t>email_template</w:t>
+            </w:r>
+          </w:p>
+        </w:tc>
+        <w:tc>
+          <w:tcPr>
+            <w:tcW w:type="dxa" w:w="3360"/>
+            <w:vAlign w:val="center"/>
+          </w:tcPr>
+          <w:p>
+            <w:pPr>
+              <w:keepLines/>
+              <w:spacing w:after="0"/>
+            </w:pPr>
+            <w:r>
+              <w:rPr>
+                <w:rFonts w:ascii="Arial" w:hAnsi="Arial" w:eastAsia="Arial" w:cs="Tahoma"/>
+                <w:sz w:val="18"/>
+              </w:rPr>
+            </w:r>
+            <w:r>
+              <w:rPr>
+                <w:rFonts w:ascii="Arial" w:hAnsi="Arial" w:eastAsia="Arial" w:cs="Tahoma"/>
+                <w:sz w:val="18"/>
+              </w:rPr>
+              <w:t>R</w:t>
+            </w:r>
+          </w:p>
+        </w:tc>
+        <w:tc>
+          <w:tcPr>
+            <w:tcW w:type="dxa" w:w="3360"/>
+            <w:vAlign w:val="center"/>
+          </w:tcPr>
+          <w:p>
+            <w:pPr>
+              <w:keepLines/>
+              <w:spacing w:after="0"/>
+            </w:pPr>
+            <w:r>
+              <w:rPr>
+                <w:rFonts w:ascii="Arial" w:hAnsi="Arial" w:eastAsia="Arial" w:cs="Tahoma"/>
+                <w:sz w:val="18"/>
+              </w:rPr>
+            </w:r>
+            <w:r>
+              <w:rPr>
+                <w:rFonts w:ascii="Arial" w:hAnsi="Arial" w:eastAsia="Arial" w:cs="Tahoma"/>
+                <w:sz w:val="18"/>
+              </w:rPr>
+              <w:t>ใช้ของระบบเดิม: email_template + email_sent + @gosoft-sbp/email-lib</w:t>
             </w:r>
           </w:p>
         </w:tc>

--- a/LLDD/word/BE/LLDD-BE-API-Document-Workflow-Actions.docx
+++ b/LLDD/word/BE/LLDD-BE-API-Document-Workflow-Actions.docx
@@ -7766,7 +7766,7 @@
                 <w:rFonts w:ascii="Arial" w:hAnsi="Arial" w:eastAsia="Arial" w:cs="Tahoma"/>
                 <w:sz w:val="18"/>
               </w:rPr>
-              <w:t>sgi_compensation_documents; sgi_consideration_logs</w:t>
+              <w:t>sgi_compensation_documents; sgi_consideration_logs; sgi_fgi_impact_compensations</w:t>
             </w:r>
           </w:p>
         </w:tc>
@@ -12665,6 +12665,220 @@
                 <w:sz w:val="18"/>
               </w:rPr>
               <w:t>บันทึกผลพิจารณาและ comment</w:t>
+            </w:r>
+          </w:p>
+        </w:tc>
+      </w:tr>
+      <w:tr>
+        <w:trPr>
+          <w:cantSplit/>
+        </w:trPr>
+        <w:tc>
+          <w:tcPr>
+            <w:tcW w:type="dxa" w:w="3360"/>
+            <w:vAlign w:val="center"/>
+          </w:tcPr>
+          <w:p>
+            <w:pPr>
+              <w:keepLines/>
+              <w:spacing w:after="0"/>
+            </w:pPr>
+            <w:r>
+              <w:rPr>
+                <w:rFonts w:ascii="Arial" w:hAnsi="Arial" w:eastAsia="Arial" w:cs="Tahoma"/>
+                <w:sz w:val="18"/>
+              </w:rPr>
+            </w:r>
+            <w:r>
+              <w:rPr>
+                <w:rFonts w:ascii="Arial" w:hAnsi="Arial" w:eastAsia="Arial" w:cs="Tahoma"/>
+                <w:sz w:val="18"/>
+              </w:rPr>
+              <w:t>sgi_fgi_impact_compensations</w:t>
+            </w:r>
+          </w:p>
+        </w:tc>
+        <w:tc>
+          <w:tcPr>
+            <w:tcW w:type="dxa" w:w="3360"/>
+            <w:vAlign w:val="center"/>
+          </w:tcPr>
+          <w:p>
+            <w:pPr>
+              <w:keepLines/>
+              <w:spacing w:after="0"/>
+            </w:pPr>
+            <w:r>
+              <w:rPr>
+                <w:rFonts w:ascii="Arial" w:hAnsi="Arial" w:eastAsia="Arial" w:cs="Tahoma"/>
+                <w:sz w:val="18"/>
+              </w:rPr>
+            </w:r>
+            <w:r>
+              <w:rPr>
+                <w:rFonts w:ascii="Arial" w:hAnsi="Arial" w:eastAsia="Arial" w:cs="Tahoma"/>
+                <w:sz w:val="18"/>
+              </w:rPr>
+              <w:t>W</w:t>
+            </w:r>
+          </w:p>
+        </w:tc>
+        <w:tc>
+          <w:tcPr>
+            <w:tcW w:type="dxa" w:w="3360"/>
+            <w:vAlign w:val="center"/>
+          </w:tcPr>
+          <w:p>
+            <w:pPr>
+              <w:keepLines/>
+              <w:spacing w:after="0"/>
+            </w:pPr>
+            <w:r>
+              <w:rPr>
+                <w:rFonts w:ascii="Arial" w:hAnsi="Arial" w:eastAsia="Arial" w:cs="Tahoma"/>
+                <w:sz w:val="18"/>
+              </w:rPr>
+            </w:r>
+            <w:r>
+              <w:rPr>
+                <w:rFonts w:ascii="Arial" w:hAnsi="Arial" w:eastAsia="Arial" w:cs="Tahoma"/>
+                <w:b/>
+                <w:sz w:val="18"/>
+              </w:rPr>
+              <w:t>จบ flow → เขียนผลลงงวดค่าชดเชยของเอกสาร</w:t>
+            </w:r>
+            <w:r>
+              <w:rPr>
+                <w:rFonts w:ascii="Arial" w:hAnsi="Arial" w:eastAsia="Arial" w:cs="Tahoma"/>
+                <w:sz w:val="18"/>
+              </w:rPr>
+              <w:t xml:space="preserve"> (</w:t>
+            </w:r>
+            <w:r>
+              <w:rPr>
+                <w:rFonts w:ascii="Courier New" w:hAnsi="Courier New" w:eastAsia="Courier New" w:cs="Tahoma"/>
+                <w:sz w:val="18"/>
+              </w:rPr>
+              <w:t>impact_compensation_id</w:t>
+            </w:r>
+            <w:r>
+              <w:rPr>
+                <w:rFonts w:ascii="Arial" w:hAnsi="Arial" w:eastAsia="Arial" w:cs="Tahoma"/>
+                <w:sz w:val="18"/>
+              </w:rPr>
+              <w:t xml:space="preserve">) ในทรานแซกชันเดียวกับการเดินสถานะ · GM/AVP อนุมัติจบ = </w:t>
+            </w:r>
+            <w:r>
+              <w:rPr>
+                <w:rFonts w:ascii="Courier New" w:hAnsi="Courier New" w:eastAsia="Courier New" w:cs="Tahoma"/>
+                <w:sz w:val="18"/>
+              </w:rPr>
+              <w:t>A</w:t>
+            </w:r>
+            <w:r>
+              <w:rPr>
+                <w:rFonts w:ascii="Arial" w:hAnsi="Arial" w:eastAsia="Arial" w:cs="Tahoma"/>
+                <w:sz w:val="18"/>
+              </w:rPr>
+              <w:t xml:space="preserve"> · 06 เห็นควรไม่ชดเชย = </w:t>
+            </w:r>
+            <w:r>
+              <w:rPr>
+                <w:rFonts w:ascii="Courier New" w:hAnsi="Courier New" w:eastAsia="Courier New" w:cs="Tahoma"/>
+                <w:sz w:val="18"/>
+              </w:rPr>
+              <w:t>N</w:t>
+            </w:r>
+            <w:r>
+              <w:rPr>
+                <w:rFonts w:ascii="Arial" w:hAnsi="Arial" w:eastAsia="Arial" w:cs="Tahoma"/>
+                <w:sz w:val="18"/>
+              </w:rPr>
+              <w:t xml:space="preserve"> · 06 หยุดชดเชย = </w:t>
+            </w:r>
+            <w:r>
+              <w:rPr>
+                <w:rFonts w:ascii="Courier New" w:hAnsi="Courier New" w:eastAsia="Courier New" w:cs="Tahoma"/>
+                <w:sz w:val="18"/>
+              </w:rPr>
+              <w:t>S</w:t>
+            </w:r>
+            <w:r>
+              <w:rPr>
+                <w:rFonts w:ascii="Arial" w:hAnsi="Arial" w:eastAsia="Arial" w:cs="Tahoma"/>
+                <w:sz w:val="18"/>
+              </w:rPr>
+              <w:t xml:space="preserve"> · พร้อม </w:t>
+            </w:r>
+            <w:r>
+              <w:rPr>
+                <w:rFonts w:ascii="Courier New" w:hAnsi="Courier New" w:eastAsia="Courier New" w:cs="Tahoma"/>
+                <w:sz w:val="18"/>
+              </w:rPr>
+              <w:t>approve_date</w:t>
+            </w:r>
+            <w:r>
+              <w:rPr>
+                <w:rFonts w:ascii="Arial" w:hAnsi="Arial" w:eastAsia="Arial" w:cs="Tahoma"/>
+                <w:sz w:val="18"/>
+              </w:rPr>
+              <w:t xml:space="preserve"> + </w:t>
+            </w:r>
+            <w:r>
+              <w:rPr>
+                <w:rFonts w:ascii="Courier New" w:hAnsi="Courier New" w:eastAsia="Courier New" w:cs="Tahoma"/>
+                <w:sz w:val="18"/>
+              </w:rPr>
+              <w:t>stmt_year/stmt_month</w:t>
+            </w:r>
+            <w:r>
+              <w:rPr>
+                <w:rFonts w:ascii="Arial" w:hAnsi="Arial" w:eastAsia="Arial" w:cs="Tahoma"/>
+                <w:sz w:val="18"/>
+              </w:rPr>
+              <w:t xml:space="preserve"> = เดือนที่อนุมัติ · </w:t>
+            </w:r>
+            <w:r>
+              <w:rPr>
+                <w:rFonts w:ascii="Courier New" w:hAnsi="Courier New" w:eastAsia="Courier New" w:cs="Tahoma"/>
+                <w:sz w:val="18"/>
+              </w:rPr>
+              <w:t>A</w:t>
+            </w:r>
+            <w:r>
+              <w:rPr>
+                <w:rFonts w:ascii="Arial" w:hAnsi="Arial" w:eastAsia="Arial" w:cs="Tahoma"/>
+                <w:sz w:val="18"/>
+              </w:rPr>
+              <w:t xml:space="preserve"> ไม่ทับงวด </w:t>
+            </w:r>
+            <w:r>
+              <w:rPr>
+                <w:rFonts w:ascii="Courier New" w:hAnsi="Courier New" w:eastAsia="Courier New" w:cs="Tahoma"/>
+                <w:sz w:val="18"/>
+              </w:rPr>
+              <w:t>Z</w:t>
+            </w:r>
+            <w:r>
+              <w:rPr>
+                <w:rFonts w:ascii="Arial" w:hAnsi="Arial" w:eastAsia="Arial" w:cs="Tahoma"/>
+                <w:sz w:val="18"/>
+              </w:rPr>
+              <w:t>/</w:t>
+            </w:r>
+            <w:r>
+              <w:rPr>
+                <w:rFonts w:ascii="Courier New" w:hAnsi="Courier New" w:eastAsia="Courier New" w:cs="Tahoma"/>
+                <w:sz w:val="18"/>
+              </w:rPr>
+              <w:t>C</w:t>
+            </w:r>
+            <w:r>
+              <w:rPr>
+                <w:rFonts w:ascii="Arial" w:hAnsi="Arial" w:eastAsia="Arial" w:cs="Tahoma"/>
+                <w:sz w:val="18"/>
+              </w:rPr>
+              <w:t xml:space="preserve"> · Job 6 อ่านไปส่งผลอนุมัติให้ STA (เพิ่ม 2026-10-14)</w:t>
             </w:r>
           </w:p>
         </w:tc>
@@ -14599,7 +14813,7 @@
                 <w:rFonts w:ascii="Arial" w:hAnsi="Arial" w:eastAsia="Arial" w:cs="Tahoma"/>
                 <w:sz w:val="18"/>
               </w:rPr>
-              <w:t>store-backend · src/entitys/business-user.entity.ts</w:t>
+              <w:t>store-backend · src/entitys/sgi-fgi-impact-compensations.entity.ts</w:t>
             </w:r>
           </w:p>
         </w:tc>
@@ -14631,7 +14845,7 @@
                 <w:rFonts w:ascii="Courier New" w:hAnsi="Courier New" w:eastAsia="Courier New" w:cs="Tahoma"/>
                 <w:sz w:val="18"/>
               </w:rPr>
-              <w:t>business_user</w:t>
+              <w:t>sgi_fgi_impact_compensations</w:t>
             </w:r>
             <w:r>
               <w:rPr>
@@ -16096,6 +16310,15 @@
         <w:rPr>
           <w:rFonts w:ascii="Courier New" w:hAnsi="Courier New" w:eastAsia="Courier New" w:cs="Tahoma"/>
         </w:rPr>
+        <w:t>sgi_fgi_impact_compensations</w:t>
+      </w:r>
+      <w:r>
+        <w:t xml:space="preserve">, </w:t>
+      </w:r>
+      <w:r>
+        <w:rPr>
+          <w:rFonts w:ascii="Courier New" w:hAnsi="Courier New" w:eastAsia="Courier New" w:cs="Tahoma"/>
+        </w:rPr>
         <w:t>business_user</w:t>
       </w:r>
       <w:r>
@@ -16771,7 +16994,7 @@
         <w:br/>
         <w:t>import { ConsiderationLog } from '../../entitys/sgi-consideration-logs.entity';</w:t>
         <w:br/>
-        <w:t>import { BusinessUser } from '../../entitys/business-user.entity';</w:t>
+        <w:t>import { SgiFgiImpactCompensation } from '../../entitys/sgi-fgi-impact-compensations.entity';</w:t>
         <w:br/>
         <w:br/>
         <w:t>export const sgiDocumentWorkflowActionsProviders = [</w:t>
@@ -16798,9 +17021,9 @@
         <w:br/>
         <w:t xml:space="preserve">  {</w:t>
         <w:br/>
-        <w:t xml:space="preserve">    provide: 'BUSINESS_USER_REPOSITORY',</w:t>
-        <w:br/>
-        <w:t xml:space="preserve">    useFactory: (dataSource: DataSource) =&gt; dataSource.getRepository(BusinessUser),</w:t>
+        <w:t xml:space="preserve">    provide: 'SGI_FGI_IMPACT_COMPENSATION_REPOSITORY',</w:t>
+        <w:br/>
+        <w:t xml:space="preserve">    useFactory: (dataSource: DataSource) =&gt; dataSource.getRepository(SgiFgiImpactCompensation),</w:t>
         <w:br/>
         <w:t xml:space="preserve">    inject: ['DATA_SOURCE'],</w:t>
         <w:br/>
@@ -17314,6 +17537,220 @@
                 <w:sz w:val="18"/>
               </w:rPr>
               <w:t>บันทึกผลพิจารณาและ comment</w:t>
+            </w:r>
+          </w:p>
+        </w:tc>
+      </w:tr>
+      <w:tr>
+        <w:trPr>
+          <w:cantSplit/>
+        </w:trPr>
+        <w:tc>
+          <w:tcPr>
+            <w:tcW w:type="dxa" w:w="3360"/>
+            <w:vAlign w:val="center"/>
+          </w:tcPr>
+          <w:p>
+            <w:pPr>
+              <w:keepLines/>
+              <w:spacing w:after="0"/>
+            </w:pPr>
+            <w:r>
+              <w:rPr>
+                <w:rFonts w:ascii="Arial" w:hAnsi="Arial" w:eastAsia="Arial" w:cs="Tahoma"/>
+                <w:sz w:val="18"/>
+              </w:rPr>
+            </w:r>
+            <w:r>
+              <w:rPr>
+                <w:rFonts w:ascii="Arial" w:hAnsi="Arial" w:eastAsia="Arial" w:cs="Tahoma"/>
+                <w:sz w:val="18"/>
+              </w:rPr>
+              <w:t>sgi_fgi_impact_compensations</w:t>
+            </w:r>
+          </w:p>
+        </w:tc>
+        <w:tc>
+          <w:tcPr>
+            <w:tcW w:type="dxa" w:w="3360"/>
+            <w:vAlign w:val="center"/>
+          </w:tcPr>
+          <w:p>
+            <w:pPr>
+              <w:keepLines/>
+              <w:spacing w:after="0"/>
+            </w:pPr>
+            <w:r>
+              <w:rPr>
+                <w:rFonts w:ascii="Arial" w:hAnsi="Arial" w:eastAsia="Arial" w:cs="Tahoma"/>
+                <w:sz w:val="18"/>
+              </w:rPr>
+            </w:r>
+            <w:r>
+              <w:rPr>
+                <w:rFonts w:ascii="Arial" w:hAnsi="Arial" w:eastAsia="Arial" w:cs="Tahoma"/>
+                <w:sz w:val="18"/>
+              </w:rPr>
+              <w:t>W</w:t>
+            </w:r>
+          </w:p>
+        </w:tc>
+        <w:tc>
+          <w:tcPr>
+            <w:tcW w:type="dxa" w:w="3360"/>
+            <w:vAlign w:val="center"/>
+          </w:tcPr>
+          <w:p>
+            <w:pPr>
+              <w:keepLines/>
+              <w:spacing w:after="0"/>
+            </w:pPr>
+            <w:r>
+              <w:rPr>
+                <w:rFonts w:ascii="Arial" w:hAnsi="Arial" w:eastAsia="Arial" w:cs="Tahoma"/>
+                <w:sz w:val="18"/>
+              </w:rPr>
+            </w:r>
+            <w:r>
+              <w:rPr>
+                <w:rFonts w:ascii="Arial" w:hAnsi="Arial" w:eastAsia="Arial" w:cs="Tahoma"/>
+                <w:b/>
+                <w:sz w:val="18"/>
+              </w:rPr>
+              <w:t>จบ flow → เขียนผลลงงวดค่าชดเชยของเอกสาร</w:t>
+            </w:r>
+            <w:r>
+              <w:rPr>
+                <w:rFonts w:ascii="Arial" w:hAnsi="Arial" w:eastAsia="Arial" w:cs="Tahoma"/>
+                <w:sz w:val="18"/>
+              </w:rPr>
+              <w:t xml:space="preserve"> (</w:t>
+            </w:r>
+            <w:r>
+              <w:rPr>
+                <w:rFonts w:ascii="Courier New" w:hAnsi="Courier New" w:eastAsia="Courier New" w:cs="Tahoma"/>
+                <w:sz w:val="18"/>
+              </w:rPr>
+              <w:t>impact_compensation_id</w:t>
+            </w:r>
+            <w:r>
+              <w:rPr>
+                <w:rFonts w:ascii="Arial" w:hAnsi="Arial" w:eastAsia="Arial" w:cs="Tahoma"/>
+                <w:sz w:val="18"/>
+              </w:rPr>
+              <w:t xml:space="preserve">) ในทรานแซกชันเดียวกับการเดินสถานะ · GM/AVP อนุมัติจบ = </w:t>
+            </w:r>
+            <w:r>
+              <w:rPr>
+                <w:rFonts w:ascii="Courier New" w:hAnsi="Courier New" w:eastAsia="Courier New" w:cs="Tahoma"/>
+                <w:sz w:val="18"/>
+              </w:rPr>
+              <w:t>A</w:t>
+            </w:r>
+            <w:r>
+              <w:rPr>
+                <w:rFonts w:ascii="Arial" w:hAnsi="Arial" w:eastAsia="Arial" w:cs="Tahoma"/>
+                <w:sz w:val="18"/>
+              </w:rPr>
+              <w:t xml:space="preserve"> · 06 เห็นควรไม่ชดเชย = </w:t>
+            </w:r>
+            <w:r>
+              <w:rPr>
+                <w:rFonts w:ascii="Courier New" w:hAnsi="Courier New" w:eastAsia="Courier New" w:cs="Tahoma"/>
+                <w:sz w:val="18"/>
+              </w:rPr>
+              <w:t>N</w:t>
+            </w:r>
+            <w:r>
+              <w:rPr>
+                <w:rFonts w:ascii="Arial" w:hAnsi="Arial" w:eastAsia="Arial" w:cs="Tahoma"/>
+                <w:sz w:val="18"/>
+              </w:rPr>
+              <w:t xml:space="preserve"> · 06 หยุดชดเชย = </w:t>
+            </w:r>
+            <w:r>
+              <w:rPr>
+                <w:rFonts w:ascii="Courier New" w:hAnsi="Courier New" w:eastAsia="Courier New" w:cs="Tahoma"/>
+                <w:sz w:val="18"/>
+              </w:rPr>
+              <w:t>S</w:t>
+            </w:r>
+            <w:r>
+              <w:rPr>
+                <w:rFonts w:ascii="Arial" w:hAnsi="Arial" w:eastAsia="Arial" w:cs="Tahoma"/>
+                <w:sz w:val="18"/>
+              </w:rPr>
+              <w:t xml:space="preserve"> · พร้อม </w:t>
+            </w:r>
+            <w:r>
+              <w:rPr>
+                <w:rFonts w:ascii="Courier New" w:hAnsi="Courier New" w:eastAsia="Courier New" w:cs="Tahoma"/>
+                <w:sz w:val="18"/>
+              </w:rPr>
+              <w:t>approve_date</w:t>
+            </w:r>
+            <w:r>
+              <w:rPr>
+                <w:rFonts w:ascii="Arial" w:hAnsi="Arial" w:eastAsia="Arial" w:cs="Tahoma"/>
+                <w:sz w:val="18"/>
+              </w:rPr>
+              <w:t xml:space="preserve"> + </w:t>
+            </w:r>
+            <w:r>
+              <w:rPr>
+                <w:rFonts w:ascii="Courier New" w:hAnsi="Courier New" w:eastAsia="Courier New" w:cs="Tahoma"/>
+                <w:sz w:val="18"/>
+              </w:rPr>
+              <w:t>stmt_year/stmt_month</w:t>
+            </w:r>
+            <w:r>
+              <w:rPr>
+                <w:rFonts w:ascii="Arial" w:hAnsi="Arial" w:eastAsia="Arial" w:cs="Tahoma"/>
+                <w:sz w:val="18"/>
+              </w:rPr>
+              <w:t xml:space="preserve"> = เดือนที่อนุมัติ · </w:t>
+            </w:r>
+            <w:r>
+              <w:rPr>
+                <w:rFonts w:ascii="Courier New" w:hAnsi="Courier New" w:eastAsia="Courier New" w:cs="Tahoma"/>
+                <w:sz w:val="18"/>
+              </w:rPr>
+              <w:t>A</w:t>
+            </w:r>
+            <w:r>
+              <w:rPr>
+                <w:rFonts w:ascii="Arial" w:hAnsi="Arial" w:eastAsia="Arial" w:cs="Tahoma"/>
+                <w:sz w:val="18"/>
+              </w:rPr>
+              <w:t xml:space="preserve"> ไม่ทับงวด </w:t>
+            </w:r>
+            <w:r>
+              <w:rPr>
+                <w:rFonts w:ascii="Courier New" w:hAnsi="Courier New" w:eastAsia="Courier New" w:cs="Tahoma"/>
+                <w:sz w:val="18"/>
+              </w:rPr>
+              <w:t>Z</w:t>
+            </w:r>
+            <w:r>
+              <w:rPr>
+                <w:rFonts w:ascii="Arial" w:hAnsi="Arial" w:eastAsia="Arial" w:cs="Tahoma"/>
+                <w:sz w:val="18"/>
+              </w:rPr>
+              <w:t>/</w:t>
+            </w:r>
+            <w:r>
+              <w:rPr>
+                <w:rFonts w:ascii="Courier New" w:hAnsi="Courier New" w:eastAsia="Courier New" w:cs="Tahoma"/>
+                <w:sz w:val="18"/>
+              </w:rPr>
+              <w:t>C</w:t>
+            </w:r>
+            <w:r>
+              <w:rPr>
+                <w:rFonts w:ascii="Arial" w:hAnsi="Arial" w:eastAsia="Arial" w:cs="Tahoma"/>
+                <w:sz w:val="18"/>
+              </w:rPr>
+              <w:t xml:space="preserve"> · Job 6 อ่านไปส่งผลอนุมัติให้ STA (เพิ่ม 2026-10-14)</w:t>
             </w:r>
           </w:p>
         </w:tc>
@@ -21025,6 +21462,20 @@
                 <w:sz w:val="18"/>
               </w:rPr>
               <w:t>sgi_consideration_logs</w:t>
+            </w:r>
+            <w:r>
+              <w:rPr>
+                <w:rFonts w:ascii="Arial" w:hAnsi="Arial" w:eastAsia="Arial" w:cs="Tahoma"/>
+                <w:sz w:val="18"/>
+              </w:rPr>
+              <w:t xml:space="preserve">, </w:t>
+            </w:r>
+            <w:r>
+              <w:rPr>
+                <w:rFonts w:ascii="Courier New" w:hAnsi="Courier New" w:eastAsia="Courier New" w:cs="Tahoma"/>
+                <w:sz w:val="18"/>
+              </w:rPr>
+              <w:t>sgi_fgi_impact_compensations</w:t>
             </w:r>
           </w:p>
         </w:tc>

--- a/LLDD/word/BE/LLDD-BE-API-Document-Workflow-Actions.docx
+++ b/LLDD/word/BE/LLDD-BE-API-Document-Workflow-Actions.docx
@@ -7766,7 +7766,7 @@
                 <w:rFonts w:ascii="Arial" w:hAnsi="Arial" w:eastAsia="Arial" w:cs="Tahoma"/>
                 <w:sz w:val="18"/>
               </w:rPr>
-              <w:t>sgi_compensation_documents; sgi_consideration_logs; sgi_fgi_impact_compensations</w:t>
+              <w:t>sgi_compensation_documents; sgi_consideration_logs; sgi_fgi_impact_processes</w:t>
             </w:r>
           </w:p>
         </w:tc>
@@ -12665,6 +12665,122 @@
                 <w:sz w:val="18"/>
               </w:rPr>
               <w:t>บันทึกผลพิจารณาและ comment</w:t>
+            </w:r>
+          </w:p>
+        </w:tc>
+      </w:tr>
+      <w:tr>
+        <w:trPr>
+          <w:cantSplit/>
+        </w:trPr>
+        <w:tc>
+          <w:tcPr>
+            <w:tcW w:type="dxa" w:w="3360"/>
+            <w:vAlign w:val="center"/>
+          </w:tcPr>
+          <w:p>
+            <w:pPr>
+              <w:keepLines/>
+              <w:spacing w:after="0"/>
+            </w:pPr>
+            <w:r>
+              <w:rPr>
+                <w:rFonts w:ascii="Arial" w:hAnsi="Arial" w:eastAsia="Arial" w:cs="Tahoma"/>
+                <w:sz w:val="18"/>
+              </w:rPr>
+            </w:r>
+            <w:r>
+              <w:rPr>
+                <w:rFonts w:ascii="Arial" w:hAnsi="Arial" w:eastAsia="Arial" w:cs="Tahoma"/>
+                <w:sz w:val="18"/>
+              </w:rPr>
+              <w:t>sgi_fgi_impact_processes</w:t>
+            </w:r>
+          </w:p>
+        </w:tc>
+        <w:tc>
+          <w:tcPr>
+            <w:tcW w:type="dxa" w:w="3360"/>
+            <w:vAlign w:val="center"/>
+          </w:tcPr>
+          <w:p>
+            <w:pPr>
+              <w:keepLines/>
+              <w:spacing w:after="0"/>
+            </w:pPr>
+            <w:r>
+              <w:rPr>
+                <w:rFonts w:ascii="Arial" w:hAnsi="Arial" w:eastAsia="Arial" w:cs="Tahoma"/>
+                <w:sz w:val="18"/>
+              </w:rPr>
+            </w:r>
+            <w:r>
+              <w:rPr>
+                <w:rFonts w:ascii="Arial" w:hAnsi="Arial" w:eastAsia="Arial" w:cs="Tahoma"/>
+                <w:sz w:val="18"/>
+              </w:rPr>
+              <w:t>W</w:t>
+            </w:r>
+          </w:p>
+        </w:tc>
+        <w:tc>
+          <w:tcPr>
+            <w:tcW w:type="dxa" w:w="3360"/>
+            <w:vAlign w:val="center"/>
+          </w:tcPr>
+          <w:p>
+            <w:pPr>
+              <w:keepLines/>
+              <w:spacing w:after="0"/>
+            </w:pPr>
+            <w:r>
+              <w:rPr>
+                <w:rFonts w:ascii="Arial" w:hAnsi="Arial" w:eastAsia="Arial" w:cs="Tahoma"/>
+                <w:sz w:val="18"/>
+              </w:rPr>
+            </w:r>
+            <w:r>
+              <w:rPr>
+                <w:rFonts w:ascii="Arial" w:hAnsi="Arial" w:eastAsia="Arial" w:cs="Tahoma"/>
+                <w:b/>
+                <w:sz w:val="18"/>
+              </w:rPr>
+              <w:t>06 ปิดเอกสารด้วย N/S → ปิดรอบชดเชย</w:t>
+            </w:r>
+            <w:r>
+              <w:rPr>
+                <w:rFonts w:ascii="Arial" w:hAnsi="Arial" w:eastAsia="Arial" w:cs="Tahoma"/>
+                <w:sz w:val="18"/>
+              </w:rPr>
+              <w:t xml:space="preserve"> (</w:t>
+            </w:r>
+            <w:r>
+              <w:rPr>
+                <w:rFonts w:ascii="Courier New" w:hAnsi="Courier New" w:eastAsia="Courier New" w:cs="Tahoma"/>
+                <w:sz w:val="18"/>
+              </w:rPr>
+              <w:t>flag_action = N</w:t>
+            </w:r>
+            <w:r>
+              <w:rPr>
+                <w:rFonts w:ascii="Arial" w:hAnsi="Arial" w:eastAsia="Arial" w:cs="Tahoma"/>
+                <w:sz w:val="18"/>
+              </w:rPr>
+              <w:t xml:space="preserve"> · </w:t>
+            </w:r>
+            <w:r>
+              <w:rPr>
+                <w:rFonts w:ascii="Courier New" w:hAnsi="Courier New" w:eastAsia="Courier New" w:cs="Tahoma"/>
+                <w:sz w:val="18"/>
+              </w:rPr>
+              <w:t>process_status = CLOSED</w:t>
+            </w:r>
+            <w:r>
+              <w:rPr>
+                <w:rFonts w:ascii="Arial" w:hAnsi="Arial" w:eastAsia="Arial" w:cs="Tahoma"/>
+                <w:sz w:val="18"/>
+              </w:rPr>
+              <w:t xml:space="preserve"> · งวดสิ้นสุด = งวดของเอกสาร) ไม่ให้ Job 6 เปิดงวดถัดไป · Job 7/8/9 ข้ามรอบนี้ · ผลอนุมัติ A ไม่ปิดรอบ (มติผู้ใช้ 2026-10-14)</w:t>
             </w:r>
           </w:p>
         </w:tc>
@@ -14813,7 +14929,7 @@
                 <w:rFonts w:ascii="Arial" w:hAnsi="Arial" w:eastAsia="Arial" w:cs="Tahoma"/>
                 <w:sz w:val="18"/>
               </w:rPr>
-              <w:t>store-backend · src/entitys/sgi-fgi-impact-compensations.entity.ts</w:t>
+              <w:t>store-backend · src/entitys/sgi-fgi-impact-processes.entity.ts</w:t>
             </w:r>
           </w:p>
         </w:tc>
@@ -14845,7 +14961,7 @@
                 <w:rFonts w:ascii="Courier New" w:hAnsi="Courier New" w:eastAsia="Courier New" w:cs="Tahoma"/>
                 <w:sz w:val="18"/>
               </w:rPr>
-              <w:t>sgi_fgi_impact_compensations</w:t>
+              <w:t>sgi_fgi_impact_processes</w:t>
             </w:r>
             <w:r>
               <w:rPr>
@@ -16310,6 +16426,15 @@
         <w:rPr>
           <w:rFonts w:ascii="Courier New" w:hAnsi="Courier New" w:eastAsia="Courier New" w:cs="Tahoma"/>
         </w:rPr>
+        <w:t>sgi_fgi_impact_processes</w:t>
+      </w:r>
+      <w:r>
+        <w:t xml:space="preserve">, </w:t>
+      </w:r>
+      <w:r>
+        <w:rPr>
+          <w:rFonts w:ascii="Courier New" w:hAnsi="Courier New" w:eastAsia="Courier New" w:cs="Tahoma"/>
+        </w:rPr>
         <w:t>sgi_fgi_impact_compensations</w:t>
       </w:r>
       <w:r>
@@ -16994,7 +17119,7 @@
         <w:br/>
         <w:t>import { ConsiderationLog } from '../../entitys/sgi-consideration-logs.entity';</w:t>
         <w:br/>
-        <w:t>import { SgiFgiImpactCompensation } from '../../entitys/sgi-fgi-impact-compensations.entity';</w:t>
+        <w:t>import { FgiImpactProcess } from '../../entitys/sgi-fgi-impact-processes.entity';</w:t>
         <w:br/>
         <w:br/>
         <w:t>export const sgiDocumentWorkflowActionsProviders = [</w:t>
@@ -17021,9 +17146,9 @@
         <w:br/>
         <w:t xml:space="preserve">  {</w:t>
         <w:br/>
-        <w:t xml:space="preserve">    provide: 'SGI_FGI_IMPACT_COMPENSATION_REPOSITORY',</w:t>
+        <w:t xml:space="preserve">    provide: 'SGI_FGI_IMPACT_PROCESSE_REPOSITORY',</w:t>
         <w:br/>
-        <w:t xml:space="preserve">    useFactory: (dataSource: DataSource) =&gt; dataSource.getRepository(SgiFgiImpactCompensation),</w:t>
+        <w:t xml:space="preserve">    useFactory: (dataSource: DataSource) =&gt; dataSource.getRepository(FgiImpactProcess),</w:t>
         <w:br/>
         <w:t xml:space="preserve">    inject: ['DATA_SOURCE'],</w:t>
         <w:br/>
@@ -17566,6 +17691,122 @@
                 <w:rFonts w:ascii="Arial" w:hAnsi="Arial" w:eastAsia="Arial" w:cs="Tahoma"/>
                 <w:sz w:val="18"/>
               </w:rPr>
+              <w:t>sgi_fgi_impact_processes</w:t>
+            </w:r>
+          </w:p>
+        </w:tc>
+        <w:tc>
+          <w:tcPr>
+            <w:tcW w:type="dxa" w:w="3360"/>
+            <w:vAlign w:val="center"/>
+          </w:tcPr>
+          <w:p>
+            <w:pPr>
+              <w:keepLines/>
+              <w:spacing w:after="0"/>
+            </w:pPr>
+            <w:r>
+              <w:rPr>
+                <w:rFonts w:ascii="Arial" w:hAnsi="Arial" w:eastAsia="Arial" w:cs="Tahoma"/>
+                <w:sz w:val="18"/>
+              </w:rPr>
+            </w:r>
+            <w:r>
+              <w:rPr>
+                <w:rFonts w:ascii="Arial" w:hAnsi="Arial" w:eastAsia="Arial" w:cs="Tahoma"/>
+                <w:sz w:val="18"/>
+              </w:rPr>
+              <w:t>W</w:t>
+            </w:r>
+          </w:p>
+        </w:tc>
+        <w:tc>
+          <w:tcPr>
+            <w:tcW w:type="dxa" w:w="3360"/>
+            <w:vAlign w:val="center"/>
+          </w:tcPr>
+          <w:p>
+            <w:pPr>
+              <w:keepLines/>
+              <w:spacing w:after="0"/>
+            </w:pPr>
+            <w:r>
+              <w:rPr>
+                <w:rFonts w:ascii="Arial" w:hAnsi="Arial" w:eastAsia="Arial" w:cs="Tahoma"/>
+                <w:sz w:val="18"/>
+              </w:rPr>
+            </w:r>
+            <w:r>
+              <w:rPr>
+                <w:rFonts w:ascii="Arial" w:hAnsi="Arial" w:eastAsia="Arial" w:cs="Tahoma"/>
+                <w:b/>
+                <w:sz w:val="18"/>
+              </w:rPr>
+              <w:t>06 ปิดเอกสารด้วย N/S → ปิดรอบชดเชย</w:t>
+            </w:r>
+            <w:r>
+              <w:rPr>
+                <w:rFonts w:ascii="Arial" w:hAnsi="Arial" w:eastAsia="Arial" w:cs="Tahoma"/>
+                <w:sz w:val="18"/>
+              </w:rPr>
+              <w:t xml:space="preserve"> (</w:t>
+            </w:r>
+            <w:r>
+              <w:rPr>
+                <w:rFonts w:ascii="Courier New" w:hAnsi="Courier New" w:eastAsia="Courier New" w:cs="Tahoma"/>
+                <w:sz w:val="18"/>
+              </w:rPr>
+              <w:t>flag_action = N</w:t>
+            </w:r>
+            <w:r>
+              <w:rPr>
+                <w:rFonts w:ascii="Arial" w:hAnsi="Arial" w:eastAsia="Arial" w:cs="Tahoma"/>
+                <w:sz w:val="18"/>
+              </w:rPr>
+              <w:t xml:space="preserve"> · </w:t>
+            </w:r>
+            <w:r>
+              <w:rPr>
+                <w:rFonts w:ascii="Courier New" w:hAnsi="Courier New" w:eastAsia="Courier New" w:cs="Tahoma"/>
+                <w:sz w:val="18"/>
+              </w:rPr>
+              <w:t>process_status = CLOSED</w:t>
+            </w:r>
+            <w:r>
+              <w:rPr>
+                <w:rFonts w:ascii="Arial" w:hAnsi="Arial" w:eastAsia="Arial" w:cs="Tahoma"/>
+                <w:sz w:val="18"/>
+              </w:rPr>
+              <w:t xml:space="preserve"> · งวดสิ้นสุด = งวดของเอกสาร) ไม่ให้ Job 6 เปิดงวดถัดไป · Job 7/8/9 ข้ามรอบนี้ · ผลอนุมัติ A ไม่ปิดรอบ (มติผู้ใช้ 2026-10-14)</w:t>
+            </w:r>
+          </w:p>
+        </w:tc>
+      </w:tr>
+      <w:tr>
+        <w:trPr>
+          <w:cantSplit/>
+        </w:trPr>
+        <w:tc>
+          <w:tcPr>
+            <w:tcW w:type="dxa" w:w="3360"/>
+            <w:vAlign w:val="center"/>
+          </w:tcPr>
+          <w:p>
+            <w:pPr>
+              <w:keepLines/>
+              <w:spacing w:after="0"/>
+            </w:pPr>
+            <w:r>
+              <w:rPr>
+                <w:rFonts w:ascii="Arial" w:hAnsi="Arial" w:eastAsia="Arial" w:cs="Tahoma"/>
+                <w:sz w:val="18"/>
+              </w:rPr>
+            </w:r>
+            <w:r>
+              <w:rPr>
+                <w:rFonts w:ascii="Arial" w:hAnsi="Arial" w:eastAsia="Arial" w:cs="Tahoma"/>
+                <w:sz w:val="18"/>
+              </w:rPr>
               <w:t>sgi_fgi_impact_compensations</w:t>
             </w:r>
           </w:p>
@@ -19491,6 +19732,86 @@
           </w:p>
         </w:tc>
       </w:tr>
+      <w:tr>
+        <w:trPr>
+          <w:cantSplit/>
+        </w:trPr>
+        <w:tc>
+          <w:tcPr>
+            <w:tcW w:type="dxa" w:w="3360"/>
+            <w:vAlign w:val="center"/>
+          </w:tcPr>
+          <w:p>
+            <w:pPr>
+              <w:keepLines/>
+              <w:spacing w:after="0"/>
+            </w:pPr>
+            <w:r>
+              <w:rPr>
+                <w:rFonts w:ascii="Arial" w:hAnsi="Arial" w:eastAsia="Arial" w:cs="Tahoma"/>
+                <w:sz w:val="18"/>
+              </w:rPr>
+            </w:r>
+            <w:r>
+              <w:rPr>
+                <w:rFonts w:ascii="Arial" w:hAnsi="Arial" w:eastAsia="Arial" w:cs="Tahoma"/>
+                <w:sz w:val="18"/>
+              </w:rPr>
+              <w:t>sgi_fgi_impact_processes</w:t>
+            </w:r>
+          </w:p>
+        </w:tc>
+        <w:tc>
+          <w:tcPr>
+            <w:tcW w:type="dxa" w:w="3360"/>
+            <w:vAlign w:val="center"/>
+          </w:tcPr>
+          <w:p>
+            <w:pPr>
+              <w:keepLines/>
+              <w:spacing w:after="0"/>
+            </w:pPr>
+            <w:r>
+              <w:rPr>
+                <w:rFonts w:ascii="Arial" w:hAnsi="Arial" w:eastAsia="Arial" w:cs="Tahoma"/>
+                <w:sz w:val="18"/>
+              </w:rPr>
+            </w:r>
+            <w:r>
+              <w:rPr>
+                <w:rFonts w:ascii="Arial" w:hAnsi="Arial" w:eastAsia="Arial" w:cs="Tahoma"/>
+                <w:sz w:val="18"/>
+              </w:rPr>
+              <w:t>CREATE INDEX idx_fgi_impact_processes_gate ON sgi_fgi_impact_processes (workflow_generation_status, period_year, period_month);</w:t>
+            </w:r>
+          </w:p>
+        </w:tc>
+        <w:tc>
+          <w:tcPr>
+            <w:tcW w:type="dxa" w:w="3360"/>
+            <w:vAlign w:val="center"/>
+          </w:tcPr>
+          <w:p>
+            <w:pPr>
+              <w:keepLines/>
+              <w:spacing w:after="0"/>
+            </w:pPr>
+            <w:r>
+              <w:rPr>
+                <w:rFonts w:ascii="Arial" w:hAnsi="Arial" w:eastAsia="Arial" w:cs="Tahoma"/>
+                <w:sz w:val="18"/>
+              </w:rPr>
+            </w:r>
+            <w:r>
+              <w:rPr>
+                <w:rFonts w:ascii="Arial" w:hAnsi="Arial" w:eastAsia="Arial" w:cs="Tahoma"/>
+                <w:sz w:val="18"/>
+              </w:rPr>
+              <w:t>อนุมานจากเงื่อนไข query ที่เอกสารนี้ระบุ — สร้างพร้อมสคริปต์ deploy ของ SGI</w:t>
+            </w:r>
+          </w:p>
+        </w:tc>
+      </w:tr>
     </w:tbl>
     <w:p/>
     <w:p>
@@ -21475,7 +21796,7 @@
                 <w:rFonts w:ascii="Courier New" w:hAnsi="Courier New" w:eastAsia="Courier New" w:cs="Tahoma"/>
                 <w:sz w:val="18"/>
               </w:rPr>
-              <w:t>sgi_fgi_impact_compensations</w:t>
+              <w:t>sgi_fgi_impact_processes</w:t>
             </w:r>
           </w:p>
         </w:tc>

--- a/LLDD/word/BE/LLDD-BE-API-Document-Workflow-Actions.docx
+++ b/LLDD/word/BE/LLDD-BE-API-Document-Workflow-Actions.docx
@@ -13358,6 +13358,100 @@
                 <w:sz w:val="18"/>
               </w:rPr>
               <w:t>ทะเบียนผู้รับ CC ต่อ template — กลไกเดิมของระบบ SBP (เพิ่ม 2026-09-22)</w:t>
+            </w:r>
+          </w:p>
+        </w:tc>
+      </w:tr>
+      <w:tr>
+        <w:trPr>
+          <w:cantSplit/>
+        </w:trPr>
+        <w:tc>
+          <w:tcPr>
+            <w:tcW w:type="dxa" w:w="3360"/>
+            <w:vAlign w:val="center"/>
+          </w:tcPr>
+          <w:p>
+            <w:pPr>
+              <w:keepLines/>
+              <w:spacing w:after="0"/>
+            </w:pPr>
+            <w:r>
+              <w:rPr>
+                <w:rFonts w:ascii="Arial" w:hAnsi="Arial" w:eastAsia="Arial" w:cs="Tahoma"/>
+                <w:sz w:val="18"/>
+              </w:rPr>
+            </w:r>
+            <w:r>
+              <w:rPr>
+                <w:rFonts w:ascii="Arial" w:hAnsi="Arial" w:eastAsia="Arial" w:cs="Tahoma"/>
+                <w:sz w:val="18"/>
+              </w:rPr>
+              <w:t>sgi_interface_transactions</w:t>
+            </w:r>
+          </w:p>
+        </w:tc>
+        <w:tc>
+          <w:tcPr>
+            <w:tcW w:type="dxa" w:w="3360"/>
+            <w:vAlign w:val="center"/>
+          </w:tcPr>
+          <w:p>
+            <w:pPr>
+              <w:keepLines/>
+              <w:spacing w:after="0"/>
+            </w:pPr>
+            <w:r>
+              <w:rPr>
+                <w:rFonts w:ascii="Arial" w:hAnsi="Arial" w:eastAsia="Arial" w:cs="Tahoma"/>
+                <w:sz w:val="18"/>
+              </w:rPr>
+            </w:r>
+            <w:r>
+              <w:rPr>
+                <w:rFonts w:ascii="Arial" w:hAnsi="Arial" w:eastAsia="Arial" w:cs="Tahoma"/>
+                <w:sz w:val="18"/>
+              </w:rPr>
+              <w:t>W</w:t>
+            </w:r>
+          </w:p>
+        </w:tc>
+        <w:tc>
+          <w:tcPr>
+            <w:tcW w:type="dxa" w:w="3360"/>
+            <w:vAlign w:val="center"/>
+          </w:tcPr>
+          <w:p>
+            <w:pPr>
+              <w:keepLines/>
+              <w:spacing w:after="0"/>
+            </w:pPr>
+            <w:r>
+              <w:rPr>
+                <w:rFonts w:ascii="Arial" w:hAnsi="Arial" w:eastAsia="Arial" w:cs="Tahoma"/>
+                <w:sz w:val="18"/>
+              </w:rPr>
+            </w:r>
+            <w:r>
+              <w:rPr>
+                <w:rFonts w:ascii="Arial" w:hAnsi="Arial" w:eastAsia="Arial" w:cs="Tahoma"/>
+                <w:sz w:val="18"/>
+              </w:rPr>
+              <w:t>06 ปิดเอกสารด้วย N/S → ปิดงานภายในของ Job 7/9 ที่ค้างของรอบนั้น (</w:t>
+            </w:r>
+            <w:r>
+              <w:rPr>
+                <w:rFonts w:ascii="Courier New" w:hAnsi="Courier New" w:eastAsia="Courier New" w:cs="Tahoma"/>
+                <w:sz w:val="18"/>
+              </w:rPr>
+              <w:t>closeRoundInternalRows</w:t>
+            </w:r>
+            <w:r>
+              <w:rPr>
+                <w:rFonts w:ascii="Arial" w:hAnsi="Arial" w:eastAsia="Arial" w:cs="Tahoma"/>
+                <w:sz w:val="18"/>
+              </w:rPr>
+              <w:t>) ไม่ให้ Job 10 เตือนแถวที่ไม่มีวันได้เอกสาร (เพิ่ม 2026-10-16)</w:t>
             </w:r>
           </w:p>
         </w:tc>
@@ -16471,6 +16565,15 @@
         <w:rPr>
           <w:rFonts w:ascii="Courier New" w:hAnsi="Courier New" w:eastAsia="Courier New" w:cs="Tahoma"/>
         </w:rPr>
+        <w:t>sgi_interface_transactions</w:t>
+      </w:r>
+      <w:r>
+        <w:t xml:space="preserve">, </w:t>
+      </w:r>
+      <w:r>
+        <w:rPr>
+          <w:rFonts w:ascii="Courier New" w:hAnsi="Courier New" w:eastAsia="Courier New" w:cs="Tahoma"/>
+        </w:rPr>
         <w:t>sgi_section_owners</w:t>
       </w:r>
       <w:r>
@@ -18276,6 +18379,100 @@
                 <w:rFonts w:ascii="Arial" w:hAnsi="Arial" w:eastAsia="Arial" w:cs="Tahoma"/>
                 <w:sz w:val="18"/>
               </w:rPr>
+              <w:t>sgi_interface_transactions</w:t>
+            </w:r>
+          </w:p>
+        </w:tc>
+        <w:tc>
+          <w:tcPr>
+            <w:tcW w:type="dxa" w:w="3360"/>
+            <w:vAlign w:val="center"/>
+          </w:tcPr>
+          <w:p>
+            <w:pPr>
+              <w:keepLines/>
+              <w:spacing w:after="0"/>
+            </w:pPr>
+            <w:r>
+              <w:rPr>
+                <w:rFonts w:ascii="Arial" w:hAnsi="Arial" w:eastAsia="Arial" w:cs="Tahoma"/>
+                <w:sz w:val="18"/>
+              </w:rPr>
+            </w:r>
+            <w:r>
+              <w:rPr>
+                <w:rFonts w:ascii="Arial" w:hAnsi="Arial" w:eastAsia="Arial" w:cs="Tahoma"/>
+                <w:sz w:val="18"/>
+              </w:rPr>
+              <w:t>W</w:t>
+            </w:r>
+          </w:p>
+        </w:tc>
+        <w:tc>
+          <w:tcPr>
+            <w:tcW w:type="dxa" w:w="3360"/>
+            <w:vAlign w:val="center"/>
+          </w:tcPr>
+          <w:p>
+            <w:pPr>
+              <w:keepLines/>
+              <w:spacing w:after="0"/>
+            </w:pPr>
+            <w:r>
+              <w:rPr>
+                <w:rFonts w:ascii="Arial" w:hAnsi="Arial" w:eastAsia="Arial" w:cs="Tahoma"/>
+                <w:sz w:val="18"/>
+              </w:rPr>
+            </w:r>
+            <w:r>
+              <w:rPr>
+                <w:rFonts w:ascii="Arial" w:hAnsi="Arial" w:eastAsia="Arial" w:cs="Tahoma"/>
+                <w:sz w:val="18"/>
+              </w:rPr>
+              <w:t>06 ปิดเอกสารด้วย N/S → ปิดงานภายในของ Job 7/9 ที่ค้างของรอบนั้น (</w:t>
+            </w:r>
+            <w:r>
+              <w:rPr>
+                <w:rFonts w:ascii="Courier New" w:hAnsi="Courier New" w:eastAsia="Courier New" w:cs="Tahoma"/>
+                <w:sz w:val="18"/>
+              </w:rPr>
+              <w:t>closeRoundInternalRows</w:t>
+            </w:r>
+            <w:r>
+              <w:rPr>
+                <w:rFonts w:ascii="Arial" w:hAnsi="Arial" w:eastAsia="Arial" w:cs="Tahoma"/>
+                <w:sz w:val="18"/>
+              </w:rPr>
+              <w:t>) ไม่ให้ Job 10 เตือนแถวที่ไม่มีวันได้เอกสาร (เพิ่ม 2026-10-16)</w:t>
+            </w:r>
+          </w:p>
+        </w:tc>
+      </w:tr>
+      <w:tr>
+        <w:trPr>
+          <w:cantSplit/>
+        </w:trPr>
+        <w:tc>
+          <w:tcPr>
+            <w:tcW w:type="dxa" w:w="3360"/>
+            <w:vAlign w:val="center"/>
+          </w:tcPr>
+          <w:p>
+            <w:pPr>
+              <w:keepLines/>
+              <w:spacing w:after="0"/>
+            </w:pPr>
+            <w:r>
+              <w:rPr>
+                <w:rFonts w:ascii="Arial" w:hAnsi="Arial" w:eastAsia="Arial" w:cs="Tahoma"/>
+                <w:sz w:val="18"/>
+              </w:rPr>
+            </w:r>
+            <w:r>
+              <w:rPr>
+                <w:rFonts w:ascii="Arial" w:hAnsi="Arial" w:eastAsia="Arial" w:cs="Tahoma"/>
+                <w:sz w:val="18"/>
+              </w:rPr>
               <w:t>sgi_section_owners</w:t>
             </w:r>
           </w:p>
@@ -19783,6 +19980,86 @@
                 <w:sz w:val="18"/>
               </w:rPr>
               <w:t>CREATE INDEX idx_fgi_impact_processes_gate ON sgi_fgi_impact_processes (workflow_generation_status, period_year, period_month);</w:t>
+            </w:r>
+          </w:p>
+        </w:tc>
+        <w:tc>
+          <w:tcPr>
+            <w:tcW w:type="dxa" w:w="3360"/>
+            <w:vAlign w:val="center"/>
+          </w:tcPr>
+          <w:p>
+            <w:pPr>
+              <w:keepLines/>
+              <w:spacing w:after="0"/>
+            </w:pPr>
+            <w:r>
+              <w:rPr>
+                <w:rFonts w:ascii="Arial" w:hAnsi="Arial" w:eastAsia="Arial" w:cs="Tahoma"/>
+                <w:sz w:val="18"/>
+              </w:rPr>
+            </w:r>
+            <w:r>
+              <w:rPr>
+                <w:rFonts w:ascii="Arial" w:hAnsi="Arial" w:eastAsia="Arial" w:cs="Tahoma"/>
+                <w:sz w:val="18"/>
+              </w:rPr>
+              <w:t>อนุมานจากเงื่อนไข query ที่เอกสารนี้ระบุ — สร้างพร้อมสคริปต์ deploy ของ SGI</w:t>
+            </w:r>
+          </w:p>
+        </w:tc>
+      </w:tr>
+      <w:tr>
+        <w:trPr>
+          <w:cantSplit/>
+        </w:trPr>
+        <w:tc>
+          <w:tcPr>
+            <w:tcW w:type="dxa" w:w="3360"/>
+            <w:vAlign w:val="center"/>
+          </w:tcPr>
+          <w:p>
+            <w:pPr>
+              <w:keepLines/>
+              <w:spacing w:after="0"/>
+            </w:pPr>
+            <w:r>
+              <w:rPr>
+                <w:rFonts w:ascii="Arial" w:hAnsi="Arial" w:eastAsia="Arial" w:cs="Tahoma"/>
+                <w:sz w:val="18"/>
+              </w:rPr>
+            </w:r>
+            <w:r>
+              <w:rPr>
+                <w:rFonts w:ascii="Arial" w:hAnsi="Arial" w:eastAsia="Arial" w:cs="Tahoma"/>
+                <w:sz w:val="18"/>
+              </w:rPr>
+              <w:t>sgi_interface_transactions</w:t>
+            </w:r>
+          </w:p>
+        </w:tc>
+        <w:tc>
+          <w:tcPr>
+            <w:tcW w:type="dxa" w:w="3360"/>
+            <w:vAlign w:val="center"/>
+          </w:tcPr>
+          <w:p>
+            <w:pPr>
+              <w:keepLines/>
+              <w:spacing w:after="0"/>
+            </w:pPr>
+            <w:r>
+              <w:rPr>
+                <w:rFonts w:ascii="Arial" w:hAnsi="Arial" w:eastAsia="Arial" w:cs="Tahoma"/>
+                <w:sz w:val="18"/>
+              </w:rPr>
+            </w:r>
+            <w:r>
+              <w:rPr>
+                <w:rFonts w:ascii="Arial" w:hAnsi="Arial" w:eastAsia="Arial" w:cs="Tahoma"/>
+                <w:sz w:val="18"/>
+              </w:rPr>
+              <w:t>CREATE INDEX idx_interface_transactions_pending ON sgi_interface_transactions (data_name, status, sent_at);</w:t>
             </w:r>
           </w:p>
         </w:tc>

--- a/LLDD/word/BE/LLDD-BE-API-Document-Workflow-Actions.docx
+++ b/LLDD/word/BE/LLDD-BE-API-Document-Workflow-Actions.docx
@@ -12745,14 +12745,14 @@
                 <w:b/>
                 <w:sz w:val="18"/>
               </w:rPr>
-              <w:t>06 ปิดเอกสารด้วย N/S → ปิดรอบชดเชย</w:t>
-            </w:r>
-            <w:r>
-              <w:rPr>
-                <w:rFonts w:ascii="Arial" w:hAnsi="Arial" w:eastAsia="Arial" w:cs="Tahoma"/>
-                <w:sz w:val="18"/>
-              </w:rPr>
-              <w:t xml:space="preserve"> (</w:t>
+              <w:t>06 ปิดเอกสารด้วย S → ปิดรอบชดเชย</w:t>
+            </w:r>
+            <w:r>
+              <w:rPr>
+                <w:rFonts w:ascii="Arial" w:hAnsi="Arial" w:eastAsia="Arial" w:cs="Tahoma"/>
+                <w:sz w:val="18"/>
+              </w:rPr>
+              <w:t xml:space="preserve"> (N ไม่ปิดรอบ · ยึดระบบเดิม 2026-10-26) (</w:t>
             </w:r>
             <w:r>
               <w:rPr>
@@ -17845,14 +17845,14 @@
                 <w:b/>
                 <w:sz w:val="18"/>
               </w:rPr>
-              <w:t>06 ปิดเอกสารด้วย N/S → ปิดรอบชดเชย</w:t>
-            </w:r>
-            <w:r>
-              <w:rPr>
-                <w:rFonts w:ascii="Arial" w:hAnsi="Arial" w:eastAsia="Arial" w:cs="Tahoma"/>
-                <w:sz w:val="18"/>
-              </w:rPr>
-              <w:t xml:space="preserve"> (</w:t>
+              <w:t>06 ปิดเอกสารด้วย S → ปิดรอบชดเชย</w:t>
+            </w:r>
+            <w:r>
+              <w:rPr>
+                <w:rFonts w:ascii="Arial" w:hAnsi="Arial" w:eastAsia="Arial" w:cs="Tahoma"/>
+                <w:sz w:val="18"/>
+              </w:rPr>
+              <w:t xml:space="preserve"> (N ไม่ปิดรอบ · ยึดระบบเดิม 2026-10-26) (</w:t>
             </w:r>
             <w:r>
               <w:rPr>

--- a/LLDD/word/BE/LLDD-BE-API-Document-Workflow-Actions.docx
+++ b/LLDD/word/BE/LLDD-BE-API-Document-Workflow-Actions.docx
@@ -14090,135 +14090,121 @@
                 <w:rFonts w:ascii="Arial" w:hAnsi="Arial" w:eastAsia="Arial" w:cs="Tahoma"/>
                 <w:sz w:val="18"/>
               </w:rPr>
+              <w:t>sps_auth.users / sps_auth.user_group_members</w:t>
+            </w:r>
+          </w:p>
+        </w:tc>
+        <w:tc>
+          <w:tcPr>
+            <w:tcW w:type="dxa" w:w="3360"/>
+            <w:vAlign w:val="center"/>
+          </w:tcPr>
+          <w:p>
+            <w:pPr>
+              <w:keepLines/>
+              <w:spacing w:after="0"/>
+            </w:pPr>
+            <w:r>
+              <w:rPr>
+                <w:rFonts w:ascii="Arial" w:hAnsi="Arial" w:eastAsia="Arial" w:cs="Tahoma"/>
+                <w:sz w:val="18"/>
+              </w:rPr>
+            </w:r>
+            <w:r>
+              <w:rPr>
+                <w:rFonts w:ascii="Arial" w:hAnsi="Arial" w:eastAsia="Arial" w:cs="Tahoma"/>
+                <w:sz w:val="18"/>
+              </w:rPr>
+              <w:t>R</w:t>
+            </w:r>
+          </w:p>
+        </w:tc>
+        <w:tc>
+          <w:tcPr>
+            <w:tcW w:type="dxa" w:w="3360"/>
+            <w:vAlign w:val="center"/>
+          </w:tcPr>
+          <w:p>
+            <w:pPr>
+              <w:keepLines/>
+              <w:spacing w:after="0"/>
+            </w:pPr>
+            <w:r>
+              <w:rPr>
+                <w:rFonts w:ascii="Arial" w:hAnsi="Arial" w:eastAsia="Arial" w:cs="Tahoma"/>
+                <w:sz w:val="18"/>
+              </w:rPr>
+            </w:r>
+            <w:r>
+              <w:rPr>
+                <w:rFonts w:ascii="Arial" w:hAnsi="Arial" w:eastAsia="Arial" w:cs="Tahoma"/>
+                <w:b/>
+                <w:sz w:val="18"/>
+              </w:rPr>
+              <w:t>สมาชิกกลุ่ม ABS ของขั้น</w:t>
+            </w:r>
+            <w:r>
+              <w:rPr>
+                <w:rFonts w:ascii="Arial" w:hAnsi="Arial" w:eastAsia="Arial" w:cs="Tahoma"/>
+                <w:sz w:val="18"/>
+              </w:rPr>
+              <w:t xml:space="preserve"> — อีเมล/ชื่อผู้รับอีเมลแจ้งงานอ่าน </w:t>
+            </w:r>
+            <w:r>
+              <w:rPr>
+                <w:rFonts w:ascii="Courier New" w:hAnsi="Courier New" w:eastAsia="Courier New" w:cs="Tahoma"/>
+                <w:sz w:val="18"/>
+              </w:rPr>
+              <w:t>email</w:t>
+            </w:r>
+            <w:r>
+              <w:rPr>
+                <w:rFonts w:ascii="Arial" w:hAnsi="Arial" w:eastAsia="Arial" w:cs="Tahoma"/>
+                <w:sz w:val="18"/>
+              </w:rPr>
+              <w:t xml:space="preserve"> · ชื่อ-สกุลก่อน แล้วจึงถอยไป </w:t>
+            </w:r>
+            <w:r>
+              <w:rPr>
+                <w:rFonts w:ascii="Courier New" w:hAnsi="Courier New" w:eastAsia="Courier New" w:cs="Tahoma"/>
+                <w:sz w:val="18"/>
+              </w:rPr>
+              <w:t>username</w:t>
+            </w:r>
+            <w:r>
+              <w:rPr>
+                <w:rFonts w:ascii="Arial" w:hAnsi="Arial" w:eastAsia="Arial" w:cs="Tahoma"/>
+                <w:sz w:val="18"/>
+              </w:rPr>
+              <w:t xml:space="preserve"> และ </w:t>
+            </w:r>
+            <w:r>
+              <w:rPr>
+                <w:rFonts w:ascii="Courier New" w:hAnsi="Courier New" w:eastAsia="Courier New" w:cs="Tahoma"/>
+                <w:sz w:val="18"/>
+              </w:rPr>
+              <w:t>business_user</w:t>
+            </w:r>
+            <w:r>
+              <w:rPr>
+                <w:rFonts w:ascii="Arial" w:hAnsi="Arial" w:eastAsia="Arial" w:cs="Tahoma"/>
+                <w:sz w:val="18"/>
+              </w:rPr>
+              <w:t xml:space="preserve"> (เพิ่ม 2026-10-07 · ผู้ใช้ที่นำเข้าจาก CSV มีชื่อผู้ใช้ที่ไม่ใช่รูปอีเมล) · ใช้ตรวจว่าผู้กดเป็นสมาชิกของขั้นจริงหรือไม่ · 🔴 2026-10-27 อ่านจาก sps_auth ตรง — ตารางกระจก </w:t>
+            </w:r>
+            <w:r>
+              <w:rPr>
+                <w:rFonts w:ascii="Courier New" w:hAnsi="Courier New" w:eastAsia="Courier New" w:cs="Tahoma"/>
+                <w:sz w:val="18"/>
+              </w:rPr>
               <w:t>sgi_wf_section_member</w:t>
             </w:r>
-          </w:p>
-        </w:tc>
-        <w:tc>
-          <w:tcPr>
-            <w:tcW w:type="dxa" w:w="3360"/>
-            <w:vAlign w:val="center"/>
-          </w:tcPr>
-          <w:p>
-            <w:pPr>
-              <w:keepLines/>
-              <w:spacing w:after="0"/>
-            </w:pPr>
-            <w:r>
-              <w:rPr>
-                <w:rFonts w:ascii="Arial" w:hAnsi="Arial" w:eastAsia="Arial" w:cs="Tahoma"/>
-                <w:sz w:val="18"/>
-              </w:rPr>
-            </w:r>
-            <w:r>
-              <w:rPr>
-                <w:rFonts w:ascii="Arial" w:hAnsi="Arial" w:eastAsia="Arial" w:cs="Tahoma"/>
-                <w:sz w:val="18"/>
-              </w:rPr>
-              <w:t>R</w:t>
-            </w:r>
-          </w:p>
-        </w:tc>
-        <w:tc>
-          <w:tcPr>
-            <w:tcW w:type="dxa" w:w="3360"/>
-            <w:vAlign w:val="center"/>
-          </w:tcPr>
-          <w:p>
-            <w:pPr>
-              <w:keepLines/>
-              <w:spacing w:after="0"/>
-            </w:pPr>
-            <w:r>
-              <w:rPr>
-                <w:rFonts w:ascii="Arial" w:hAnsi="Arial" w:eastAsia="Arial" w:cs="Tahoma"/>
-                <w:sz w:val="18"/>
-              </w:rPr>
-            </w:r>
-            <w:r>
-              <w:rPr>
-                <w:rFonts w:ascii="Arial" w:hAnsi="Arial" w:eastAsia="Arial" w:cs="Tahoma"/>
-                <w:b/>
-                <w:sz w:val="18"/>
-              </w:rPr>
-              <w:t>ตารางกระจกสมาชิกกลุ่ม ABS</w:t>
-            </w:r>
-            <w:r>
-              <w:rPr>
-                <w:rFonts w:ascii="Arial" w:hAnsi="Arial" w:eastAsia="Arial" w:cs="Tahoma"/>
-                <w:sz w:val="18"/>
-              </w:rPr>
-              <w:t xml:space="preserve"> — อีเมล/ชื่อผู้รับอีเมลแจ้งงานอ่านคอลัมน์ </w:t>
-            </w:r>
-            <w:r>
-              <w:rPr>
-                <w:rFonts w:ascii="Courier New" w:hAnsi="Courier New" w:eastAsia="Courier New" w:cs="Tahoma"/>
-                <w:sz w:val="18"/>
-              </w:rPr>
-              <w:t>email</w:t>
-            </w:r>
-            <w:r>
-              <w:rPr>
-                <w:rFonts w:ascii="Arial" w:hAnsi="Arial" w:eastAsia="Arial" w:cs="Tahoma"/>
-                <w:sz w:val="18"/>
-              </w:rPr>
-              <w:t xml:space="preserve"> · </w:t>
-            </w:r>
-            <w:r>
-              <w:rPr>
-                <w:rFonts w:ascii="Courier New" w:hAnsi="Courier New" w:eastAsia="Courier New" w:cs="Tahoma"/>
-                <w:sz w:val="18"/>
-              </w:rPr>
-              <w:t>full_name</w:t>
-            </w:r>
-            <w:r>
-              <w:rPr>
-                <w:rFonts w:ascii="Arial" w:hAnsi="Arial" w:eastAsia="Arial" w:cs="Tahoma"/>
-                <w:sz w:val="18"/>
-              </w:rPr>
-              <w:t xml:space="preserve"> ก่อน แล้วจึงถอยไป </w:t>
-            </w:r>
-            <w:r>
-              <w:rPr>
-                <w:rFonts w:ascii="Courier New" w:hAnsi="Courier New" w:eastAsia="Courier New" w:cs="Tahoma"/>
-                <w:sz w:val="18"/>
-              </w:rPr>
-              <w:t>username</w:t>
-            </w:r>
-            <w:r>
-              <w:rPr>
-                <w:rFonts w:ascii="Arial" w:hAnsi="Arial" w:eastAsia="Arial" w:cs="Tahoma"/>
-                <w:sz w:val="18"/>
-              </w:rPr>
-              <w:t xml:space="preserve"> และ </w:t>
-            </w:r>
-            <w:r>
-              <w:rPr>
-                <w:rFonts w:ascii="Courier New" w:hAnsi="Courier New" w:eastAsia="Courier New" w:cs="Tahoma"/>
-                <w:sz w:val="18"/>
-              </w:rPr>
-              <w:t>business_user</w:t>
-            </w:r>
-            <w:r>
-              <w:rPr>
-                <w:rFonts w:ascii="Arial" w:hAnsi="Arial" w:eastAsia="Arial" w:cs="Tahoma"/>
-                <w:sz w:val="18"/>
-              </w:rPr>
-              <w:t xml:space="preserve"> (เพิ่ม 2026-10-07 · ผู้ใช้ที่นำเข้าจาก CSV มีชื่อผู้ใช้ที่ไม่ใช่รูปอีเมล) · ใช้ตรวจว่าผู้กดเป็นสมาชิกของขั้นที่ </w:t>
-            </w:r>
-            <w:r>
-              <w:rPr>
-                <w:rFonts w:ascii="Courier New" w:hAnsi="Courier New" w:eastAsia="Courier New" w:cs="Tahoma"/>
-                <w:sz w:val="18"/>
-              </w:rPr>
-              <w:t>approver_type = group</w:t>
-            </w:r>
-            <w:r>
-              <w:rPr>
-                <w:rFonts w:ascii="Arial" w:hAnsi="Arial" w:eastAsia="Arial" w:cs="Tahoma"/>
-                <w:sz w:val="18"/>
-              </w:rPr>
-              <w:t xml:space="preserve"> (ขั้น 01) จริงหรือไม่ (เพิ่ม 2026-09-29) · </w:t>
+            <w:r>
+              <w:rPr>
+                <w:rFonts w:ascii="Arial" w:hAnsi="Arial" w:eastAsia="Arial" w:cs="Tahoma"/>
+                <w:sz w:val="18"/>
+              </w:rPr>
+              <w:t xml:space="preserve"> ถอดแล้ว (มติผู้ใช้) · </w:t>
             </w:r>
             <w:r>
               <w:rPr>
@@ -16592,7 +16578,16 @@
         <w:rPr>
           <w:rFonts w:ascii="Courier New" w:hAnsi="Courier New" w:eastAsia="Courier New" w:cs="Tahoma"/>
         </w:rPr>
-        <w:t>sgi_wf_section_member</w:t>
+        <w:t>sps_auth.users</w:t>
+      </w:r>
+      <w:r>
+        <w:t xml:space="preserve">, </w:t>
+      </w:r>
+      <w:r>
+        <w:rPr>
+          <w:rFonts w:ascii="Courier New" w:hAnsi="Courier New" w:eastAsia="Courier New" w:cs="Tahoma"/>
+        </w:rPr>
+        <w:t>sps_auth.user_group_members</w:t>
       </w:r>
       <w:r>
         <w:t xml:space="preserve">) ใช้รูปแบบ entity เดียวกัน — คอลัมน์อ้างจาก </w:t>
@@ -18813,10 +18808,202 @@
                 <w:rFonts w:ascii="Arial" w:hAnsi="Arial" w:eastAsia="Arial" w:cs="Tahoma"/>
                 <w:sz w:val="18"/>
               </w:rPr>
+              <w:t>sps_auth.users</w:t>
+            </w:r>
+          </w:p>
+        </w:tc>
+        <w:tc>
+          <w:tcPr>
+            <w:tcW w:type="dxa" w:w="3360"/>
+            <w:vAlign w:val="center"/>
+          </w:tcPr>
+          <w:p>
+            <w:pPr>
+              <w:keepLines/>
+              <w:spacing w:after="0"/>
+            </w:pPr>
+            <w:r>
+              <w:rPr>
+                <w:rFonts w:ascii="Arial" w:hAnsi="Arial" w:eastAsia="Arial" w:cs="Tahoma"/>
+                <w:sz w:val="18"/>
+              </w:rPr>
+            </w:r>
+            <w:r>
+              <w:rPr>
+                <w:rFonts w:ascii="Arial" w:hAnsi="Arial" w:eastAsia="Arial" w:cs="Tahoma"/>
+                <w:sz w:val="18"/>
+              </w:rPr>
+              <w:t>R</w:t>
+            </w:r>
+          </w:p>
+        </w:tc>
+        <w:tc>
+          <w:tcPr>
+            <w:tcW w:type="dxa" w:w="3360"/>
+            <w:vAlign w:val="center"/>
+          </w:tcPr>
+          <w:p>
+            <w:pPr>
+              <w:keepLines/>
+              <w:spacing w:after="0"/>
+            </w:pPr>
+            <w:r>
+              <w:rPr>
+                <w:rFonts w:ascii="Arial" w:hAnsi="Arial" w:eastAsia="Arial" w:cs="Tahoma"/>
+                <w:sz w:val="18"/>
+              </w:rPr>
+            </w:r>
+            <w:r>
+              <w:rPr>
+                <w:rFonts w:ascii="Arial" w:hAnsi="Arial" w:eastAsia="Arial" w:cs="Tahoma"/>
+                <w:b/>
+                <w:sz w:val="18"/>
+              </w:rPr>
+              <w:t>สมาชิกกลุ่ม ABS ของขั้น</w:t>
+            </w:r>
+            <w:r>
+              <w:rPr>
+                <w:rFonts w:ascii="Arial" w:hAnsi="Arial" w:eastAsia="Arial" w:cs="Tahoma"/>
+                <w:sz w:val="18"/>
+              </w:rPr>
+              <w:t xml:space="preserve"> — อีเมล/ชื่อผู้รับอีเมลแจ้งงานอ่าน </w:t>
+            </w:r>
+            <w:r>
+              <w:rPr>
+                <w:rFonts w:ascii="Courier New" w:hAnsi="Courier New" w:eastAsia="Courier New" w:cs="Tahoma"/>
+                <w:sz w:val="18"/>
+              </w:rPr>
+              <w:t>email</w:t>
+            </w:r>
+            <w:r>
+              <w:rPr>
+                <w:rFonts w:ascii="Arial" w:hAnsi="Arial" w:eastAsia="Arial" w:cs="Tahoma"/>
+                <w:sz w:val="18"/>
+              </w:rPr>
+              <w:t xml:space="preserve"> · ชื่อ-สกุลก่อน แล้วจึงถอยไป </w:t>
+            </w:r>
+            <w:r>
+              <w:rPr>
+                <w:rFonts w:ascii="Courier New" w:hAnsi="Courier New" w:eastAsia="Courier New" w:cs="Tahoma"/>
+                <w:sz w:val="18"/>
+              </w:rPr>
+              <w:t>username</w:t>
+            </w:r>
+            <w:r>
+              <w:rPr>
+                <w:rFonts w:ascii="Arial" w:hAnsi="Arial" w:eastAsia="Arial" w:cs="Tahoma"/>
+                <w:sz w:val="18"/>
+              </w:rPr>
+              <w:t xml:space="preserve"> และ </w:t>
+            </w:r>
+            <w:r>
+              <w:rPr>
+                <w:rFonts w:ascii="Courier New" w:hAnsi="Courier New" w:eastAsia="Courier New" w:cs="Tahoma"/>
+                <w:sz w:val="18"/>
+              </w:rPr>
+              <w:t>business_user</w:t>
+            </w:r>
+            <w:r>
+              <w:rPr>
+                <w:rFonts w:ascii="Arial" w:hAnsi="Arial" w:eastAsia="Arial" w:cs="Tahoma"/>
+                <w:sz w:val="18"/>
+              </w:rPr>
+              <w:t xml:space="preserve"> (เพิ่ม 2026-10-07 · ผู้ใช้ที่นำเข้าจาก CSV มีชื่อผู้ใช้ที่ไม่ใช่รูปอีเมล) · ใช้ตรวจว่าผู้กดเป็นสมาชิกของขั้นจริงหรือไม่ · 🔴 2026-10-27 อ่านจาก sps_auth ตรง — ตารางกระจก </w:t>
+            </w:r>
+            <w:r>
+              <w:rPr>
+                <w:rFonts w:ascii="Courier New" w:hAnsi="Courier New" w:eastAsia="Courier New" w:cs="Tahoma"/>
+                <w:sz w:val="18"/>
+              </w:rPr>
               <w:t>sgi_wf_section_member</w:t>
             </w:r>
-          </w:p>
-        </w:tc>
+            <w:r>
+              <w:rPr>
+                <w:rFonts w:ascii="Arial" w:hAnsi="Arial" w:eastAsia="Arial" w:cs="Tahoma"/>
+                <w:sz w:val="18"/>
+              </w:rPr>
+              <w:t xml:space="preserve"> ถอดแล้ว (มติผู้ใช้) · </w:t>
+            </w:r>
+            <w:r>
+              <w:rPr>
+                <w:rFonts w:ascii="Arial" w:hAnsi="Arial" w:eastAsia="Arial" w:cs="Tahoma"/>
+                <w:b/>
+                <w:sz w:val="18"/>
+              </w:rPr>
+              <w:t>เรื่องความเร็ว</w:t>
+            </w:r>
+            <w:r>
+              <w:rPr>
+                <w:rFonts w:ascii="Arial" w:hAnsi="Arial" w:eastAsia="Arial" w:cs="Tahoma"/>
+                <w:sz w:val="18"/>
+              </w:rPr>
+              <w:t xml:space="preserve"> — มาแทนการเรียก </w:t>
+            </w:r>
+            <w:r>
+              <w:rPr>
+                <w:rFonts w:ascii="Courier New" w:hAnsi="Courier New" w:eastAsia="Courier New" w:cs="Tahoma"/>
+                <w:sz w:val="18"/>
+              </w:rPr>
+              <w:t>getPendingFlowByUser</w:t>
+            </w:r>
+            <w:r>
+              <w:rPr>
+                <w:rFonts w:ascii="Arial" w:hAnsi="Arial" w:eastAsia="Arial" w:cs="Tahoma"/>
+                <w:sz w:val="18"/>
+              </w:rPr>
+              <w:t xml:space="preserve"> ที่ดึงกล่องงานทั้งใบมาเพื่อตอบคำถามของเอกสารฉบับเดียว — วัดจริงบน dev </w:t>
+            </w:r>
+            <w:r>
+              <w:rPr>
+                <w:rFonts w:ascii="Arial" w:hAnsi="Arial" w:eastAsia="Arial" w:cs="Tahoma"/>
+                <w:b/>
+                <w:sz w:val="18"/>
+              </w:rPr>
+              <w:t>17,505 ms · 267 คำสั่ง SQL</w:t>
+            </w:r>
+            <w:r>
+              <w:rPr>
+                <w:rFonts w:ascii="Arial" w:hAnsi="Arial" w:eastAsia="Arial" w:cs="Tahoma"/>
+                <w:sz w:val="18"/>
+              </w:rPr>
+              <w:t xml:space="preserve"> เทียบกับถามตรง </w:t>
+            </w:r>
+            <w:r>
+              <w:rPr>
+                <w:rFonts w:ascii="Arial" w:hAnsi="Arial" w:eastAsia="Arial" w:cs="Tahoma"/>
+                <w:b/>
+                <w:sz w:val="18"/>
+              </w:rPr>
+              <w:t>262 ms · 3 คำสั่ง (เร็วขึ้น 67 เท่า)</w:t>
+            </w:r>
+            <w:r>
+              <w:rPr>
+                <w:rFonts w:ascii="Arial" w:hAnsi="Arial" w:eastAsia="Arial" w:cs="Tahoma"/>
+                <w:sz w:val="18"/>
+              </w:rPr>
+              <w:t xml:space="preserve"> และต้นทุนเดิมโตตามจำนวนงานในกล่อง · </w:t>
+            </w:r>
+            <w:r>
+              <w:rPr>
+                <w:rFonts w:ascii="Courier New" w:hAnsi="Courier New" w:eastAsia="Courier New" w:cs="Tahoma"/>
+                <w:sz w:val="18"/>
+              </w:rPr>
+              <w:t>check_docs</w:t>
+            </w:r>
+            <w:r>
+              <w:rPr>
+                <w:rFonts w:ascii="Arial" w:hAnsi="Arial" w:eastAsia="Arial" w:cs="Tahoma"/>
+                <w:sz w:val="18"/>
+              </w:rPr>
+              <w:t xml:space="preserve"> กฎ #133 ห้ามถอยกลับ</w:t>
+            </w:r>
+          </w:p>
+        </w:tc>
+      </w:tr>
+      <w:tr>
+        <w:trPr>
+          <w:cantSplit/>
+        </w:trPr>
         <w:tc>
           <w:tcPr>
             <w:tcW w:type="dxa" w:w="3360"/>
@@ -18838,6 +19025,31 @@
                 <w:rFonts w:ascii="Arial" w:hAnsi="Arial" w:eastAsia="Arial" w:cs="Tahoma"/>
                 <w:sz w:val="18"/>
               </w:rPr>
+              <w:t>sps_auth.user_group_members</w:t>
+            </w:r>
+          </w:p>
+        </w:tc>
+        <w:tc>
+          <w:tcPr>
+            <w:tcW w:type="dxa" w:w="3360"/>
+            <w:vAlign w:val="center"/>
+          </w:tcPr>
+          <w:p>
+            <w:pPr>
+              <w:keepLines/>
+              <w:spacing w:after="0"/>
+            </w:pPr>
+            <w:r>
+              <w:rPr>
+                <w:rFonts w:ascii="Arial" w:hAnsi="Arial" w:eastAsia="Arial" w:cs="Tahoma"/>
+                <w:sz w:val="18"/>
+              </w:rPr>
+            </w:r>
+            <w:r>
+              <w:rPr>
+                <w:rFonts w:ascii="Arial" w:hAnsi="Arial" w:eastAsia="Arial" w:cs="Tahoma"/>
+                <w:sz w:val="18"/>
+              </w:rPr>
               <w:t>R</w:t>
             </w:r>
           </w:p>
@@ -18864,14 +19076,14 @@
                 <w:b/>
                 <w:sz w:val="18"/>
               </w:rPr>
-              <w:t>ตารางกระจกสมาชิกกลุ่ม ABS</w:t>
-            </w:r>
-            <w:r>
-              <w:rPr>
-                <w:rFonts w:ascii="Arial" w:hAnsi="Arial" w:eastAsia="Arial" w:cs="Tahoma"/>
-                <w:sz w:val="18"/>
-              </w:rPr>
-              <w:t xml:space="preserve"> — อีเมล/ชื่อผู้รับอีเมลแจ้งงานอ่านคอลัมน์ </w:t>
+              <w:t>สมาชิกกลุ่ม ABS ของขั้น</w:t>
+            </w:r>
+            <w:r>
+              <w:rPr>
+                <w:rFonts w:ascii="Arial" w:hAnsi="Arial" w:eastAsia="Arial" w:cs="Tahoma"/>
+                <w:sz w:val="18"/>
+              </w:rPr>
+              <w:t xml:space="preserve"> — อีเมล/ชื่อผู้รับอีเมลแจ้งงานอ่าน </w:t>
             </w:r>
             <w:r>
               <w:rPr>
@@ -18885,63 +19097,49 @@
                 <w:rFonts w:ascii="Arial" w:hAnsi="Arial" w:eastAsia="Arial" w:cs="Tahoma"/>
                 <w:sz w:val="18"/>
               </w:rPr>
-              <w:t xml:space="preserve"> · </w:t>
+              <w:t xml:space="preserve"> · ชื่อ-สกุลก่อน แล้วจึงถอยไป </w:t>
             </w:r>
             <w:r>
               <w:rPr>
                 <w:rFonts w:ascii="Courier New" w:hAnsi="Courier New" w:eastAsia="Courier New" w:cs="Tahoma"/>
                 <w:sz w:val="18"/>
               </w:rPr>
-              <w:t>full_name</w:t>
-            </w:r>
-            <w:r>
-              <w:rPr>
-                <w:rFonts w:ascii="Arial" w:hAnsi="Arial" w:eastAsia="Arial" w:cs="Tahoma"/>
-                <w:sz w:val="18"/>
-              </w:rPr>
-              <w:t xml:space="preserve"> ก่อน แล้วจึงถอยไป </w:t>
+              <w:t>username</w:t>
+            </w:r>
+            <w:r>
+              <w:rPr>
+                <w:rFonts w:ascii="Arial" w:hAnsi="Arial" w:eastAsia="Arial" w:cs="Tahoma"/>
+                <w:sz w:val="18"/>
+              </w:rPr>
+              <w:t xml:space="preserve"> และ </w:t>
             </w:r>
             <w:r>
               <w:rPr>
                 <w:rFonts w:ascii="Courier New" w:hAnsi="Courier New" w:eastAsia="Courier New" w:cs="Tahoma"/>
                 <w:sz w:val="18"/>
               </w:rPr>
-              <w:t>username</w:t>
-            </w:r>
-            <w:r>
-              <w:rPr>
-                <w:rFonts w:ascii="Arial" w:hAnsi="Arial" w:eastAsia="Arial" w:cs="Tahoma"/>
-                <w:sz w:val="18"/>
-              </w:rPr>
-              <w:t xml:space="preserve"> และ </w:t>
+              <w:t>business_user</w:t>
+            </w:r>
+            <w:r>
+              <w:rPr>
+                <w:rFonts w:ascii="Arial" w:hAnsi="Arial" w:eastAsia="Arial" w:cs="Tahoma"/>
+                <w:sz w:val="18"/>
+              </w:rPr>
+              <w:t xml:space="preserve"> (เพิ่ม 2026-10-07 · ผู้ใช้ที่นำเข้าจาก CSV มีชื่อผู้ใช้ที่ไม่ใช่รูปอีเมล) · ใช้ตรวจว่าผู้กดเป็นสมาชิกของขั้นจริงหรือไม่ · 🔴 2026-10-27 อ่านจาก sps_auth ตรง — ตารางกระจก </w:t>
             </w:r>
             <w:r>
               <w:rPr>
                 <w:rFonts w:ascii="Courier New" w:hAnsi="Courier New" w:eastAsia="Courier New" w:cs="Tahoma"/>
                 <w:sz w:val="18"/>
               </w:rPr>
-              <w:t>business_user</w:t>
-            </w:r>
-            <w:r>
-              <w:rPr>
-                <w:rFonts w:ascii="Arial" w:hAnsi="Arial" w:eastAsia="Arial" w:cs="Tahoma"/>
-                <w:sz w:val="18"/>
-              </w:rPr>
-              <w:t xml:space="preserve"> (เพิ่ม 2026-10-07 · ผู้ใช้ที่นำเข้าจาก CSV มีชื่อผู้ใช้ที่ไม่ใช่รูปอีเมล) · ใช้ตรวจว่าผู้กดเป็นสมาชิกของขั้นที่ </w:t>
-            </w:r>
-            <w:r>
-              <w:rPr>
-                <w:rFonts w:ascii="Courier New" w:hAnsi="Courier New" w:eastAsia="Courier New" w:cs="Tahoma"/>
-                <w:sz w:val="18"/>
-              </w:rPr>
-              <w:t>approver_type = group</w:t>
-            </w:r>
-            <w:r>
-              <w:rPr>
-                <w:rFonts w:ascii="Arial" w:hAnsi="Arial" w:eastAsia="Arial" w:cs="Tahoma"/>
-                <w:sz w:val="18"/>
-              </w:rPr>
-              <w:t xml:space="preserve"> (ขั้น 01) จริงหรือไม่ (เพิ่ม 2026-09-29) · </w:t>
+              <w:t>sgi_wf_section_member</w:t>
+            </w:r>
+            <w:r>
+              <w:rPr>
+                <w:rFonts w:ascii="Arial" w:hAnsi="Arial" w:eastAsia="Arial" w:cs="Tahoma"/>
+                <w:sz w:val="18"/>
+              </w:rPr>
+              <w:t xml:space="preserve"> ถอดแล้ว (มติผู้ใช้) · </w:t>
             </w:r>
             <w:r>
               <w:rPr>
